--- a/klagomål/A 43970-2025 FSC-klagomål.docx
+++ b/klagomål/A 43970-2025 FSC-klagomål.docx
@@ -1002,7 +1002,7 @@
     <w:r>
       <w:tab/>
       <w:tab/>
-      <w:t>2025-09-16</w:t>
+      <w:t>2025-09-17</w:t>
       <w:br/>
       <w:br/>
     </w:r>

--- a/klagomål/A 43970-2025 FSC-klagomål.docx
+++ b/klagomål/A 43970-2025 FSC-klagomål.docx
@@ -1002,7 +1002,7 @@
     <w:r>
       <w:tab/>
       <w:tab/>
-      <w:t>2025-09-17</w:t>
+      <w:t>2025-09-18</w:t>
       <w:br/>
       <w:br/>
     </w:r>

--- a/klagomål/A 43970-2025 FSC-klagomål.docx
+++ b/klagomål/A 43970-2025 FSC-klagomål.docx
@@ -1002,7 +1002,7 @@
     <w:r>
       <w:tab/>
       <w:tab/>
-      <w:t>2025-09-18</w:t>
+      <w:t>2025-09-22</w:t>
       <w:br/>
       <w:br/>
     </w:r>

--- a/klagomål/A 43970-2025 FSC-klagomål.docx
+++ b/klagomål/A 43970-2025 FSC-klagomål.docx
@@ -1002,7 +1002,7 @@
     <w:r>
       <w:tab/>
       <w:tab/>
-      <w:t>2025-09-22</w:t>
+      <w:t>2025-09-23</w:t>
       <w:br/>
       <w:br/>
     </w:r>

--- a/klagomål/A 43970-2025 FSC-klagomål.docx
+++ b/klagomål/A 43970-2025 FSC-klagomål.docx
@@ -1002,7 +1002,7 @@
     <w:r>
       <w:tab/>
       <w:tab/>
-      <w:t>2025-09-23</w:t>
+      <w:t>2025-09-24</w:t>
       <w:br/>
       <w:br/>
     </w:r>

--- a/klagomål/A 43970-2025 FSC-klagomål.docx
+++ b/klagomål/A 43970-2025 FSC-klagomål.docx
@@ -1002,7 +1002,7 @@
     <w:r>
       <w:tab/>
       <w:tab/>
-      <w:t>2025-09-24</w:t>
+      <w:t>2025-09-25</w:t>
       <w:br/>
       <w:br/>
     </w:r>

--- a/klagomål/A 43970-2025 FSC-klagomål.docx
+++ b/klagomål/A 43970-2025 FSC-klagomål.docx
@@ -1002,7 +1002,7 @@
     <w:r>
       <w:tab/>
       <w:tab/>
-      <w:t>2025-09-25</w:t>
+      <w:t>2025-09-26</w:t>
       <w:br/>
       <w:br/>
     </w:r>

--- a/klagomål/A 43970-2025 FSC-klagomål.docx
+++ b/klagomål/A 43970-2025 FSC-klagomål.docx
@@ -1002,7 +1002,7 @@
     <w:r>
       <w:tab/>
       <w:tab/>
-      <w:t>2025-09-26</w:t>
+      <w:t>2025-09-27</w:t>
       <w:br/>
       <w:br/>
     </w:r>

--- a/klagomål/A 43970-2025 FSC-klagomål.docx
+++ b/klagomål/A 43970-2025 FSC-klagomål.docx
@@ -1002,7 +1002,7 @@
     <w:r>
       <w:tab/>
       <w:tab/>
-      <w:t>2025-09-27</w:t>
+      <w:t>2025-09-28</w:t>
       <w:br/>
       <w:br/>
     </w:r>

--- a/klagomål/A 43970-2025 FSC-klagomål.docx
+++ b/klagomål/A 43970-2025 FSC-klagomål.docx
@@ -1002,7 +1002,7 @@
     <w:r>
       <w:tab/>
       <w:tab/>
-      <w:t>2025-09-28</w:t>
+      <w:t>2025-09-29</w:t>
       <w:br/>
       <w:br/>
     </w:r>

--- a/klagomål/A 43970-2025 FSC-klagomål.docx
+++ b/klagomål/A 43970-2025 FSC-klagomål.docx
@@ -191,7 +191,7 @@
     </w:p>
     <w:p>
       <w:r>
-        <w:t>I avverkningsanmälan har följande 5 naturvårdsarter hittats: knärot (VU, §8), raggbock (VU), mindre timmerman (NT), slaguggla (NT, §4) och bronshjon (S). Av dessa är 4 rödlistade. För rödlistade arter har rödlistekategorin angivits inom parentes. Arter som är signalarter enligt Skogsstyrelsen har markerats med (S). För fridlysta arter anges även paragrafen i Artskyddsförordningen som arten är fridlyst enligt.</w:t>
+        <w:t>I avverkningsanmälan har följande 13 naturvårdsarter hittats: knärot (VU, §8), raggbock (VU), garnlav (NT), mindre timmerman (NT), orange taggsvamp (NT), slaguggla (NT, §4), ullticka (NT), vedskivlav (NT), bronshjon (S), grönpyrola (S), skarp dropptaggsvamp (S), vedticka (S) och revlummer (§9). Av dessa är 8 rödlistade. För rödlistade arter har rödlistekategorin angivits inom parentes. Arter som är signalarter enligt Skogsstyrelsen har markerats med (S). För fridlysta arter anges även paragrafen i Artskyddsförordningen som arten är fridlyst enligt.</w:t>
       </w:r>
     </w:p>
     <w:p>
@@ -206,7 +206,7 @@
       <w:r>
         <w:drawing>
           <wp:inline xmlns:a="http://schemas.openxmlformats.org/drawingml/2006/main" xmlns:pic="http://schemas.openxmlformats.org/drawingml/2006/picture">
-            <wp:extent cx="5486400" cy="4604606"/>
+            <wp:extent cx="5486400" cy="4536804"/>
             <wp:docPr id="1" name="Picture 1"/>
             <wp:cNvGraphicFramePr>
               <a:graphicFrameLocks noChangeAspect="1"/>
@@ -227,7 +227,7 @@
                   <pic:spPr>
                     <a:xfrm>
                       <a:off x="0" y="0"/>
-                      <a:ext cx="5486400" cy="4604606"/>
+                      <a:ext cx="5486400" cy="4536804"/>
                     </a:xfrm>
                     <a:prstGeom prst="rect"/>
                   </pic:spPr>
@@ -251,10 +251,83 @@
         <w:rPr>
           <w:b/>
         </w:rPr>
+        <w:t>Garnlav (NT)</w:t>
+      </w:r>
+      <w:r>
+        <w:t xml:space="preserve"> är en utpräglad barrskogsart som ibland kan drapera träden i norrländska grannaturskogar med hög luftfuktighet. Den förekommer även i talldominerade bestånd där den, förutom i trädens grenverk, påträffas hängande över ojämnheter i tallbarken. Arten har minskat starkt i södra och mellersta Sverige och den minskar även i sitt nordliga utbredningsområde. Orsaken till tillbakagången beror främst på slutavverkningar av naturskogsartade skogar. Bestånd med riklig förekomst bör regelmässigt sparas. Garnlav är värdväxt för den mycket sällsynta och akut hotade fjärilen barrskogslavfly (CR) som hör hemma i boreala barrskogar med riklig förekomst av värdväxten. Tidigare kunde arten konstateras årligen på flera platser vid Dala-Floda i Dalarna innan lokalerna kalavverkades. Senaste fyndet i landet av barrskogslavfly är från år 2000 då den påträffades vid Högberget i Sollefteå kommun (SLU Artdatabanken, 2024).</w:t>
+      </w:r>
+    </w:p>
+    <w:p>
+      <w:r>
+        <w:rPr>
+          <w:b/>
+        </w:rPr>
+        <w:t xml:space="preserve">Grönpyrola </w:t>
+      </w:r>
+      <w:r>
+        <w:t>växer främst på sandig, torr eller frisk mark i äldre barrskog, ofta på isälvsmaterial såsom sand och grus. Den påträffas främst i äldre naturligt uppkomna barrskogar, exempelvis på tallmoar, i åssluttningar, dyner och rasbranter. Arten är känslig för skogsbruksmetoder såsom slutavverkning och markberedning (Nitare &amp; Skogsstyrelsen, 2019).</w:t>
+      </w:r>
+    </w:p>
+    <w:p>
+      <w:r>
+        <w:rPr>
+          <w:b/>
+        </w:rPr>
+        <w:t xml:space="preserve">Orange taggsvamp (NT) </w:t>
+      </w:r>
+      <w:r>
+        <w:t>bildar mykorrhiza med både gran och tall och den förekommer främst i äldre barrskogar med kontinuitetsskogskaraktär. Mest frekvent är den i äldre mossrik granskog, men då bara i skogar inom granens naturliga utbredningsområde och i bestånd med långvarig grankontinuitet. Den totala populationen i landet bedöms ha minskat kraftigt och fortsatt kommer att minska då arten är knuten till en produktiv skogsmiljö som successivt avverkas. Arten hotas främst av skogsavverkning och tycks försvinna efter slutavverkning, markberedning och plantering och det är inte känt att arten har återkommit i anlagd skog på tidigare kalmark (SLU Artdatabanken, 2024).</w:t>
+      </w:r>
+    </w:p>
+    <w:p>
+      <w:r>
+        <w:rPr>
+          <w:b/>
+        </w:rPr>
         <w:t>Raggbock (VU)</w:t>
       </w:r>
       <w:r>
         <w:t xml:space="preserve"> är en brandgynnad skalbagge vars larvutveckling sker i äldre, liggande, solexponerade stammar av tall, mer sällan gran. Raggbock ingår i ett åtgärdsprogram för hotade arter (ÅGP) och den är rödlistad som nära hotad (NT) i den europeiska rödlistan (SLU Artdatabanken, 2024; Wikars, 2014; IUCN, 2010).</w:t>
+      </w:r>
+    </w:p>
+    <w:p>
+      <w:r>
+        <w:rPr>
+          <w:b/>
+        </w:rPr>
+        <w:t>Ullticka (NT)</w:t>
+      </w:r>
+      <w:r>
+        <w:t xml:space="preserve"> är knuten till restbestånd av barrnaturskog och förekommer med ett tydligt optimum i orörda eller måttligt påverkade gamla granskogar där det föreligger viss kontinuitet av grov död ved. Ullticka är en bra signalart inom hela sitt utbredningsområde och i södra Sverige är den sällsynt och en god signalart för skyddsvärda granskogsmiljöer. Den hotas av avverkning och fragmentering av naturskog och äldre granskog med lång trädkontinuitet. På ullticka kan ibland ulltickeporing (VU) påträffas - det är en sällsynt ticka som nyligen delats upp i tre olika arter: </w:t>
+      </w:r>
+      <w:r>
+        <w:rPr>
+          <w:i/>
+        </w:rPr>
+        <w:t xml:space="preserve">Skeletocutis brevispora </w:t>
+      </w:r>
+      <w:r>
+        <w:t>(ulltickeporing)</w:t>
+      </w:r>
+      <w:r>
+        <w:rPr>
+          <w:i/>
+        </w:rPr>
+        <w:t>, Skeletocutis delicata och Skeletocutis exilis</w:t>
+      </w:r>
+      <w:r>
+        <w:t>. De två sistnämnda arterna står för närvarande (2020) som ej bedömda i rödlistan (SLU Artdatabanken, 2024; Nitare &amp; Skogsstyrelsen, 2019; Miettinen &amp; Niemelä, 2018).</w:t>
+      </w:r>
+    </w:p>
+    <w:p>
+      <w:r>
+        <w:rPr>
+          <w:b/>
+        </w:rPr>
+        <w:t>Vedskivlav (NT)</w:t>
+      </w:r>
+      <w:r>
+        <w:t xml:space="preserve"> växer på gammal, torr, exponerad, hård kärnved av framförallt tall i naturskogsartade bestånd. Avverkning av tallskog av naturskogskaraktär med spår av återkommande bränder är ett hot. Mängden lämplig ved att växa på för vedskivlav minskar, dels på grund av naturlig nedbrytning men framförallt på grund av att de förstörs i samband med slutavverkningar, gallringar och markberedning. Tall- och blandbarrskogar av naturskogskaraktär med spår av återkommande bränder bör skyddas (SLU Artdatabanken, 2024).</w:t>
       </w:r>
     </w:p>
     <w:p>
@@ -267,7 +340,7 @@
     </w:p>
     <w:p>
       <w:r>
-        <w:t>Följande fridlysta arter har sina livsmiljöer och växtplatser i den avverkningsanmälda skogen: knärot (VU, §8) och slaguggla (NT, §4).</w:t>
+        <w:t>Följande fridlysta arter har sina livsmiljöer och växtplatser i den avverkningsanmälda skogen: knärot (VU, §8), slaguggla (NT, §4) och revlummer (§9).</w:t>
       </w:r>
     </w:p>
     <w:p>
@@ -315,7 +388,7 @@
     </w:p>
     <w:p>
       <w:r>
-        <w:t>I det avverkningsanmälda området finns 1 fyndplatser för knärot registrerade på Artportalen. Figur 2 visar gränserna för buffertzoner på 50 m, som behöver lämnas kring fyndplatserna för att knärotslokalerna inte ska försvinna vid en avverkning. Av det avverkningsanmälda området överlappar 0.65 ha med buffertzonerna och får av detta skäl inte avverkas.</w:t>
+        <w:t>I det avverkningsanmälda området finns 2 fyndplatser för knärot registrerade på Artportalen. Figur 2 visar gränserna för buffertzoner på 50 m, som behöver lämnas kring fyndplatserna för att knärotslokalerna inte ska försvinna vid en avverkning. Av det avverkningsanmälda området överlappar 1.05 ha med buffertzonerna och får av detta skäl inte avverkas.</w:t>
       </w:r>
     </w:p>
     <w:p>
@@ -481,7 +554,7 @@
         <w:rPr>
           <w:i/>
         </w:rPr>
-        <w:t>I det avverkningsanmälda skogsområdet har 5 naturvårdsarter varav 4 rödlistade arter sina livsmiljöer och växtplatser.</w:t>
+        <w:t>I det avverkningsanmälda skogsområdet har 13 naturvårdsarter varav 8 rödlistade arter sina livsmiljöer och växtplatser.</w:t>
       </w:r>
     </w:p>
     <w:p>
@@ -1002,7 +1075,7 @@
     <w:r>
       <w:tab/>
       <w:tab/>
-      <w:t>2025-09-29</w:t>
+      <w:t>2025-09-30</w:t>
       <w:br/>
       <w:br/>
     </w:r>

--- a/klagomål/A 43970-2025 FSC-klagomål.docx
+++ b/klagomål/A 43970-2025 FSC-klagomål.docx
@@ -1075,7 +1075,7 @@
     <w:r>
       <w:tab/>
       <w:tab/>
-      <w:t>2025-09-30</w:t>
+      <w:t>2025-10-01</w:t>
       <w:br/>
       <w:br/>
     </w:r>

--- a/klagomål/A 43970-2025 FSC-klagomål.docx
+++ b/klagomål/A 43970-2025 FSC-klagomål.docx
@@ -1075,7 +1075,7 @@
     <w:r>
       <w:tab/>
       <w:tab/>
-      <w:t>2025-10-01</w:t>
+      <w:t>2025-10-02</w:t>
       <w:br/>
       <w:br/>
     </w:r>

--- a/klagomål/A 43970-2025 FSC-klagomål.docx
+++ b/klagomål/A 43970-2025 FSC-klagomål.docx
@@ -1075,7 +1075,7 @@
     <w:r>
       <w:tab/>
       <w:tab/>
-      <w:t>2025-10-02</w:t>
+      <w:t>2025-10-03</w:t>
       <w:br/>
       <w:br/>
     </w:r>

--- a/klagomål/A 43970-2025 FSC-klagomål.docx
+++ b/klagomål/A 43970-2025 FSC-klagomål.docx
@@ -1075,7 +1075,7 @@
     <w:r>
       <w:tab/>
       <w:tab/>
-      <w:t>2025-10-03</w:t>
+      <w:t>2025-10-04</w:t>
       <w:br/>
       <w:br/>
     </w:r>

--- a/klagomål/A 43970-2025 FSC-klagomål.docx
+++ b/klagomål/A 43970-2025 FSC-klagomål.docx
@@ -1075,7 +1075,7 @@
     <w:r>
       <w:tab/>
       <w:tab/>
-      <w:t>2025-10-04</w:t>
+      <w:t>2025-10-05</w:t>
       <w:br/>
       <w:br/>
     </w:r>

--- a/klagomål/A 43970-2025 FSC-klagomål.docx
+++ b/klagomål/A 43970-2025 FSC-klagomål.docx
@@ -1075,7 +1075,7 @@
     <w:r>
       <w:tab/>
       <w:tab/>
-      <w:t>2025-10-05</w:t>
+      <w:t>2025-10-06</w:t>
       <w:br/>
       <w:br/>
     </w:r>

--- a/klagomål/A 43970-2025 FSC-klagomål.docx
+++ b/klagomål/A 43970-2025 FSC-klagomål.docx
@@ -1075,7 +1075,7 @@
     <w:r>
       <w:tab/>
       <w:tab/>
-      <w:t>2025-10-06</w:t>
+      <w:t>2025-10-07</w:t>
       <w:br/>
       <w:br/>
     </w:r>

--- a/klagomål/A 43970-2025 FSC-klagomål.docx
+++ b/klagomål/A 43970-2025 FSC-klagomål.docx
@@ -1075,7 +1075,7 @@
     <w:r>
       <w:tab/>
       <w:tab/>
-      <w:t>2025-10-07</w:t>
+      <w:t>2025-10-08</w:t>
       <w:br/>
       <w:br/>
     </w:r>

--- a/klagomål/A 43970-2025 FSC-klagomål.docx
+++ b/klagomål/A 43970-2025 FSC-klagomål.docx
@@ -1075,7 +1075,7 @@
     <w:r>
       <w:tab/>
       <w:tab/>
-      <w:t>2025-10-08</w:t>
+      <w:t>2025-10-09</w:t>
       <w:br/>
       <w:br/>
     </w:r>

--- a/klagomål/A 43970-2025 FSC-klagomål.docx
+++ b/klagomål/A 43970-2025 FSC-klagomål.docx
@@ -1075,7 +1075,7 @@
     <w:r>
       <w:tab/>
       <w:tab/>
-      <w:t>2025-10-09</w:t>
+      <w:t>2025-10-10</w:t>
       <w:br/>
       <w:br/>
     </w:r>

--- a/klagomål/A 43970-2025 FSC-klagomål.docx
+++ b/klagomål/A 43970-2025 FSC-klagomål.docx
@@ -1075,7 +1075,7 @@
     <w:r>
       <w:tab/>
       <w:tab/>
-      <w:t>2025-10-10</w:t>
+      <w:t>2025-10-11</w:t>
       <w:br/>
       <w:br/>
     </w:r>

--- a/klagomål/A 43970-2025 FSC-klagomål.docx
+++ b/klagomål/A 43970-2025 FSC-klagomål.docx
@@ -1118,7 +1118,7 @@
     <w:r>
       <w:tab/>
       <w:tab/>
-      <w:t>2025-10-16</w:t>
+      <w:t>2025-10-17</w:t>
       <w:br/>
       <w:br/>
     </w:r>

--- a/klagomål/A 43970-2025 FSC-klagomål.docx
+++ b/klagomål/A 43970-2025 FSC-klagomål.docx
@@ -1118,7 +1118,7 @@
     <w:r>
       <w:tab/>
       <w:tab/>
-      <w:t>2025-10-17</w:t>
+      <w:t>2025-10-18</w:t>
       <w:br/>
       <w:br/>
     </w:r>

--- a/klagomål/A 43970-2025 FSC-klagomål.docx
+++ b/klagomål/A 43970-2025 FSC-klagomål.docx
@@ -1118,7 +1118,7 @@
     <w:r>
       <w:tab/>
       <w:tab/>
-      <w:t>2025-10-18</w:t>
+      <w:t>2025-10-19</w:t>
       <w:br/>
       <w:br/>
     </w:r>

--- a/klagomål/A 43970-2025 FSC-klagomål.docx
+++ b/klagomål/A 43970-2025 FSC-klagomål.docx
@@ -1118,7 +1118,7 @@
     <w:r>
       <w:tab/>
       <w:tab/>
-      <w:t>2025-10-19</w:t>
+      <w:t>2025-10-20</w:t>
       <w:br/>
       <w:br/>
     </w:r>

--- a/klagomål/A 43970-2025 FSC-klagomål.docx
+++ b/klagomål/A 43970-2025 FSC-klagomål.docx
@@ -1118,7 +1118,7 @@
     <w:r>
       <w:tab/>
       <w:tab/>
-      <w:t>2025-10-20</w:t>
+      <w:t>2025-10-21</w:t>
       <w:br/>
       <w:br/>
     </w:r>

--- a/klagomål/A 43970-2025 FSC-klagomål.docx
+++ b/klagomål/A 43970-2025 FSC-klagomål.docx
@@ -383,7 +383,7 @@
         <w:t>Pucciniastrum goodyerae</w:t>
       </w:r>
       <w:r>
-        <w:t xml:space="preserve"> är klassad som NE (ej bedömd) i rödlistan(SLU Artdatabanken, 2024).</w:t>
+        <w:t xml:space="preserve"> är klassad som NE (ej bedömd) i rödlistan (SLU Artdatabanken, 2024).</w:t>
       </w:r>
     </w:p>
     <w:p>
@@ -448,6 +448,17 @@
         <w:rPr>
           <w:b/>
         </w:rPr>
+        <w:t>Slaguggla (NT, §4)</w:t>
+      </w:r>
+      <w:r>
+        <w:t>, rödlistad som nära hotad, är fridlyst enligt 4 § artskyddsförordningen och ingår i bilaga 1 EU:s fågeldirektiv. Artens minskningstakt har uppgått till 17 (0–33) % under de senaste 24 åren och bedöms vara nära gränsvärdet för Sårbar (VU). Tillgången på naturliga boplatser för slaguggla har minskat drastiskt och kommer även att minska i framtiden. Industriskogsbrukets korta omloppstider förhindrar nybildning av grova torrträd och utgör det största hotet mot arten. Skogsbrukets hänsyn måste tillåta att vissa skogsarealer, inte bara av låg bonitet, når mycket hög ålder. Runt boplatsen bör det finnas uppvuxen skog (minst 1 hektar) med träd som kan fungera som sittplatser för de vuxna ugglorna. Träden utgör särskilt viktiga skydd för ungarna att klättra upp i när de lämnar boet, eftersom de inte kan flyga då (SLU Artdatabanken, 2024; Skogsstyrelsen, 2016).</w:t>
+      </w:r>
+    </w:p>
+    <w:p>
+      <w:r>
+        <w:rPr>
+          <w:b/>
+        </w:rPr>
         <w:t>Sparvuggla (§4)</w:t>
       </w:r>
       <w:r>
@@ -942,6 +953,65 @@
       </w:r>
       <w:r>
         <w:t>https://www.skogsstyrelsen.se/lag-och-tillsyn/artskydd/vagledningar-och-kunskapsstod-artskydd/vagledning-for-hansyn-till-knarot/</w:t>
+      </w:r>
+    </w:p>
+    <w:p>
+      <w:r>
+        <w:t xml:space="preserve">SLU Artdatabanken, 2024. </w:t>
+      </w:r>
+      <w:r>
+        <w:rPr>
+          <w:i/>
+        </w:rPr>
+        <w:t xml:space="preserve">Artfaktablad. Naturvård – artfakta. </w:t>
+      </w:r>
+      <w:r>
+        <w:t>SLU Artdatabanken, Uppsala</w:t>
+      </w:r>
+    </w:p>
+    <w:p>
+      <w:pPr>
+        <w:pStyle w:val="Heading1"/>
+      </w:pPr>
+      <w:r>
+        <w:t>Slaguggla – ekologi samt krav på livsmiljön</w:t>
+      </w:r>
+    </w:p>
+    <w:p>
+      <w:r>
+        <w:t>Slaguggla (NT, §4) häckar i skogsmark, oftast i anslutning till myrar, hyggen och inägor. Den förekommer från mellersta Sverige norrut till Lule Lappmark och norra Norrbotten. Häckningsrevirets storlek varierar betydligt, från cirka 300 hektar till uppemot 600–700 hektar. De gamla fåglarna är mycket stationära och revirets storlek beror bland annat på närheten till grannrevir och kvaliteten på jaktmarkerna. Spridning av ungfåglar sker 5–70 km från boplatsen, i sällsynta fall kan ungfåglar vandra betydligt längre. Runt boplatsen bör det finnas uppvuxen skog (minst 1 hektar) med träd som kan fungera som sittplatser för de vuxna ugglorna. Träden utgör särskilt viktiga skydd för ungarna att klättra upp i när de lämnar boet, eftersom de inte kan flyga då (SLU Artdatabanken, 2024; Skogsstyrelsen, 2016).</w:t>
+      </w:r>
+    </w:p>
+    <w:p>
+      <w:r>
+        <w:t>Industriskogsbrukets korta omloppstider (100–120 år) förhindrar nybildning av grova torrträd och utgör det största hotet mot arten. Skogsbrukets hänsyn måste tillåta att vissa skogsarealer, inte bara av låg bonitet, når mycket hög ålder. Tillgången på naturliga boplatser för slaguggla har minskat drastiskt och kommer även att minska i framtiden. Detta beror på det moderna skogsbrukets inriktning och metoder som inte längre tillåter utbildandet av träd av de dimensioner som säkerställer nybildning av lämpliga boplatser i form av rötade stammar som kan bilda ”skorstenar” eller större hål i samband med kvistbrott. Som exempel på vad som krävs kan nämnas att tolv, genom dendrokronologisk analys, daterade bebodda torrakstubbar i Hälsingland hade varit döda i 255 år (129–360 år) och var 200–400 år gamla innan de dog. De äldsta tallarna hade alltså börjat växa från begynnelsen av 1300-talet och de yngsta från mitten av 1600-talet (SLU Artdatabanken, 2024).</w:t>
+      </w:r>
+    </w:p>
+    <w:p>
+      <w:r>
+        <w:t>Slaguggla (NT), fridlyst enligt §4 Artskyddsförordningen, är upptagen i bilaga 1 EU:s fågeldirektiv och bilaga 2 Bernkonventionen samt finns med som prioriterad art i Skogsstyrelsens vägledning för skogsbruket (SKSFS 2011:7). Minskningstakten har uppgått till 17 (0–33) % under de senaste 24 åren och bedöms vara nära gränsvärdet för Sårbar (VU). (A2bc) (SLU Artdatabanken, 2024).</w:t>
+      </w:r>
+    </w:p>
+    <w:p>
+      <w:pPr>
+        <w:pStyle w:val="Heading2"/>
+      </w:pPr>
+      <w:r>
+        <w:t>Referenser – slaguggla</w:t>
+      </w:r>
+    </w:p>
+    <w:p>
+      <w:r>
+        <w:t xml:space="preserve">Skogsstyrelsen, 2016. </w:t>
+      </w:r>
+      <w:r>
+        <w:rPr>
+          <w:i/>
+        </w:rPr>
+        <w:t xml:space="preserve">Vägledning för hänsyn till fåglar – Slaguggla. </w:t>
+      </w:r>
+      <w:r>
+        <w:t>www.skogsstyrelsen.se</w:t>
       </w:r>
     </w:p>
     <w:p>
@@ -1118,7 +1188,7 @@
     <w:r>
       <w:tab/>
       <w:tab/>
-      <w:t>2025-10-21</w:t>
+      <w:t>2025-10-22</w:t>
       <w:br/>
       <w:br/>
     </w:r>

--- a/klagomål/A 43970-2025 FSC-klagomål.docx
+++ b/klagomål/A 43970-2025 FSC-klagomål.docx
@@ -1188,7 +1188,7 @@
     <w:r>
       <w:tab/>
       <w:tab/>
-      <w:t>2025-10-22</w:t>
+      <w:t>2025-10-23</w:t>
       <w:br/>
       <w:br/>
     </w:r>

--- a/klagomål/A 43970-2025 FSC-klagomål.docx
+++ b/klagomål/A 43970-2025 FSC-klagomål.docx
@@ -1188,7 +1188,7 @@
     <w:r>
       <w:tab/>
       <w:tab/>
-      <w:t>2025-10-23</w:t>
+      <w:t>2025-10-24</w:t>
       <w:br/>
       <w:br/>
     </w:r>

--- a/klagomål/A 43970-2025 FSC-klagomål.docx
+++ b/klagomål/A 43970-2025 FSC-klagomål.docx
@@ -1188,7 +1188,7 @@
     <w:r>
       <w:tab/>
       <w:tab/>
-      <w:t>2025-10-24</w:t>
+      <w:t>2025-10-25</w:t>
       <w:br/>
       <w:br/>
     </w:r>

--- a/klagomål/A 43970-2025 FSC-klagomål.docx
+++ b/klagomål/A 43970-2025 FSC-klagomål.docx
@@ -1188,7 +1188,7 @@
     <w:r>
       <w:tab/>
       <w:tab/>
-      <w:t>2025-10-25</w:t>
+      <w:t>2025-10-26</w:t>
       <w:br/>
       <w:br/>
     </w:r>

--- a/klagomål/A 43970-2025 FSC-klagomål.docx
+++ b/klagomål/A 43970-2025 FSC-klagomål.docx
@@ -1188,7 +1188,7 @@
     <w:r>
       <w:tab/>
       <w:tab/>
-      <w:t>2025-10-26</w:t>
+      <w:t>2025-10-27</w:t>
       <w:br/>
       <w:br/>
     </w:r>

--- a/klagomål/A 43970-2025 FSC-klagomål.docx
+++ b/klagomål/A 43970-2025 FSC-klagomål.docx
@@ -1188,7 +1188,7 @@
     <w:r>
       <w:tab/>
       <w:tab/>
-      <w:t>2025-10-27</w:t>
+      <w:t>2025-10-28</w:t>
       <w:br/>
       <w:br/>
     </w:r>

--- a/klagomål/A 43970-2025 FSC-klagomål.docx
+++ b/klagomål/A 43970-2025 FSC-klagomål.docx
@@ -1188,7 +1188,7 @@
     <w:r>
       <w:tab/>
       <w:tab/>
-      <w:t>2025-10-28</w:t>
+      <w:t>2025-10-29</w:t>
       <w:br/>
       <w:br/>
     </w:r>

--- a/klagomål/A 43970-2025 FSC-klagomål.docx
+++ b/klagomål/A 43970-2025 FSC-klagomål.docx
@@ -1188,7 +1188,7 @@
     <w:r>
       <w:tab/>
       <w:tab/>
-      <w:t>2025-10-29</w:t>
+      <w:t>2025-10-30</w:t>
       <w:br/>
       <w:br/>
     </w:r>

--- a/klagomål/A 43970-2025 FSC-klagomål.docx
+++ b/klagomål/A 43970-2025 FSC-klagomål.docx
@@ -1188,7 +1188,7 @@
     <w:r>
       <w:tab/>
       <w:tab/>
-      <w:t>2025-10-30</w:t>
+      <w:t>2025-10-31</w:t>
       <w:br/>
       <w:br/>
     </w:r>

--- a/klagomål/A 43970-2025 FSC-klagomål.docx
+++ b/klagomål/A 43970-2025 FSC-klagomål.docx
@@ -1188,7 +1188,7 @@
     <w:r>
       <w:tab/>
       <w:tab/>
-      <w:t>2025-10-31</w:t>
+      <w:t>2025-11-01</w:t>
       <w:br/>
       <w:br/>
     </w:r>

--- a/klagomål/A 43970-2025 FSC-klagomål.docx
+++ b/klagomål/A 43970-2025 FSC-klagomål.docx
@@ -1188,7 +1188,7 @@
     <w:r>
       <w:tab/>
       <w:tab/>
-      <w:t>2025-11-01</w:t>
+      <w:t>2025-11-02</w:t>
       <w:br/>
       <w:br/>
     </w:r>

--- a/klagomål/A 43970-2025 FSC-klagomål.docx
+++ b/klagomål/A 43970-2025 FSC-klagomål.docx
@@ -1188,7 +1188,7 @@
     <w:r>
       <w:tab/>
       <w:tab/>
-      <w:t>2025-11-02</w:t>
+      <w:t>2025-11-03</w:t>
       <w:br/>
       <w:br/>
     </w:r>

--- a/klagomål/A 43970-2025 FSC-klagomål.docx
+++ b/klagomål/A 43970-2025 FSC-klagomål.docx
@@ -1188,7 +1188,7 @@
     <w:r>
       <w:tab/>
       <w:tab/>
-      <w:t>2025-11-03</w:t>
+      <w:t>2025-11-04</w:t>
       <w:br/>
       <w:br/>
     </w:r>

--- a/klagomål/A 43970-2025 FSC-klagomål.docx
+++ b/klagomål/A 43970-2025 FSC-klagomål.docx
@@ -1188,7 +1188,7 @@
     <w:r>
       <w:tab/>
       <w:tab/>
-      <w:t>2025-11-04</w:t>
+      <w:t>2025-11-05</w:t>
       <w:br/>
       <w:br/>
     </w:r>

--- a/klagomål/A 43970-2025 FSC-klagomål.docx
+++ b/klagomål/A 43970-2025 FSC-klagomål.docx
@@ -1188,7 +1188,7 @@
     <w:r>
       <w:tab/>
       <w:tab/>
-      <w:t>2025-11-05</w:t>
+      <w:t>2025-11-06</w:t>
       <w:br/>
       <w:br/>
     </w:r>

--- a/klagomål/A 43970-2025 FSC-klagomål.docx
+++ b/klagomål/A 43970-2025 FSC-klagomål.docx
@@ -1188,7 +1188,7 @@
     <w:r>
       <w:tab/>
       <w:tab/>
-      <w:t>2025-11-06</w:t>
+      <w:t>2025-11-07</w:t>
       <w:br/>
       <w:br/>
     </w:r>

--- a/klagomål/A 43970-2025 FSC-klagomål.docx
+++ b/klagomål/A 43970-2025 FSC-klagomål.docx
@@ -1188,7 +1188,7 @@
     <w:r>
       <w:tab/>
       <w:tab/>
-      <w:t>2025-11-07</w:t>
+      <w:t>2025-11-08</w:t>
       <w:br/>
       <w:br/>
     </w:r>

--- a/klagomål/A 43970-2025 FSC-klagomål.docx
+++ b/klagomål/A 43970-2025 FSC-klagomål.docx
@@ -1188,7 +1188,7 @@
     <w:r>
       <w:tab/>
       <w:tab/>
-      <w:t>2025-11-08</w:t>
+      <w:t>2025-11-09</w:t>
       <w:br/>
       <w:br/>
     </w:r>

--- a/klagomål/A 43970-2025 FSC-klagomål.docx
+++ b/klagomål/A 43970-2025 FSC-klagomål.docx
@@ -1188,7 +1188,7 @@
     <w:r>
       <w:tab/>
       <w:tab/>
-      <w:t>2025-11-09</w:t>
+      <w:t>2025-11-10</w:t>
       <w:br/>
       <w:br/>
     </w:r>

--- a/klagomål/A 43970-2025 FSC-klagomål.docx
+++ b/klagomål/A 43970-2025 FSC-klagomål.docx
@@ -1188,7 +1188,7 @@
     <w:r>
       <w:tab/>
       <w:tab/>
-      <w:t>2025-11-10</w:t>
+      <w:t>2025-11-11</w:t>
       <w:br/>
       <w:br/>
     </w:r>

--- a/klagomål/A 43970-2025 FSC-klagomål.docx
+++ b/klagomål/A 43970-2025 FSC-klagomål.docx
@@ -1188,7 +1188,7 @@
     <w:r>
       <w:tab/>
       <w:tab/>
-      <w:t>2025-11-11</w:t>
+      <w:t>2025-11-12</w:t>
       <w:br/>
       <w:br/>
     </w:r>

--- a/klagomål/A 43970-2025 FSC-klagomål.docx
+++ b/klagomål/A 43970-2025 FSC-klagomål.docx
@@ -1188,7 +1188,7 @@
     <w:r>
       <w:tab/>
       <w:tab/>
-      <w:t>2025-11-12</w:t>
+      <w:t>2025-11-13</w:t>
       <w:br/>
       <w:br/>
     </w:r>

--- a/klagomål/A 43970-2025 FSC-klagomål.docx
+++ b/klagomål/A 43970-2025 FSC-klagomål.docx
@@ -1188,7 +1188,7 @@
     <w:r>
       <w:tab/>
       <w:tab/>
-      <w:t>2025-11-13</w:t>
+      <w:t>2025-11-14</w:t>
       <w:br/>
       <w:br/>
     </w:r>

--- a/klagomål/A 43970-2025 FSC-klagomål.docx
+++ b/klagomål/A 43970-2025 FSC-klagomål.docx
@@ -1188,7 +1188,7 @@
     <w:r>
       <w:tab/>
       <w:tab/>
-      <w:t>2025-11-14</w:t>
+      <w:t>2025-11-15</w:t>
       <w:br/>
       <w:br/>
     </w:r>

--- a/klagomål/A 43970-2025 FSC-klagomål.docx
+++ b/klagomål/A 43970-2025 FSC-klagomål.docx
@@ -1188,7 +1188,7 @@
     <w:r>
       <w:tab/>
       <w:tab/>
-      <w:t>2025-11-15</w:t>
+      <w:t>2025-11-20</w:t>
       <w:br/>
       <w:br/>
     </w:r>

--- a/klagomål/A 43970-2025 FSC-klagomål.docx
+++ b/klagomål/A 43970-2025 FSC-klagomål.docx
@@ -1188,7 +1188,7 @@
     <w:r>
       <w:tab/>
       <w:tab/>
-      <w:t>2025-11-20</w:t>
+      <w:t>2025-11-21</w:t>
       <w:br/>
       <w:br/>
     </w:r>

--- a/klagomål/A 43970-2025 FSC-klagomål.docx
+++ b/klagomål/A 43970-2025 FSC-klagomål.docx
@@ -1188,7 +1188,7 @@
     <w:r>
       <w:tab/>
       <w:tab/>
-      <w:t>2025-11-21</w:t>
+      <w:t>2025-11-22</w:t>
       <w:br/>
       <w:br/>
     </w:r>

--- a/klagomål/A 43970-2025 FSC-klagomål.docx
+++ b/klagomål/A 43970-2025 FSC-klagomål.docx
@@ -1188,7 +1188,7 @@
     <w:r>
       <w:tab/>
       <w:tab/>
-      <w:t>2025-11-22</w:t>
+      <w:t>2025-11-23</w:t>
       <w:br/>
       <w:br/>
     </w:r>

--- a/klagomål/A 43970-2025 FSC-klagomål.docx
+++ b/klagomål/A 43970-2025 FSC-klagomål.docx
@@ -1188,7 +1188,7 @@
     <w:r>
       <w:tab/>
       <w:tab/>
-      <w:t>2025-11-23</w:t>
+      <w:t>2025-11-24</w:t>
       <w:br/>
       <w:br/>
     </w:r>

--- a/klagomål/A 43970-2025 FSC-klagomål.docx
+++ b/klagomål/A 43970-2025 FSC-klagomål.docx
@@ -1188,7 +1188,7 @@
     <w:r>
       <w:tab/>
       <w:tab/>
-      <w:t>2025-11-24</w:t>
+      <w:t>2025-11-25</w:t>
       <w:br/>
       <w:br/>
     </w:r>

--- a/klagomål/A 43970-2025 FSC-klagomål.docx
+++ b/klagomål/A 43970-2025 FSC-klagomål.docx
@@ -1188,7 +1188,7 @@
     <w:r>
       <w:tab/>
       <w:tab/>
-      <w:t>2025-11-25</w:t>
+      <w:t>2025-11-26</w:t>
       <w:br/>
       <w:br/>
     </w:r>

--- a/klagomål/A 43970-2025 FSC-klagomål.docx
+++ b/klagomål/A 43970-2025 FSC-klagomål.docx
@@ -1188,7 +1188,7 @@
     <w:r>
       <w:tab/>
       <w:tab/>
-      <w:t>2025-11-26</w:t>
+      <w:t>2025-11-27</w:t>
       <w:br/>
       <w:br/>
     </w:r>

--- a/klagomål/A 43970-2025 FSC-klagomål.docx
+++ b/klagomål/A 43970-2025 FSC-klagomål.docx
@@ -1188,7 +1188,7 @@
     <w:r>
       <w:tab/>
       <w:tab/>
-      <w:t>2025-11-27</w:t>
+      <w:t>2025-11-28</w:t>
       <w:br/>
       <w:br/>
     </w:r>

--- a/klagomål/A 43970-2025 FSC-klagomål.docx
+++ b/klagomål/A 43970-2025 FSC-klagomål.docx
@@ -1188,7 +1188,7 @@
     <w:r>
       <w:tab/>
       <w:tab/>
-      <w:t>2025-11-28</w:t>
+      <w:t>2025-11-29</w:t>
       <w:br/>
       <w:br/>
     </w:r>

--- a/klagomål/A 43970-2025 FSC-klagomål.docx
+++ b/klagomål/A 43970-2025 FSC-klagomål.docx
@@ -1188,7 +1188,7 @@
     <w:r>
       <w:tab/>
       <w:tab/>
-      <w:t>2025-11-29</w:t>
+      <w:t>2025-11-30</w:t>
       <w:br/>
       <w:br/>
     </w:r>

--- a/klagomål/A 43970-2025 FSC-klagomål.docx
+++ b/klagomål/A 43970-2025 FSC-klagomål.docx
@@ -1188,7 +1188,7 @@
     <w:r>
       <w:tab/>
       <w:tab/>
-      <w:t>2025-11-30</w:t>
+      <w:t>2025-12-01</w:t>
       <w:br/>
       <w:br/>
     </w:r>

--- a/klagomål/A 43970-2025 FSC-klagomål.docx
+++ b/klagomål/A 43970-2025 FSC-klagomål.docx
@@ -1188,7 +1188,7 @@
     <w:r>
       <w:tab/>
       <w:tab/>
-      <w:t>2025-12-01</w:t>
+      <w:t>2025-12-02</w:t>
       <w:br/>
       <w:br/>
     </w:r>

--- a/klagomål/A 43970-2025 FSC-klagomål.docx
+++ b/klagomål/A 43970-2025 FSC-klagomål.docx
@@ -1188,7 +1188,7 @@
     <w:r>
       <w:tab/>
       <w:tab/>
-      <w:t>2025-12-02</w:t>
+      <w:t>2025-12-03</w:t>
       <w:br/>
       <w:br/>
     </w:r>

--- a/klagomål/A 43970-2025 FSC-klagomål.docx
+++ b/klagomål/A 43970-2025 FSC-klagomål.docx
@@ -1188,7 +1188,7 @@
     <w:r>
       <w:tab/>
       <w:tab/>
-      <w:t>2025-12-03</w:t>
+      <w:t>2025-12-04</w:t>
       <w:br/>
       <w:br/>
     </w:r>

--- a/klagomål/A 43970-2025 FSC-klagomål.docx
+++ b/klagomål/A 43970-2025 FSC-klagomål.docx
@@ -1188,7 +1188,7 @@
     <w:r>
       <w:tab/>
       <w:tab/>
-      <w:t>2025-12-04</w:t>
+      <w:t>2025-12-05</w:t>
       <w:br/>
       <w:br/>
     </w:r>

--- a/klagomål/A 43970-2025 FSC-klagomål.docx
+++ b/klagomål/A 43970-2025 FSC-klagomål.docx
@@ -1188,7 +1188,7 @@
     <w:r>
       <w:tab/>
       <w:tab/>
-      <w:t>2025-12-05</w:t>
+      <w:t>2025-12-06</w:t>
       <w:br/>
       <w:br/>
     </w:r>

--- a/klagomål/A 43970-2025 FSC-klagomål.docx
+++ b/klagomål/A 43970-2025 FSC-klagomål.docx
@@ -1188,7 +1188,7 @@
     <w:r>
       <w:tab/>
       <w:tab/>
-      <w:t>2025-12-06</w:t>
+      <w:t>2025-12-07</w:t>
       <w:br/>
       <w:br/>
     </w:r>

--- a/klagomål/A 43970-2025 FSC-klagomål.docx
+++ b/klagomål/A 43970-2025 FSC-klagomål.docx
@@ -1188,7 +1188,7 @@
     <w:r>
       <w:tab/>
       <w:tab/>
-      <w:t>2025-12-07</w:t>
+      <w:t>2025-12-08</w:t>
       <w:br/>
       <w:br/>
     </w:r>

--- a/klagomål/A 43970-2025 FSC-klagomål.docx
+++ b/klagomål/A 43970-2025 FSC-klagomål.docx
@@ -1188,7 +1188,7 @@
     <w:r>
       <w:tab/>
       <w:tab/>
-      <w:t>2025-12-08</w:t>
+      <w:t>2025-12-09</w:t>
       <w:br/>
       <w:br/>
     </w:r>

--- a/klagomål/A 43970-2025 FSC-klagomål.docx
+++ b/klagomål/A 43970-2025 FSC-klagomål.docx
@@ -1188,7 +1188,7 @@
     <w:r>
       <w:tab/>
       <w:tab/>
-      <w:t>2025-12-09</w:t>
+      <w:t>2025-12-10</w:t>
       <w:br/>
       <w:br/>
     </w:r>

--- a/klagomål/A 43970-2025 FSC-klagomål.docx
+++ b/klagomål/A 43970-2025 FSC-klagomål.docx
@@ -1188,7 +1188,7 @@
     <w:r>
       <w:tab/>
       <w:tab/>
-      <w:t>2025-12-10</w:t>
+      <w:t>2025-12-11</w:t>
       <w:br/>
       <w:br/>
     </w:r>

--- a/klagomål/A 43970-2025 FSC-klagomål.docx
+++ b/klagomål/A 43970-2025 FSC-klagomål.docx
@@ -1188,7 +1188,7 @@
     <w:r>
       <w:tab/>
       <w:tab/>
-      <w:t>2025-12-11</w:t>
+      <w:t>2025-12-12</w:t>
       <w:br/>
       <w:br/>
     </w:r>

--- a/klagomål/A 43970-2025 FSC-klagomål.docx
+++ b/klagomål/A 43970-2025 FSC-klagomål.docx
@@ -1188,7 +1188,7 @@
     <w:r>
       <w:tab/>
       <w:tab/>
-      <w:t>2025-12-12</w:t>
+      <w:t>2025-12-13</w:t>
       <w:br/>
       <w:br/>
     </w:r>

--- a/klagomål/A 43970-2025 FSC-klagomål.docx
+++ b/klagomål/A 43970-2025 FSC-klagomål.docx
@@ -1188,7 +1188,7 @@
     <w:r>
       <w:tab/>
       <w:tab/>
-      <w:t>2025-12-19</w:t>
+      <w:t>2025-12-20</w:t>
       <w:br/>
       <w:br/>
     </w:r>

--- a/klagomål/A 43970-2025 FSC-klagomål.docx
+++ b/klagomål/A 43970-2025 FSC-klagomål.docx
@@ -1188,7 +1188,7 @@
     <w:r>
       <w:tab/>
       <w:tab/>
-      <w:t>2025-12-20</w:t>
+      <w:t>2025-12-21</w:t>
       <w:br/>
       <w:br/>
     </w:r>

--- a/klagomål/A 43970-2025 FSC-klagomål.docx
+++ b/klagomål/A 43970-2025 FSC-klagomål.docx
@@ -1188,7 +1188,7 @@
     <w:r>
       <w:tab/>
       <w:tab/>
-      <w:t>2025-12-21</w:t>
+      <w:t>2025-12-22</w:t>
       <w:br/>
       <w:br/>
     </w:r>

--- a/klagomål/A 43970-2025 FSC-klagomål.docx
+++ b/klagomål/A 43970-2025 FSC-klagomål.docx
@@ -1188,7 +1188,7 @@
     <w:r>
       <w:tab/>
       <w:tab/>
-      <w:t>2025-12-22</w:t>
+      <w:t>2025-12-26</w:t>
       <w:br/>
       <w:br/>
     </w:r>

--- a/klagomål/A 43970-2025 FSC-klagomål.docx
+++ b/klagomål/A 43970-2025 FSC-klagomål.docx
@@ -1188,7 +1188,7 @@
     <w:r>
       <w:tab/>
       <w:tab/>
-      <w:t>2026-01-07</w:t>
+      <w:t>2026-01-08</w:t>
       <w:br/>
       <w:br/>
     </w:r>

--- a/klagomål/A 43970-2025 FSC-klagomål.docx
+++ b/klagomål/A 43970-2025 FSC-klagomål.docx
@@ -1188,7 +1188,7 @@
     <w:r>
       <w:tab/>
       <w:tab/>
-      <w:t>2026-01-08</w:t>
+      <w:t>2026-01-09</w:t>
       <w:br/>
       <w:br/>
     </w:r>

--- a/klagomål/A 43970-2025 FSC-klagomål.docx
+++ b/klagomål/A 43970-2025 FSC-klagomål.docx
@@ -1188,7 +1188,7 @@
     <w:r>
       <w:tab/>
       <w:tab/>
-      <w:t>2026-01-09</w:t>
+      <w:t>2026-01-10</w:t>
       <w:br/>
       <w:br/>
     </w:r>

--- a/klagomål/A 43970-2025 FSC-klagomål.docx
+++ b/klagomål/A 43970-2025 FSC-klagomål.docx
@@ -1188,7 +1188,7 @@
     <w:r>
       <w:tab/>
       <w:tab/>
-      <w:t>2026-01-10</w:t>
+      <w:t>2026-01-11</w:t>
       <w:br/>
       <w:br/>
     </w:r>

--- a/klagomål/A 43970-2025 FSC-klagomål.docx
+++ b/klagomål/A 43970-2025 FSC-klagomål.docx
@@ -1188,7 +1188,7 @@
     <w:r>
       <w:tab/>
       <w:tab/>
-      <w:t>2026-01-11</w:t>
+      <w:t>2026-01-12</w:t>
       <w:br/>
       <w:br/>
     </w:r>

--- a/klagomål/A 43970-2025 FSC-klagomål.docx
+++ b/klagomål/A 43970-2025 FSC-klagomål.docx
@@ -1188,7 +1188,7 @@
     <w:r>
       <w:tab/>
       <w:tab/>
-      <w:t>2026-01-12</w:t>
+      <w:t>2026-01-13</w:t>
       <w:br/>
       <w:br/>
     </w:r>

--- a/klagomål/A 43970-2025 FSC-klagomål.docx
+++ b/klagomål/A 43970-2025 FSC-klagomål.docx
@@ -1188,7 +1188,7 @@
     <w:r>
       <w:tab/>
       <w:tab/>
-      <w:t>2026-01-13</w:t>
+      <w:t>2026-01-14</w:t>
       <w:br/>
       <w:br/>
     </w:r>

--- a/klagomål/A 43970-2025 FSC-klagomål.docx
+++ b/klagomål/A 43970-2025 FSC-klagomål.docx
@@ -1188,7 +1188,7 @@
     <w:r>
       <w:tab/>
       <w:tab/>
-      <w:t>2026-01-14</w:t>
+      <w:t>2026-01-15</w:t>
       <w:br/>
       <w:br/>
     </w:r>

--- a/klagomål/A 43970-2025 FSC-klagomål.docx
+++ b/klagomål/A 43970-2025 FSC-klagomål.docx
@@ -1188,7 +1188,7 @@
     <w:r>
       <w:tab/>
       <w:tab/>
-      <w:t>2026-01-15</w:t>
+      <w:t>2026-01-16</w:t>
       <w:br/>
       <w:br/>
     </w:r>

--- a/klagomål/A 43970-2025 FSC-klagomål.docx
+++ b/klagomål/A 43970-2025 FSC-klagomål.docx
@@ -1188,7 +1188,7 @@
     <w:r>
       <w:tab/>
       <w:tab/>
-      <w:t>2026-01-16</w:t>
+      <w:t>2026-01-17</w:t>
       <w:br/>
       <w:br/>
     </w:r>

--- a/klagomål/A 43970-2025 FSC-klagomål.docx
+++ b/klagomål/A 43970-2025 FSC-klagomål.docx
@@ -1188,7 +1188,7 @@
     <w:r>
       <w:tab/>
       <w:tab/>
-      <w:t>2026-01-17</w:t>
+      <w:t>2026-01-18</w:t>
       <w:br/>
       <w:br/>
     </w:r>

--- a/klagomål/A 43970-2025 FSC-klagomål.docx
+++ b/klagomål/A 43970-2025 FSC-klagomål.docx
@@ -1188,7 +1188,7 @@
     <w:r>
       <w:tab/>
       <w:tab/>
-      <w:t>2026-01-18</w:t>
+      <w:t>2026-01-19</w:t>
       <w:br/>
       <w:br/>
     </w:r>

--- a/klagomål/A 43970-2025 FSC-klagomål.docx
+++ b/klagomål/A 43970-2025 FSC-klagomål.docx
@@ -1188,7 +1188,7 @@
     <w:r>
       <w:tab/>
       <w:tab/>
-      <w:t>2026-01-19</w:t>
+      <w:t>2026-01-20</w:t>
       <w:br/>
       <w:br/>
     </w:r>

--- a/klagomål/A 43970-2025 FSC-klagomål.docx
+++ b/klagomål/A 43970-2025 FSC-klagomål.docx
@@ -1188,7 +1188,7 @@
     <w:r>
       <w:tab/>
       <w:tab/>
-      <w:t>2026-01-20</w:t>
+      <w:t>2026-01-21</w:t>
       <w:br/>
       <w:br/>
     </w:r>

--- a/klagomål/A 43970-2025 FSC-klagomål.docx
+++ b/klagomål/A 43970-2025 FSC-klagomål.docx
@@ -1188,7 +1188,7 @@
     <w:r>
       <w:tab/>
       <w:tab/>
-      <w:t>2026-01-21</w:t>
+      <w:t>2026-01-23</w:t>
       <w:br/>
       <w:br/>
     </w:r>

--- a/klagomål/A 43970-2025 FSC-klagomål.docx
+++ b/klagomål/A 43970-2025 FSC-klagomål.docx
@@ -1188,7 +1188,7 @@
     <w:r>
       <w:tab/>
       <w:tab/>
-      <w:t>2026-01-23</w:t>
+      <w:t>2026-01-24</w:t>
       <w:br/>
       <w:br/>
     </w:r>

--- a/klagomål/A 43970-2025 FSC-klagomål.docx
+++ b/klagomål/A 43970-2025 FSC-klagomål.docx
@@ -1188,7 +1188,7 @@
     <w:r>
       <w:tab/>
       <w:tab/>
-      <w:t>2026-01-24</w:t>
+      <w:t>2026-01-25</w:t>
       <w:br/>
       <w:br/>
     </w:r>

--- a/klagomål/A 43970-2025 FSC-klagomål.docx
+++ b/klagomål/A 43970-2025 FSC-klagomål.docx
@@ -1188,7 +1188,7 @@
     <w:r>
       <w:tab/>
       <w:tab/>
-      <w:t>2026-01-25</w:t>
+      <w:t>2026-01-26</w:t>
       <w:br/>
       <w:br/>
     </w:r>

--- a/klagomål/A 43970-2025 FSC-klagomål.docx
+++ b/klagomål/A 43970-2025 FSC-klagomål.docx
@@ -1188,7 +1188,7 @@
     <w:r>
       <w:tab/>
       <w:tab/>
-      <w:t>2026-01-26</w:t>
+      <w:t>2026-01-27</w:t>
       <w:br/>
       <w:br/>
     </w:r>

--- a/klagomål/A 43970-2025 FSC-klagomål.docx
+++ b/klagomål/A 43970-2025 FSC-klagomål.docx
@@ -1188,7 +1188,7 @@
     <w:r>
       <w:tab/>
       <w:tab/>
-      <w:t>2026-01-27</w:t>
+      <w:t>2026-01-28</w:t>
       <w:br/>
       <w:br/>
     </w:r>

--- a/klagomål/A 43970-2025 FSC-klagomål.docx
+++ b/klagomål/A 43970-2025 FSC-klagomål.docx
@@ -112,7 +112,7 @@
         <w:pStyle w:val="ListBullet"/>
       </w:pPr>
       <w:r>
-        <w:t>Om ett ombud (tex Norra skog eller Mellanskog) avverkningsanmäler en skog med naturvärden motsvarande nyckelbiotops kvalité men markägaren inte är FSC certifierad, bör du skicka in ett FSC kontrollerat virke klagomål. Då ska klagomålet skickas till ombudsföretaget.</w:t>
+        <w:t>Om ett ombud (tex Norra skog eller Mellanskog) avverkningsanmäler en skog med naturvärden motsvarande nyckelbiotops kvalitet men markägaren inte är FSC certifierad, bör du skicka in ett FSC kontrollerat virke klagomål. Då ska klagomålet skickas till ombudsföretaget.</w:t>
       </w:r>
     </w:p>
     <w:p>
@@ -251,10 +251,48 @@
         <w:rPr>
           <w:b/>
         </w:rPr>
+        <w:t>Bronshjon</w:t>
+      </w:r>
+      <w:r>
+        <w:t xml:space="preserve"> är en skalbagge vars larvutveckling sker under grov bark på stammar av döda eller döende barrträd, främst gran, i mindre omfattning tall. Arten är knuten till äldre, naturskogslik granskog med inslag av torkande träd. Bronshjon är typisk art för </w:t>
+      </w:r>
+      <w:r>
+        <w:rPr>
+          <w:i/>
+        </w:rPr>
+        <w:t>9010 Taiga</w:t>
+      </w:r>
+      <w:r>
+        <w:t xml:space="preserve"> (SLU Artdatabanken, 2025).</w:t>
+      </w:r>
+    </w:p>
+    <w:p>
+      <w:r>
+        <w:rPr>
+          <w:b/>
+        </w:rPr>
         <w:t>Garnlav (NT)</w:t>
       </w:r>
       <w:r>
-        <w:t xml:space="preserve"> är en utpräglad barrskogsart som ibland kan drapera träden i norrländska grannaturskogar med hög luftfuktighet. Den förekommer även i talldominerade bestånd där den, förutom i trädens grenverk, påträffas hängande över ojämnheter i tallbarken. Arten har minskat starkt i södra och mellersta Sverige och den minskar även i sitt nordliga utbredningsområde. Orsaken till tillbakagången beror främst på slutavverkningar av naturskogsartade skogar. Bestånd med riklig förekomst bör regelmässigt sparas. Garnlav är värdväxt för den mycket sällsynta och akut hotade fjärilen barrskogslavfly (CR) som hör hemma i boreala barrskogar med riklig förekomst av värdväxten. Tidigare kunde arten konstateras årligen på flera platser vid Dala-Floda i Dalarna innan lokalerna kalavverkades. Senaste fyndet i landet av barrskogslavfly är från år 2000 då den påträffades vid Högberget i Sollefteå kommun (SLU Artdatabanken, 2024).</w:t>
+        <w:t xml:space="preserve"> är en utpräglad barrskogsart som ibland kan drapera träden i norrländska grannaturskogar med hög luftfuktighet. Den förekommer även i talldominerade bestånd där den, förutom i trädens grenverk, påträffas hängande över ojämnheter i tallbarken. Arten har minskat starkt i södra och mellersta Sverige och den minskar även i sitt nordliga utbredningsområde. Orsaken till tillbakagången beror främst på slutavverkningar av naturskogsartade skogar. Bestånd med riklig förekomst bör regelmässigt sparas. Garnlav är värdväxt för den mycket sällsynta och akut hotade fjärilen barrskogslavfly (CR) som hör hemma i boreala barrskogar med riklig förekomst av värdväxten. Tidigare kunde arten konstateras årligen på flera platser vid Dala-Floda i Dalarna innan lokalerna kalavverkades. Senaste fyndet i landet av barrskogslavfly är från år 2000 då den påträffades vid Högberget i Sollefteå kommun. Garnlav är typisk art för </w:t>
+      </w:r>
+      <w:r>
+        <w:rPr>
+          <w:i/>
+        </w:rPr>
+        <w:t xml:space="preserve">9010 Taiga </w:t>
+      </w:r>
+      <w:r>
+        <w:t>och</w:t>
+      </w:r>
+      <w:r>
+        <w:rPr>
+          <w:i/>
+        </w:rPr>
+        <w:t xml:space="preserve"> 9070 Trädklädd betesmark </w:t>
+      </w:r>
+      <w:r>
+        <w:t xml:space="preserve"> (SLU Artdatabanken, 2024).</w:t>
       </w:r>
     </w:p>
     <w:p>
@@ -265,7 +303,25 @@
         <w:t xml:space="preserve">Grönpyrola </w:t>
       </w:r>
       <w:r>
-        <w:t>växer främst på sandig, torr eller frisk mark i äldre barrskog, ofta på isälvsmaterial såsom sand och grus. Den påträffas främst i äldre naturligt uppkomna barrskogar, exempelvis på tallmoar, i åssluttningar, dyner och rasbranter. Arten är känslig för skogsbruksmetoder såsom slutavverkning och markberedning (Nitare &amp; Skogsstyrelsen, 2019).</w:t>
+        <w:t xml:space="preserve">växer främst på sandig, torr eller frisk mark i äldre barrskog, ofta på isälvsmaterial såsom sand och grus. Den påträffas främst i äldre naturligt uppkomna barrskogar, exempelvis på tallmoar, i åssluttningar, dyner och rasbranter. Arten är känslig för skogsbruksmetoder såsom slutavverkning och markberedning. Grönpyrola är typisk art för </w:t>
+      </w:r>
+      <w:r>
+        <w:rPr>
+          <w:i/>
+        </w:rPr>
+        <w:t>9010 Taiga, 9060 Åsbarrskog</w:t>
+      </w:r>
+      <w:r>
+        <w:t xml:space="preserve"> och</w:t>
+      </w:r>
+      <w:r>
+        <w:rPr>
+          <w:i/>
+        </w:rPr>
+        <w:t xml:space="preserve"> 1610 Åsöar i Östersjön </w:t>
+      </w:r>
+      <w:r>
+        <w:t>(Nitare &amp; Skogsstyrelsen, 2019; SLU Artdatabanken, 2025).</w:t>
       </w:r>
     </w:p>
     <w:p>
@@ -276,7 +332,16 @@
         <w:t xml:space="preserve">Orange taggsvamp (NT) </w:t>
       </w:r>
       <w:r>
-        <w:t>bildar mykorrhiza med både gran och tall och den förekommer främst i äldre barrskogar med kontinuitetsskogskaraktär. Mest frekvent är den i äldre mossrik granskog, men då bara i skogar inom granens naturliga utbredningsområde och i bestånd med långvarig grankontinuitet. Den totala populationen i landet bedöms ha minskat kraftigt och fortsatt kommer att minska då arten är knuten till en produktiv skogsmiljö som successivt avverkas. Arten hotas främst av skogsavverkning och tycks försvinna efter slutavverkning, markberedning och plantering och det är inte känt att arten har återkommit i anlagd skog på tidigare kalmark (SLU Artdatabanken, 2024).</w:t>
+        <w:t xml:space="preserve">bildar mykorrhiza med både gran och tall och den förekommer främst i äldre barrskogar med kontinuitetsskogskaraktär. Mest frekvent är den i äldre mossrik granskog, men då bara i skogar inom granens naturliga utbredningsområde och i bestånd med långvarig grankontinuitet. Den totala populationen i landet bedöms ha minskat kraftigt och fortsatt kommer att minska då arten är knuten till en produktiv skogsmiljö som successivt avverkas. Arten hotas främst av skogsavverkning och tycks försvinna efter slutavverkning, markberedning och plantering och det är inte känt att arten har återkommit i anlagd skog på tidigare kalmark. Orange taggsvamp är typisk art för </w:t>
+      </w:r>
+      <w:r>
+        <w:rPr>
+          <w:i/>
+        </w:rPr>
+        <w:t>9010 Taiga</w:t>
+      </w:r>
+      <w:r>
+        <w:t xml:space="preserve"> (SLU Artdatabanken, 2024).</w:t>
       </w:r>
     </w:p>
     <w:p>
@@ -287,7 +352,25 @@
         <w:t>Raggbock (VU)</w:t>
       </w:r>
       <w:r>
-        <w:t xml:space="preserve"> är en brandgynnad skalbagge vars larvutveckling sker i äldre, liggande, solexponerade stammar av tall, mer sällan gran. Raggbock ingår i ett åtgärdsprogram för hotade arter (ÅGP) och den är rödlistad som nära hotad (NT) i den europeiska rödlistan (SLU Artdatabanken, 2024; Wikars, 2014; IUCN, 2010).</w:t>
+        <w:t xml:space="preserve"> är en brandgynnad skalbagge vars larvutveckling sker i äldre, liggande, solexponerade stammar av tall, mer sällan gran. Raggbock ingår i ett åtgärdsprogram för hotade arter (ÅGP) och den är rödlistad som nära hotad (NT) i den europeiska rödlistan. Raggbock är typisk art för </w:t>
+      </w:r>
+      <w:r>
+        <w:rPr>
+          <w:i/>
+        </w:rPr>
+        <w:t>9010 Taiga</w:t>
+      </w:r>
+      <w:r>
+        <w:t xml:space="preserve"> och</w:t>
+      </w:r>
+      <w:r>
+        <w:rPr>
+          <w:i/>
+        </w:rPr>
+        <w:t xml:space="preserve"> 9060 Åsbarrskog</w:t>
+      </w:r>
+      <w:r>
+        <w:t xml:space="preserve"> (SLU Artdatabanken, 2024; Wikars, 2014; IUCN, 2010).</w:t>
       </w:r>
     </w:p>
     <w:p>
@@ -298,7 +381,25 @@
         <w:t>Ullticka (NT)</w:t>
       </w:r>
       <w:r>
-        <w:t xml:space="preserve"> är knuten till restbestånd av barrnaturskog och förekommer med ett tydligt optimum i orörda eller måttligt påverkade gamla granskogar där det föreligger viss kontinuitet av grov död ved. Ullticka är en bra signalart inom hela sitt utbredningsområde och i södra Sverige är den sällsynt och en god signalart för skyddsvärda granskogsmiljöer. Den hotas av avverkning och fragmentering av naturskog och äldre granskog med lång trädkontinuitet. På ullticka kan ibland ulltickeporing (VU) påträffas - det är en sällsynt ticka som nyligen delats upp i tre olika arter: </w:t>
+        <w:t xml:space="preserve"> är knuten till restbestånd av barrnaturskog och förekommer med ett tydligt optimum i orörda eller måttligt påverkade gamla granskogar där det föreligger viss kontinuitet av grov död ved. Ullticka är en bra signalart inom hela sitt utbredningsområde och i södra Sverige är den sällsynt och en god signalart för skyddsvärda granskogsmiljöer. Den hotas av avverkning och fragmentering av naturskog och äldre granskog med lång trädkontinuitet. Ullticka är typisk art för </w:t>
+      </w:r>
+      <w:r>
+        <w:rPr>
+          <w:i/>
+        </w:rPr>
+        <w:t xml:space="preserve">9010 Taiga, 9050 Näringsrik granskog </w:t>
+      </w:r>
+      <w:r>
+        <w:t xml:space="preserve">och </w:t>
+      </w:r>
+      <w:r>
+        <w:rPr>
+          <w:i/>
+        </w:rPr>
+        <w:t>9030 Landhöjningsskog</w:t>
+      </w:r>
+      <w:r>
+        <w:t xml:space="preserve">. På ullticka kan ibland ulltickeporing (VU) påträffas - det är en sällsynt ticka som nyligen delats upp i tre olika arter: </w:t>
       </w:r>
       <w:r>
         <w:rPr>
@@ -327,7 +428,36 @@
         <w:t>Vedskivlav (NT)</w:t>
       </w:r>
       <w:r>
-        <w:t xml:space="preserve"> växer på gammal, torr, exponerad, hård kärnved av framförallt tall i naturskogsartade bestånd. Avverkning av tallskog av naturskogskaraktär med spår av återkommande bränder är ett hot. Mängden lämplig ved att växa på för vedskivlav minskar, dels på grund av naturlig nedbrytning men framförallt på grund av att de förstörs i samband med slutavverkningar, gallringar och markberedning. Tall- och blandbarrskogar av naturskogskaraktär med spår av återkommande bränder bör skyddas (SLU Artdatabanken, 2024).</w:t>
+        <w:t xml:space="preserve"> växer på gammal, torr, exponerad, hård kärnved av framförallt tall i naturskogsartade bestånd. Avverkning av tallskog av naturskogskaraktär med spår av återkommande bränder är ett hot. Mängden lämplig ved att växa på för vedskivlav minskar, dels på grund av naturlig nedbrytning men framförallt på grund av att de förstörs i samband med slutavverkningar, gallringar och markberedning. Tall- och blandbarrskogar av naturskogskaraktär med spår av återkommande bränder bör skyddas. Vedskivlav är typisk art för </w:t>
+      </w:r>
+      <w:r>
+        <w:rPr>
+          <w:i/>
+        </w:rPr>
+        <w:t>9010 Taiga</w:t>
+      </w:r>
+      <w:r>
+        <w:t xml:space="preserve"> (SLU Artdatabanken, 2024).</w:t>
+      </w:r>
+    </w:p>
+    <w:p>
+      <w:r>
+        <w:rPr>
+          <w:b/>
+        </w:rPr>
+        <w:t xml:space="preserve">Vedticka </w:t>
+      </w:r>
+      <w:r>
+        <w:t xml:space="preserve">är en bra signalart söder om den naturliga norrlandsgränsen. Den är huvudsakligen knuten till äldre barrskogar där det föreligger långvarig kontinuitet av död barrved. Vedticka är typisk art för </w:t>
+      </w:r>
+      <w:r>
+        <w:rPr>
+          <w:i/>
+        </w:rPr>
+        <w:t xml:space="preserve">9010 Taiga </w:t>
+      </w:r>
+      <w:r>
+        <w:t>(Nitare &amp; Skogsstyrelsen, 2019; SLU Artdatabanken, 2025).</w:t>
       </w:r>
     </w:p>
     <w:p>
@@ -365,7 +495,25 @@
         <w:t>Knärot (VU, §8)</w:t>
       </w:r>
       <w:r>
-        <w:t xml:space="preserve"> är rödlistad som sårbar och fridlyst enligt 8§ artskyddsförordningen. En nyligen genomförd analys av 79 floraväktarlokaler indikerar att det behövs någonstans mellan 100 och 150 meters skyddszon för att en knärotspopulation inte ska dö ut på lång sikt (Sebestyén &amp; Sundberg, 2025). Detta ligger väl i linje med tidigare genomförda studier som visar att det krävs väl tilltagna buffertzoner för att knäroten inte ska ta skada av skogsbruksåtgärder i intilliggande skog (Johnson, 2014; Koelmeijer m.fl., 2022; Skogsstyrelsen, 2022). Arten är även känslig för gallring vilket framgår av Skogsstyrelsens egen vägledning för hänsyn till knärot (Skogsstyrelsen, 2022). För rika förekomster av knärot är reservatsbildning eller biotopskydd lämpliga åtgärder för att skydda den. På knärot kan den sällsynta rostsvampen </w:t>
+        <w:t xml:space="preserve"> är typisk art för </w:t>
+      </w:r>
+      <w:r>
+        <w:rPr>
+          <w:i/>
+        </w:rPr>
+        <w:t xml:space="preserve">9010 Taiga </w:t>
+      </w:r>
+      <w:r>
+        <w:t>och</w:t>
+      </w:r>
+      <w:r>
+        <w:rPr>
+          <w:i/>
+        </w:rPr>
+        <w:t xml:space="preserve"> 9050 Näringsrik granskog</w:t>
+      </w:r>
+      <w:r>
+        <w:t xml:space="preserve">, rödlistad som sårbar och fridlyst enligt 8§ artskyddsförordningen. En nyligen genomförd analys av 79 floraväktarlokaler indikerar att det behövs någonstans mellan 100 och 150 meters skyddszon för att en knärotspopulation inte ska dö ut på lång sikt (Sebestyén &amp; Sundberg, 2025). Detta ligger väl i linje med tidigare genomförda studier som visar att det krävs väl tilltagna buffertzoner för att knäroten inte ska ta skada av skogsbruksåtgärder i intilliggande skog (Johnson, 2014; Koelmeijer m.fl., 2022; Skogsstyrelsen, 2022). Arten är även känslig för gallring vilket framgår av Skogsstyrelsens egen vägledning för hänsyn till knärot (Skogsstyrelsen, 2022). För rika förekomster av knärot är reservatsbildning eller biotopskydd lämpliga åtgärder för att skydda den. På knärot kan den sällsynta rostsvampen </w:t>
       </w:r>
       <w:r>
         <w:rPr>
@@ -786,7 +934,25 @@
     </w:p>
     <w:p>
       <w:r>
-        <w:t>Knärot är fridlyst enligt 8 och 15 §§ artskyddsförordningen och klassad som sårbar (VU) enligt rödlistan 2020. Knärot är beroende av hög och jämn luftfuktighet i gamla, ostörda skogsmiljöer och är känslig för snabba förändringar av ljus-/vindförhållanden eller uttorkning. På grund av ett alltför intensivt skogsbruk har den minskat med 40 (25–50) % under de senaste 60 åren och i framtiden bedöms minskningstakten uppgå till 30 (20–40) %. Till följd av att arten har en dokumenterat högre minskningstakt i förhållande till sin generationstid än vad som tidigare varit känt (data från Riksskogstaxeringen) höjdes den till hotkategori sårbar (VU) i rödlistan 2020 (SLU Artdatabanken, 2024).</w:t>
+        <w:t xml:space="preserve">Knärot är typisk art för </w:t>
+      </w:r>
+      <w:r>
+        <w:rPr>
+          <w:i/>
+        </w:rPr>
+        <w:t xml:space="preserve">9010 Taiga </w:t>
+      </w:r>
+      <w:r>
+        <w:t>och</w:t>
+      </w:r>
+      <w:r>
+        <w:rPr>
+          <w:i/>
+        </w:rPr>
+        <w:t xml:space="preserve"> 9050 Näringsrik granskog</w:t>
+      </w:r>
+      <w:r>
+        <w:t>, fridlyst enligt 8 och 15 §§ artskyddsförordningen och klassad som sårbar (VU) enligt rödlistan 2020. Knärot är beroende av hög och jämn luftfuktighet i gamla, ostörda skogsmiljöer och är känslig för snabba förändringar av ljus-/vindförhållanden eller uttorkning. På grund av ett alltför intensivt skogsbruk har den minskat med 40 (25–50) % under de senaste 60 åren och i framtiden bedöms minskningstakten uppgå till 30 (20–40) %. Till följd av att arten har en dokumenterat högre minskningstakt i förhållande till sin generationstid än vad som tidigare varit känt (data från Riksskogstaxeringen) höjdes den till hotkategori sårbar (VU) i rödlistan 2020 (SLU Artdatabanken, 2024).</w:t>
       </w:r>
     </w:p>
     <w:p>
@@ -1188,7 +1354,7 @@
     <w:r>
       <w:tab/>
       <w:tab/>
-      <w:t>2026-01-28</w:t>
+      <w:t>2026-01-29</w:t>
       <w:br/>
       <w:br/>
     </w:r>

--- a/klagomål/A 43970-2025 FSC-klagomål.docx
+++ b/klagomål/A 43970-2025 FSC-klagomål.docx
@@ -1354,7 +1354,7 @@
     <w:r>
       <w:tab/>
       <w:tab/>
-      <w:t>2026-01-29</w:t>
+      <w:t>2026-01-30</w:t>
       <w:br/>
       <w:br/>
     </w:r>

--- a/klagomål/A 43970-2025 FSC-klagomål.docx
+++ b/klagomål/A 43970-2025 FSC-klagomål.docx
@@ -1354,7 +1354,7 @@
     <w:r>
       <w:tab/>
       <w:tab/>
-      <w:t>2026-01-30</w:t>
+      <w:t>2026-01-31</w:t>
       <w:br/>
       <w:br/>
     </w:r>

--- a/klagomål/A 43970-2025 FSC-klagomål.docx
+++ b/klagomål/A 43970-2025 FSC-klagomål.docx
@@ -289,7 +289,7 @@
         <w:rPr>
           <w:i/>
         </w:rPr>
-        <w:t xml:space="preserve"> 9070 Trädklädd betesmark </w:t>
+        <w:t xml:space="preserve"> 9070 Trädklädd betesmark</w:t>
       </w:r>
       <w:r>
         <w:t xml:space="preserve"> (SLU Artdatabanken, 2024).</w:t>
@@ -1354,7 +1354,7 @@
     <w:r>
       <w:tab/>
       <w:tab/>
-      <w:t>2026-03-02</w:t>
+      <w:t>2026-03-03</w:t>
       <w:br/>
       <w:br/>
     </w:r>

--- a/klagomål/A 43970-2025 FSC-klagomål.docx
+++ b/klagomål/A 43970-2025 FSC-klagomål.docx
@@ -1354,7 +1354,7 @@
     <w:r>
       <w:tab/>
       <w:tab/>
-      <w:t>2026-03-03</w:t>
+      <w:t>2026-03-04</w:t>
       <w:br/>
       <w:br/>
     </w:r>

--- a/klagomål/A 43970-2025 FSC-klagomål.docx
+++ b/klagomål/A 43970-2025 FSC-klagomål.docx
@@ -1354,7 +1354,7 @@
     <w:r>
       <w:tab/>
       <w:tab/>
-      <w:t>2026-03-04</w:t>
+      <w:t>2026-03-05</w:t>
       <w:br/>
       <w:br/>
     </w:r>

--- a/klagomål/A 43970-2025 FSC-klagomål.docx
+++ b/klagomål/A 43970-2025 FSC-klagomål.docx
@@ -1354,7 +1354,7 @@
     <w:r>
       <w:tab/>
       <w:tab/>
-      <w:t>2026-03-05</w:t>
+      <w:t>2026-03-06</w:t>
       <w:br/>
       <w:br/>
     </w:r>

--- a/klagomål/A 43970-2025 FSC-klagomål.docx
+++ b/klagomål/A 43970-2025 FSC-klagomål.docx
@@ -1354,7 +1354,7 @@
     <w:r>
       <w:tab/>
       <w:tab/>
-      <w:t>2026-03-06</w:t>
+      <w:t>2026-03-07</w:t>
       <w:br/>
       <w:br/>
     </w:r>

--- a/klagomål/A 43970-2025 FSC-klagomål.docx
+++ b/klagomål/A 43970-2025 FSC-klagomål.docx
@@ -1388,7 +1388,7 @@
     <w:r>
       <w:tab/>
       <w:tab/>
-      <w:t>2026-04-14</w:t>
+      <w:t>2026-04-15</w:t>
       <w:br/>
       <w:br/>
     </w:r>

--- a/klagomål/A 43970-2025 FSC-klagomål.docx
+++ b/klagomål/A 43970-2025 FSC-klagomål.docx
@@ -1388,7 +1388,7 @@
     <w:r>
       <w:tab/>
       <w:tab/>
-      <w:t>2026-04-15</w:t>
+      <w:t>2026-04-16</w:t>
       <w:br/>
       <w:br/>
     </w:r>

--- a/klagomål/A 43970-2025 FSC-klagomål.docx
+++ b/klagomål/A 43970-2025 FSC-klagomål.docx
@@ -1388,7 +1388,7 @@
     <w:r>
       <w:tab/>
       <w:tab/>
-      <w:t>2026-04-16</w:t>
+      <w:t>2026-04-17</w:t>
       <w:br/>
       <w:br/>
     </w:r>

--- a/klagomål/A 43970-2025 FSC-klagomål.docx
+++ b/klagomål/A 43970-2025 FSC-klagomål.docx
@@ -1388,7 +1388,7 @@
     <w:r>
       <w:tab/>
       <w:tab/>
-      <w:t>2026-04-17</w:t>
+      <w:t>2026-04-18</w:t>
       <w:br/>
       <w:br/>
     </w:r>

--- a/klagomål/A 43970-2025 FSC-klagomål.docx
+++ b/klagomål/A 43970-2025 FSC-klagomål.docx
@@ -1388,7 +1388,7 @@
     <w:r>
       <w:tab/>
       <w:tab/>
-      <w:t>2026-04-18</w:t>
+      <w:t>2026-04-19</w:t>
       <w:br/>
       <w:br/>
     </w:r>

--- a/klagomål/A 43970-2025 FSC-klagomål.docx
+++ b/klagomål/A 43970-2025 FSC-klagomål.docx
@@ -1388,7 +1388,7 @@
     <w:r>
       <w:tab/>
       <w:tab/>
-      <w:t>2026-04-19</w:t>
+      <w:t>2026-04-20</w:t>
       <w:br/>
       <w:br/>
     </w:r>

--- a/klagomål/A 43970-2025 FSC-klagomål.docx
+++ b/klagomål/A 43970-2025 FSC-klagomål.docx
@@ -1388,7 +1388,7 @@
     <w:r>
       <w:tab/>
       <w:tab/>
-      <w:t>2026-04-20</w:t>
+      <w:t>2026-04-21</w:t>
       <w:br/>
       <w:br/>
     </w:r>

--- a/klagomål/A 43970-2025 FSC-klagomål.docx
+++ b/klagomål/A 43970-2025 FSC-klagomål.docx
@@ -1388,7 +1388,7 @@
     <w:r>
       <w:tab/>
       <w:tab/>
-      <w:t>2026-04-21</w:t>
+      <w:t>2026-04-22</w:t>
       <w:br/>
       <w:br/>
     </w:r>

--- a/klagomål/A 43970-2025 FSC-klagomål.docx
+++ b/klagomål/A 43970-2025 FSC-klagomål.docx
@@ -1388,7 +1388,7 @@
     <w:r>
       <w:tab/>
       <w:tab/>
-      <w:t>2026-04-22</w:t>
+      <w:t>2026-04-23</w:t>
       <w:br/>
       <w:br/>
     </w:r>

--- a/klagomål/A 43970-2025 FSC-klagomål.docx
+++ b/klagomål/A 43970-2025 FSC-klagomål.docx
@@ -1388,7 +1388,7 @@
     <w:r>
       <w:tab/>
       <w:tab/>
-      <w:t>2026-04-23</w:t>
+      <w:t>2026-04-24</w:t>
       <w:br/>
       <w:br/>
     </w:r>

--- a/klagomål/A 43970-2025 FSC-klagomål.docx
+++ b/klagomål/A 43970-2025 FSC-klagomål.docx
@@ -1388,7 +1388,7 @@
     <w:r>
       <w:tab/>
       <w:tab/>
-      <w:t>2026-04-24</w:t>
+      <w:t>2026-04-25</w:t>
       <w:br/>
       <w:br/>
     </w:r>

--- a/klagomål/A 43970-2025 FSC-klagomål.docx
+++ b/klagomål/A 43970-2025 FSC-klagomål.docx
@@ -1388,7 +1388,7 @@
     <w:r>
       <w:tab/>
       <w:tab/>
-      <w:t>2026-04-25</w:t>
+      <w:t>2026-04-26</w:t>
       <w:br/>
       <w:br/>
     </w:r>

--- a/klagomål/A 43970-2025 FSC-klagomål.docx
+++ b/klagomål/A 43970-2025 FSC-klagomål.docx
@@ -1388,7 +1388,7 @@
     <w:r>
       <w:tab/>
       <w:tab/>
-      <w:t>2026-04-26</w:t>
+      <w:t>2026-04-27</w:t>
       <w:br/>
       <w:br/>
     </w:r>

--- a/klagomål/A 43970-2025 FSC-klagomål.docx
+++ b/klagomål/A 43970-2025 FSC-klagomål.docx
@@ -1388,7 +1388,7 @@
     <w:r>
       <w:tab/>
       <w:tab/>
-      <w:t>2026-04-27</w:t>
+      <w:t>2026-04-28</w:t>
       <w:br/>
       <w:br/>
     </w:r>

--- a/klagomål/A 43970-2025 FSC-klagomål.docx
+++ b/klagomål/A 43970-2025 FSC-klagomål.docx
@@ -1388,7 +1388,7 @@
     <w:r>
       <w:tab/>
       <w:tab/>
-      <w:t>2026-04-28</w:t>
+      <w:t>2026-04-29</w:t>
       <w:br/>
       <w:br/>
     </w:r>

--- a/klagomål/A 43970-2025 FSC-klagomål.docx
+++ b/klagomål/A 43970-2025 FSC-klagomål.docx
@@ -1388,7 +1388,7 @@
     <w:r>
       <w:tab/>
       <w:tab/>
-      <w:t>2026-04-29</w:t>
+      <w:t>2026-04-30</w:t>
       <w:br/>
       <w:br/>
     </w:r>

--- a/klagomål/A 43970-2025 FSC-klagomål.docx
+++ b/klagomål/A 43970-2025 FSC-klagomål.docx
@@ -1388,7 +1388,7 @@
     <w:r>
       <w:tab/>
       <w:tab/>
-      <w:t>2026-04-30</w:t>
+      <w:t>2026-05-01</w:t>
       <w:br/>
       <w:br/>
     </w:r>

--- a/klagomål/A 43970-2025 FSC-klagomål.docx
+++ b/klagomål/A 43970-2025 FSC-klagomål.docx
@@ -1388,7 +1388,7 @@
     <w:r>
       <w:tab/>
       <w:tab/>
-      <w:t>2026-05-01</w:t>
+      <w:t>2026-05-02</w:t>
       <w:br/>
       <w:br/>
     </w:r>

--- a/klagomål/A 43970-2025 FSC-klagomål.docx
+++ b/klagomål/A 43970-2025 FSC-klagomål.docx
@@ -1388,7 +1388,7 @@
     <w:r>
       <w:tab/>
       <w:tab/>
-      <w:t>2026-05-02</w:t>
+      <w:t>2026-05-03</w:t>
       <w:br/>
       <w:br/>
     </w:r>

--- a/klagomål/A 43970-2025 FSC-klagomål.docx
+++ b/klagomål/A 43970-2025 FSC-klagomål.docx
@@ -1388,7 +1388,7 @@
     <w:r>
       <w:tab/>
       <w:tab/>
-      <w:t>2026-05-03</w:t>
+      <w:t>2026-05-04</w:t>
       <w:br/>
       <w:br/>
     </w:r>

--- a/klagomål/A 43970-2025 FSC-klagomål.docx
+++ b/klagomål/A 43970-2025 FSC-klagomål.docx
@@ -1388,7 +1388,7 @@
     <w:r>
       <w:tab/>
       <w:tab/>
-      <w:t>2026-05-04</w:t>
+      <w:t>2026-05-05</w:t>
       <w:br/>
       <w:br/>
     </w:r>

--- a/klagomål/A 43970-2025 FSC-klagomål.docx
+++ b/klagomål/A 43970-2025 FSC-klagomål.docx
@@ -1388,7 +1388,7 @@
     <w:r>
       <w:tab/>
       <w:tab/>
-      <w:t>2026-05-05</w:t>
+      <w:t>2026-05-06</w:t>
       <w:br/>
       <w:br/>
     </w:r>

--- a/klagomål/A 43970-2025 FSC-klagomål.docx
+++ b/klagomål/A 43970-2025 FSC-klagomål.docx
@@ -1388,7 +1388,7 @@
     <w:r>
       <w:tab/>
       <w:tab/>
-      <w:t>2026-05-16</w:t>
+      <w:t>2026-05-17</w:t>
       <w:br/>
       <w:br/>
     </w:r>

--- a/klagomål/A 43970-2025 FSC-klagomål.docx
+++ b/klagomål/A 43970-2025 FSC-klagomål.docx
@@ -1388,7 +1388,7 @@
     <w:r>
       <w:tab/>
       <w:tab/>
-      <w:t>2026-05-17</w:t>
+      <w:t>2026-05-18</w:t>
       <w:br/>
       <w:br/>
     </w:r>

--- a/klagomål/A 43970-2025 FSC-klagomål.docx
+++ b/klagomål/A 43970-2025 FSC-klagomål.docx
@@ -1388,7 +1388,7 @@
     <w:r>
       <w:tab/>
       <w:tab/>
-      <w:t>2026-05-18</w:t>
+      <w:t>2026-05-19</w:t>
       <w:br/>
       <w:br/>
     </w:r>

--- a/klagomål/A 43970-2025 FSC-klagomål.docx
+++ b/klagomål/A 43970-2025 FSC-klagomål.docx
@@ -1388,7 +1388,7 @@
     <w:r>
       <w:tab/>
       <w:tab/>
-      <w:t>2026-05-19</w:t>
+      <w:t>2026-05-20</w:t>
       <w:br/>
       <w:br/>
     </w:r>

--- a/klagomål/A 43970-2025 FSC-klagomål.docx
+++ b/klagomål/A 43970-2025 FSC-klagomål.docx
@@ -1388,7 +1388,7 @@
     <w:r>
       <w:tab/>
       <w:tab/>
-      <w:t>2026-06-15</w:t>
+      <w:t>2026-06-16</w:t>
       <w:br/>
       <w:br/>
     </w:r>

--- a/klagomål/A 43970-2025 FSC-klagomål.docx
+++ b/klagomål/A 43970-2025 FSC-klagomål.docx
@@ -1388,7 +1388,7 @@
     <w:r>
       <w:tab/>
       <w:tab/>
-      <w:t>2026-06-16</w:t>
+      <w:t>2026-06-17</w:t>
       <w:br/>
       <w:br/>
     </w:r>

--- a/klagomål/A 43970-2025 FSC-klagomål.docx
+++ b/klagomål/A 43970-2025 FSC-klagomål.docx
@@ -1,6 +1,6 @@
 
 <file path=word/document.xml><?xml version="1.0" encoding="utf-8"?>
-<w:document xmlns:wpc="http://schemas.microsoft.com/office/word/2010/wordprocessingCanvas" xmlns:cx="http://schemas.microsoft.com/office/drawing/2014/chartex" xmlns:cx1="http://schemas.microsoft.com/office/drawing/2015/9/8/chartex" xmlns:cx2="http://schemas.microsoft.com/office/drawing/2015/10/21/chartex" xmlns:cx3="http://schemas.microsoft.com/office/drawing/2016/5/9/chartex" xmlns:cx4="http://schemas.microsoft.com/office/drawing/2016/5/10/chartex" xmlns:cx5="http://schemas.microsoft.com/office/drawing/2016/5/11/chartex" xmlns:cx6="http://schemas.microsoft.com/office/drawing/2016/5/12/chartex" xmlns:cx7="http://schemas.microsoft.com/office/drawing/2016/5/13/chartex" xmlns:cx8="http://schemas.microsoft.com/office/drawing/2016/5/14/chartex" xmlns:mc="http://schemas.openxmlformats.org/markup-compatibility/2006" xmlns:aink="http://schemas.microsoft.com/office/drawing/2016/ink" xmlns:am3d="http://schemas.microsoft.com/office/drawing/2017/model3d" xmlns:o="urn:schemas-microsoft-com:office:office" xmlns:oel="http://schemas.microsoft.com/office/2019/extlst" xmlns:r="http://schemas.openxmlformats.org/officeDocument/2006/relationships" xmlns:m="http://schemas.openxmlformats.org/officeDocument/2006/math" xmlns:v="urn:schemas-microsoft-com:vml" xmlns:wp14="http://schemas.microsoft.com/office/word/2010/wordprocessingDrawing" xmlns:wp="http://schemas.openxmlformats.org/drawingml/2006/wordprocessingDrawing" xmlns:w10="urn:schemas-microsoft-com:office:word" xmlns:w="http://schemas.openxmlformats.org/wordprocessingml/2006/main" xmlns:w14="http://schemas.microsoft.com/office/word/2010/wordml" xmlns:w15="http://schemas.microsoft.com/office/word/2012/wordml" xmlns:w16cex="http://schemas.microsoft.com/office/word/2018/wordml/cex" xmlns:w16cid="http://schemas.microsoft.com/office/word/2016/wordml/cid" xmlns:w16="http://schemas.microsoft.com/office/word/2018/wordml" xmlns:w16sdtdh="http://schemas.microsoft.com/office/word/2020/wordml/sdtdatahash" xmlns:w16se="http://schemas.microsoft.com/office/word/2015/wordml/symex" xmlns:wpg="http://schemas.microsoft.com/office/word/2010/wordprocessingGroup" xmlns:wpi="http://schemas.microsoft.com/office/word/2010/wordprocessingInk" xmlns:wne="http://schemas.microsoft.com/office/word/2006/wordml" xmlns:wps="http://schemas.microsoft.com/office/word/2010/wordprocessingShape" mc:Ignorable="w14 w15 w16se w16cid w16 w16cex w16sdtdh wp14">
+<w:document xmlns:wpc="http://schemas.microsoft.com/office/word/2010/wordprocessingCanvas" xmlns:cx="http://schemas.microsoft.com/office/drawing/2014/chartex" xmlns:cx1="http://schemas.microsoft.com/office/drawing/2015/9/8/chartex" xmlns:cx2="http://schemas.microsoft.com/office/drawing/2015/10/21/chartex" xmlns:cx3="http://schemas.microsoft.com/office/drawing/2016/5/9/chartex" xmlns:cx4="http://schemas.microsoft.com/office/drawing/2016/5/10/chartex" xmlns:cx5="http://schemas.microsoft.com/office/drawing/2016/5/11/chartex" xmlns:cx6="http://schemas.microsoft.com/office/drawing/2016/5/12/chartex" xmlns:cx7="http://schemas.microsoft.com/office/drawing/2016/5/13/chartex" xmlns:cx8="http://schemas.microsoft.com/office/drawing/2016/5/14/chartex" xmlns:mc="http://schemas.openxmlformats.org/markup-compatibility/2006" xmlns:aink="http://schemas.microsoft.com/office/drawing/2016/ink" xmlns:am3d="http://schemas.microsoft.com/office/drawing/2017/model3d" xmlns:o="urn:schemas-microsoft-com:office:office" xmlns:oel="http://schemas.microsoft.com/office/2019/extlst" xmlns:r="http://schemas.openxmlformats.org/officeDocument/2006/relationships" xmlns:m="http://schemas.openxmlformats.org/officeDocument/2006/math" xmlns:v="urn:schemas-microsoft-com:vml" xmlns:wp14="http://schemas.microsoft.com/office/word/2010/wordprocessingDrawing" xmlns:wp="http://schemas.openxmlformats.org/drawingml/2006/wordprocessingDrawing" xmlns:w10="urn:schemas-microsoft-com:office:word" xmlns:w="http://schemas.openxmlformats.org/wordprocessingml/2006/main" xmlns:w14="http://schemas.microsoft.com/office/word/2010/wordml" xmlns:w15="http://schemas.microsoft.com/office/word/2012/wordml" xmlns:w16cex="http://schemas.microsoft.com/office/word/2018/wordml/cex" xmlns:w16cid="http://schemas.microsoft.com/office/word/2016/wordml/cid" xmlns:w16="http://schemas.microsoft.com/office/word/2018/wordml" xmlns:w16du="http://schemas.microsoft.com/office/word/2023/wordml/word16du" xmlns:w16sdtdh="http://schemas.microsoft.com/office/word/2020/wordml/sdtdatahash" xmlns:w16sdtfl="http://schemas.microsoft.com/office/word/2024/wordml/sdtformatlock" xmlns:w16se="http://schemas.microsoft.com/office/word/2015/wordml/symex" xmlns:wpg="http://schemas.microsoft.com/office/word/2010/wordprocessingGroup" xmlns:wpi="http://schemas.microsoft.com/office/word/2010/wordprocessingInk" xmlns:wne="http://schemas.microsoft.com/office/word/2006/wordml" xmlns:wps="http://schemas.microsoft.com/office/word/2010/wordprocessingShape" mc:Ignorable="w14 w15 w16se w16cid w16 w16cex w16sdtdh w16sdtfl w16du wp14">
   <w:body>
     <w:p>
       <w:r>
@@ -168,7 +168,7 @@
     </w:p>
     <w:p>
       <w:r>
-        <w:t>Detta dokument behandlar höga naturvärden i avverkningsanmälan A 43970-2025 i Uppsala kommun. Denna avverkningsanmälan inkom 2025-09-15 00:00:00 och omfattar 9,4 ha.</w:t>
+        <w:t>Detta dokument behandlar höga naturvärden i avverkningsanmälan A 43970-2025 i Uppsala kommun som inkom 2025-09-15 och omfattar 9,4 ha.</w:t>
       </w:r>
     </w:p>
     <w:p>
@@ -191,12 +191,15 @@
     </w:p>
     <w:p>
       <w:r>
-        <w:t>I avverkningsanmälan har följande 15 naturvårdsarter hittats: knärot (VU, §8), raggbock (VU), garnlav (NT), mindre timmerman (NT), orange taggsvamp (NT), slaguggla (NT, §4), ullticka (NT), vedskivlav (NT), bronshjon (S), grönpyrola (S), skarp dropptaggsvamp (S), vedticka (S), orre (§4), sparvuggla (§4) och revlummer (§9). Av dessa är 8 rödlistade. För rödlistade arter har rödlistekategorin angivits inom parentes. Arter som är signalarter enligt Skogsstyrelsen har markerats med (S). För fridlysta arter anges även paragrafen i Artskyddsförordningen som arten är fridlyst enligt.</w:t>
+        <w:t>I och inom 15 meter från avverkningsanmälan har följande 16 naturvårdsarter hittats: pärluggla (EN, T, §4), garnlav (VU, T), knärot (VU, T, §8), raggbock (VU, T), berggräsfjäril (NT), orange taggsvamp (NT, T), skarp dropptaggsvamp (NT), sparvuggla (NT, §4), ullticka (NT, T), vedskivlav (NT, T), bronshjon (S, T), grönpyrola (S, T), vedticka (S, T), orre (§4), slaguggla (§4) och revlummer (§9). Av dessa är 10 rödlistade. För rödlistade arter har rödlistekategorin angivits inom parentes. Arter som är signalarter enligt Skogsstyrelsen har markerats med (S). Typiska arter inom Natura 2000 som är kopplade till skogsekosystem har markerats med (T). För fridlysta arter anges även paragrafen i Artskyddsförordningen som arten är fridlyst enligt.</w:t>
       </w:r>
     </w:p>
     <w:p>
       <w:r>
-        <w:t>De påträffade naturvårdsarterna är ett tydligt kvitto på att detta rör sig om en skog med höga naturvärden. I Figur 1 visas en karta över det avverkningsanmälda området, där samtliga fyndplatser för naturvårdsarter som finns registrerade på Artportalen har markerats.</w:t>
+        <w:t>De påträffade naturvårdsarterna är ett tydligt kvitto på att det rör sig om en skog med höga naturvärden.</w:t>
+      </w:r>
+      <w:r>
+        <w:t xml:space="preserve"> I Figur 1 visas fyndplatser för naturvårdsarter i området, som finns registrerade på Artportalen.</w:t>
       </w:r>
     </w:p>
     <w:p>
@@ -206,7 +209,7 @@
       <w:r>
         <w:drawing>
           <wp:inline xmlns:a="http://schemas.openxmlformats.org/drawingml/2006/main" xmlns:pic="http://schemas.openxmlformats.org/drawingml/2006/picture">
-            <wp:extent cx="5486400" cy="4536804"/>
+            <wp:extent cx="5486400" cy="4416438"/>
             <wp:docPr id="1" name="Picture 1"/>
             <wp:cNvGraphicFramePr>
               <a:graphicFrameLocks noChangeAspect="1"/>
@@ -227,7 +230,7 @@
                   <pic:spPr>
                     <a:xfrm>
                       <a:off x="0" y="0"/>
-                      <a:ext cx="5486400" cy="4536804"/>
+                      <a:ext cx="5486400" cy="4416438"/>
                     </a:xfrm>
                     <a:prstGeom prst="rect"/>
                   </pic:spPr>
@@ -241,29 +244,37 @@
     <w:p>
       <w:pPr>
         <w:pStyle w:val="Caption"/>
+        <w:spacing w:after="240"/>
       </w:pPr>
       <w:r>
-        <w:t>Figur 1. Fyndplatser för naturvårdsarter i det avverkningsanmälda området (röd linje). Markörer utan svart kant är placerade på fyndplatsen. Markörer med svart kant är placerade vid sidan av fyndplatsen och har ett svart streck som visar fyndplatsens exakta position. Kartans mittpunktskoordinat är N 6650477, E 626056 i SWEREF 99 TM.</w:t>
+        <w:t>Figur 1. Fyndplatser för naturvårdsarter i och inom 15 meter från avverkningsanmälan (röd linje). Markörer utan svart kant är placerade på fyndplatsen. Markörer med svart kant är placerade vid sidan av fyndplatsen och har ett svart streck som visar fyndplatsens exakta position. Kartans mittpunktskoordinat är N 6650477, E 626056 i SWEREF 99 TM.</w:t>
       </w:r>
     </w:p>
     <w:p>
+      <w:pPr>
+        <w:pStyle w:val="Heading2"/>
+      </w:pPr>
+      <w:r>
+        <w:t>Fridlysta arter</w:t>
+      </w:r>
+    </w:p>
+    <w:p>
+      <w:r>
+        <w:t>Följande fridlysta arter har sina livsmiljöer och växtplatser i den avverkningsanmälda skogen: pärluggla (EN, T, §4), knärot (VU, T, §8), sparvuggla (NT, §4), orre (§4), slaguggla (§4) och revlummer (§9).</w:t>
+      </w:r>
+    </w:p>
+    <w:p>
+      <w:r>
+        <w:t xml:space="preserve">Observera att medlemsländerna är skyldiga att agera i enlighet med EU:s fågeldirektiv där det uttryckligen står att direktivet gäller för fåglar samt för deras ägg, bon och </w:t>
+      </w:r>
       <w:r>
         <w:rPr>
           <w:b/>
         </w:rPr>
-        <w:t>Bronshjon</w:t>
-      </w:r>
-      <w:r>
-        <w:t xml:space="preserve"> är en skalbagge vars larvutveckling sker under grov bark på stammar av döda eller döende barrträd, främst gran, i mindre omfattning tall. Arten är knuten till äldre, naturskogslik granskog med inslag av torkande träd. Bronshjon är typisk art för </w:t>
-      </w:r>
-      <w:r>
-        <w:rPr>
-          <w:i/>
-        </w:rPr>
-        <w:t>9010 Taiga</w:t>
-      </w:r>
-      <w:r>
-        <w:t xml:space="preserve"> (SLU Artdatabanken, 2025).</w:t>
+        <w:t xml:space="preserve">livsmiljöer </w:t>
+      </w:r>
+      <w:r>
+        <w:t>(artikel 1). Vidare att de åtgärder som vidtas inte får leda till en försämring av den nuvarande situationen beträffande bevarandet av de fågelarter som avses i artikel 1 (artikel 13). Fågeldirektivet är styrande för tillsynsansvariga myndigheters ärendehantering, ställningstaganden och beslutsfattande.</w:t>
       </w:r>
     </w:p>
     <w:p>
@@ -271,10 +282,10 @@
         <w:rPr>
           <w:b/>
         </w:rPr>
-        <w:t>Garnlav (VU)</w:t>
-      </w:r>
-      <w:r>
-        <w:t xml:space="preserve"> är en utpräglad barrskogsart som ibland kan drapera träden i norrländska grannaturskogar med hög luftfuktighet. Den förekommer även i talldominerade bestånd där den, förutom i trädens grenverk, påträffas hängande över ojämnheter i tallbarken. Arten har minskat starkt i södra och mellersta Sverige och den minskar även i sitt nordliga utbredningsområde. Minskningstakten uppgår till 30 (20–50) % inom 50 år och överstiger gränsvärdet för Sårbar (VU). Orsaken till tillbakagången beror främst på slutavverkningar av naturskogsartade skogar. Bestånd med riklig förekomst bör regelmässigt sparas, vilket även gynnar flera andra sällsynta och rödlistade arter. Garnlav är värdväxt för den mycket sällsynta och akut hotade fjärilen barrskogslavfly (CR) som hör hemma i boreala barrskogar med riklig förekomst av värdväxten. Tidigare kunde arten konstateras årligen på flera platser vid Dala-Floda i Dalarna innan lokalerna kalavverkades. Senaste fyndet i landet av barrskogslavfly är från år 2000 då den påträffades vid Högberget i Sollefteå kommun. Garnlav är typisk art för </w:t>
+        <w:t>Knärot (VU, §8)</w:t>
+      </w:r>
+      <w:r>
+        <w:t xml:space="preserve"> är typisk art för </w:t>
       </w:r>
       <w:r>
         <w:rPr>
@@ -289,251 +300,10 @@
         <w:rPr>
           <w:i/>
         </w:rPr>
-        <w:t xml:space="preserve"> 9070 Trädklädd betesmark</w:t>
-      </w:r>
-      <w:r>
-        <w:t xml:space="preserve"> (SLU Artdatabanken, 2026).</w:t>
-      </w:r>
-    </w:p>
-    <w:p>
-      <w:r>
-        <w:rPr>
-          <w:b/>
-        </w:rPr>
-        <w:t xml:space="preserve">Grönpyrola </w:t>
-      </w:r>
-      <w:r>
-        <w:t xml:space="preserve">växer främst på sandig, torr eller frisk mark i äldre barrskog, ofta på isälvsmaterial såsom sand och grus. Den påträffas främst i äldre naturligt uppkomna barrskogar, exempelvis på tallmoar, i åssluttningar, dyner och rasbranter. Arten är känslig för skogsbruksmetoder såsom slutavverkning och markberedning. Grönpyrola är typisk art för </w:t>
-      </w:r>
-      <w:r>
-        <w:rPr>
-          <w:i/>
-        </w:rPr>
-        <w:t>9010 Taiga, 9060 Åsbarrskog</w:t>
-      </w:r>
-      <w:r>
-        <w:t xml:space="preserve"> och</w:t>
-      </w:r>
-      <w:r>
-        <w:rPr>
-          <w:i/>
-        </w:rPr>
-        <w:t xml:space="preserve"> 1610 Åsöar i Östersjön </w:t>
-      </w:r>
-      <w:r>
-        <w:t>(Nitare &amp; Skogsstyrelsen, 2019; SLU Artdatabanken, 2025).</w:t>
-      </w:r>
-    </w:p>
-    <w:p>
-      <w:r>
-        <w:rPr>
-          <w:b/>
-        </w:rPr>
-        <w:t xml:space="preserve">Orange taggsvamp (NT) </w:t>
-      </w:r>
-      <w:r>
-        <w:t xml:space="preserve">bildar mykorrhiza med både gran och tall och den förekommer främst i äldre barrskogar med kontinuitetsskogskaraktär. Mest frekvent är den i äldre mossrik granskog, men då bara i skogar inom granens naturliga utbredningsområde och i bestånd med långvarig grankontinuitet. Den totala populationen i landet bedöms ha minskat kraftigt och fortsatt kommer att minska då arten är knuten till en produktiv skogsmiljö som successivt avverkas. Arten hotas främst av skogsavverkning och tycks försvinna efter slutavverkning, markberedning och plantering och det är inte känt att arten har återkommit i anlagd skog på tidigare kalmark. Orange taggsvamp är typisk art för </w:t>
-      </w:r>
-      <w:r>
-        <w:rPr>
-          <w:i/>
-        </w:rPr>
-        <w:t>9010 Taiga</w:t>
-      </w:r>
-      <w:r>
-        <w:t xml:space="preserve"> (SLU Artdatabanken, 2024).</w:t>
-      </w:r>
-    </w:p>
-    <w:p>
-      <w:r>
-        <w:rPr>
-          <w:b/>
-        </w:rPr>
-        <w:t>Raggbock (VU)</w:t>
-      </w:r>
-      <w:r>
-        <w:t xml:space="preserve"> är en brandgynnad skalbagge vars larvutveckling sker i äldre, liggande, solexponerade stammar av tall, mer sällan gran. Raggbock ingår i ett åtgärdsprogram för hotade arter (ÅGP) och den är rödlistad som nära hotad (NT) i den europeiska rödlistan. Raggbock är typisk art för </w:t>
-      </w:r>
-      <w:r>
-        <w:rPr>
-          <w:i/>
-        </w:rPr>
-        <w:t>9010 Taiga</w:t>
-      </w:r>
-      <w:r>
-        <w:t xml:space="preserve"> och</w:t>
-      </w:r>
-      <w:r>
-        <w:rPr>
-          <w:i/>
-        </w:rPr>
-        <w:t xml:space="preserve"> 9060 Åsbarrskog</w:t>
-      </w:r>
-      <w:r>
-        <w:t xml:space="preserve"> (SLU Artdatabanken, 2024; Wikars, 2014; IUCN, 2010).</w:t>
-      </w:r>
-    </w:p>
-    <w:p>
-      <w:r>
-        <w:rPr>
-          <w:b/>
-        </w:rPr>
-        <w:t xml:space="preserve">Skarp dropptaggsvamp (NT) </w:t>
-      </w:r>
-      <w:r>
-        <w:t>bildar mykorrhiza med både gran och tall, främst i barrskogar med trädkontinuitet. Arten uppträder dels i näringsrik kalkbarrskog och dels i sur lavtallskog. Kalkbarrskogarna är ofta grandominerade, olikåldriga och skiktade på frisk mark med ett örtrikt vegetationsskikt. Lavtallskogarna är i regel magra, torra, ljusöppna och ofta brandpräglade. Den totala populationen i landet har minskat och bedöms fortsätta minska till följd av avverkning av äldre barrskogar. Arten har begränsad förmåga att återetablera sig efter slutavverkning eller andra storskaliga skogsbruksåtgärder. Det saknas indikationer på att arten långsiktigt kan etablera eller reproducera sig i skogsbestånd som brukas med metoder som trakthyggesbruk, markberedning, gödsling eller föryngring med förädlat plantmaterial. Minskningstakten för den svenska populationen bedöms vara nära gränsvärdet för Sårbar (VU) (SLU Artdatabanken, 2026).</w:t>
-      </w:r>
-    </w:p>
-    <w:p>
-      <w:r>
-        <w:rPr>
-          <w:b/>
-        </w:rPr>
-        <w:t>Ullticka (NT)</w:t>
-      </w:r>
-      <w:r>
-        <w:t xml:space="preserve"> är knuten till restbestånd av barrnaturskog och förekommer med ett tydligt optimum i orörda eller måttligt påverkade gamla granskogar där det föreligger viss kontinuitet av grov död ved. Ullticka är en bra signalart inom hela sitt utbredningsområde och i södra Sverige är den sällsynt och en god signalart för skyddsvärda granskogsmiljöer. Den hotas av avverkning och fragmentering av naturskog och äldre granskog med lång trädkontinuitet. På ullticka kan ibland ulltickeporing (VU) påträffas - det är en sällsynt ticka som nyligen delats upp i de tre olika arterna ulltickeporing </w:t>
-      </w:r>
-      <w:r>
-        <w:rPr>
-          <w:i/>
-        </w:rPr>
-        <w:t xml:space="preserve">Skeletocutis brevispora </w:t>
-      </w:r>
-      <w:r>
-        <w:t>(VU)</w:t>
-      </w:r>
-      <w:r>
-        <w:rPr>
-          <w:i/>
-        </w:rPr>
-        <w:t>, Skeletocutis delicata</w:t>
-      </w:r>
-      <w:r>
-        <w:t xml:space="preserve"> (VU)</w:t>
-      </w:r>
-      <w:r>
-        <w:rPr>
-          <w:i/>
-        </w:rPr>
-        <w:t xml:space="preserve"> och Skeletocutis exilis</w:t>
-      </w:r>
-      <w:r>
-        <w:t xml:space="preserve"> (NT). Ullticka är typisk art för </w:t>
-      </w:r>
-      <w:r>
-        <w:rPr>
-          <w:i/>
-        </w:rPr>
-        <w:t xml:space="preserve">9010 Taiga, 9050 Näringsrik granskog </w:t>
-      </w:r>
-      <w:r>
-        <w:t xml:space="preserve">och </w:t>
-      </w:r>
-      <w:r>
-        <w:rPr>
-          <w:i/>
-        </w:rPr>
-        <w:t>9030 Landhöjningsskog</w:t>
-      </w:r>
-      <w:r>
-        <w:t xml:space="preserve"> (SLU Artdatabanken, 2026; Nitare &amp; Skogsstyrelsen, 2019; Miettinen &amp; Niemelä, 2018).</w:t>
-      </w:r>
-    </w:p>
-    <w:p>
-      <w:r>
-        <w:rPr>
-          <w:b/>
-        </w:rPr>
-        <w:t>Vedskivlav (NT)</w:t>
-      </w:r>
-      <w:r>
-        <w:t xml:space="preserve"> växer på gammal, torr, exponerad, hård kärnved av framförallt tall i naturskogsartade bestånd. Avverkning av tallskog av naturskogskaraktär med spår av återkommande bränder är ett hot. Mängden lämplig ved att växa på för vedskivlav minskar, dels på grund av naturlig nedbrytning men framförallt på grund av att de förstörs i samband med slutavverkningar, gallringar och markberedning. Tall- och blandbarrskogar av naturskogskaraktär med spår av återkommande bränder bör skyddas. Vedskivlav är typisk art för </w:t>
-      </w:r>
-      <w:r>
-        <w:rPr>
-          <w:i/>
-        </w:rPr>
-        <w:t>9010 Taiga</w:t>
-      </w:r>
-      <w:r>
-        <w:t xml:space="preserve"> (SLU Artdatabanken, 2024).</w:t>
-      </w:r>
-    </w:p>
-    <w:p>
-      <w:r>
-        <w:rPr>
-          <w:b/>
-        </w:rPr>
-        <w:t xml:space="preserve">Vedticka </w:t>
-      </w:r>
-      <w:r>
-        <w:t xml:space="preserve">är en bra signalart söder om den naturliga norrlandsgränsen. Den är huvudsakligen knuten till äldre barrskogar där det föreligger långvarig kontinuitet av död barrved. Vedticka är typisk art för </w:t>
-      </w:r>
-      <w:r>
-        <w:rPr>
-          <w:i/>
-        </w:rPr>
-        <w:t xml:space="preserve">9010 Taiga </w:t>
-      </w:r>
-      <w:r>
-        <w:t>(Nitare &amp; Skogsstyrelsen, 2019; SLU Artdatabanken, 2025).</w:t>
-      </w:r>
-    </w:p>
-    <w:p>
-      <w:pPr>
-        <w:pStyle w:val="Heading1"/>
-      </w:pPr>
-      <w:r>
-        <w:t>Fridlysta arter</w:t>
-      </w:r>
-    </w:p>
-    <w:p>
-      <w:r>
-        <w:t>Följande fridlysta arter har sina livsmiljöer och växtplatser i den avverkningsanmälda skogen: knärot (VU, §8), slaguggla (NT, §4), orre (§4), sparvuggla (§4) och revlummer (§9).</w:t>
-      </w:r>
-    </w:p>
-    <w:p>
-      <w:r>
-        <w:t xml:space="preserve">Observera att medlemsländerna är skyldiga att agera i enlighet med EU:s fågeldirektiv där det uttryckligen står att direktivet gäller för fåglar samt för deras ägg, bon och </w:t>
-      </w:r>
-      <w:r>
-        <w:rPr>
-          <w:b/>
-        </w:rPr>
-        <w:t xml:space="preserve">livsmiljöer </w:t>
-      </w:r>
-      <w:r>
-        <w:t>(artikel 1). Vidare att de åtgärder som vidtas inte får leda till en försämring av den nuvarande situationen beträffande bevarandet av de fågelarter som avses i artikel 1 (artikel 13). Fågeldirektivet är styrande för tillsynsansvariga myndigheters ärendehantering, ställningstaganden och beslutsfattande.</w:t>
-      </w:r>
-    </w:p>
-    <w:p>
-      <w:r>
-        <w:rPr>
-          <w:b/>
-        </w:rPr>
-        <w:t>Knärot (VU, §8)</w:t>
-      </w:r>
-      <w:r>
-        <w:t xml:space="preserve"> är typisk art för </w:t>
-      </w:r>
-      <w:r>
-        <w:rPr>
-          <w:i/>
-        </w:rPr>
-        <w:t xml:space="preserve">9010 Taiga </w:t>
-      </w:r>
-      <w:r>
-        <w:t>och</w:t>
-      </w:r>
-      <w:r>
-        <w:rPr>
-          <w:i/>
-        </w:rPr>
         <w:t xml:space="preserve"> 9050 Näringsrik granskog</w:t>
       </w:r>
       <w:r>
-        <w:t xml:space="preserve">, rödlistad som sårbar och fridlyst enligt 8§ artskyddsförordningen. En nyligen genomförd analys av 79 floraväktarlokaler indikerar att det behövs någonstans mellan 100 och 150 meters skyddszon för att en knärotspopulation inte ska dö ut på lång sikt (Sebestyén &amp; Sundberg, 2025). Detta ligger väl i linje med tidigare genomförda studier som visar att det krävs väl tilltagna buffertzoner för att knäroten inte ska ta skada av skogsbruksåtgärder i intilliggande skog (Johnson, 2014; Koelmeijer m.fl., 2022; Skogsstyrelsen, 2022). Arten är även känslig för gallring vilket framgår av Skogsstyrelsens egen vägledning för hänsyn till knärot (Skogsstyrelsen, 2022). För rika förekomster av knärot är reservatsbildning eller biotopskydd lämpliga åtgärder för att skydda den. På knärot kan den sällsynta rostsvampen </w:t>
+        <w:t xml:space="preserve">, rödlistad som sårbar och fridlyst enligt 8§ artskyddsförordningen. En nyligen genomförd analys av 79 floraväktarlokaler indikerar att det behövs någonstans mellan 100 och 150 meters skyddszon för att en knärotspopulation inte ska dö ut på lång sikt (Sebestyén &amp; Sundberg, 2025). Detta ligger väl i linje med tidigare genomförda studier som visar att det krävs väl tilltagna buffertzoner för att knäroten inte ska ta skada av skogsbruksåtgärder i intilliggande skog (Johnson, 2014; Koelmeijer m.fl., 2022; Skogsstyrelsen, 2022). Arten är även känslig för gallring vilket framgår av Skogsstyrelsens egen vägledning för hänsyn till knärot (Skogsstyrelsen, 2022). Ytterligare en studie visar på den starka korrelationen mellan minskande arealer kontinuitetsskog och lokal utdöenderisk. Knäroten uppvisade en mycket låg koloniseringsgrad (0,7 % över 10 år) i kombination med hög lokal utrotningsrisk (75,2 %), där utrotningssannolikheten ökade kraftigt när arealen kontinuitetsskog minskade mellan undersökningar, t.ex. på grund av kalhyggesbruk (Johansson et al., 2026). För rika förekomster av knärot är reservatsbildning eller biotopskydd lämpliga åtgärder för att skydda den. På knärot kan den sällsynta rostsvampen </w:t>
       </w:r>
       <w:r>
         <w:rPr>
@@ -566,7 +336,7 @@
       <w:r>
         <w:drawing>
           <wp:inline xmlns:a="http://schemas.openxmlformats.org/drawingml/2006/main" xmlns:pic="http://schemas.openxmlformats.org/drawingml/2006/picture">
-            <wp:extent cx="5486400" cy="5589423"/>
+            <wp:extent cx="5486400" cy="5590134"/>
             <wp:docPr id="2" name="Picture 2"/>
             <wp:cNvGraphicFramePr>
               <a:graphicFrameLocks noChangeAspect="1"/>
@@ -587,7 +357,7 @@
                   <pic:spPr>
                     <a:xfrm>
                       <a:off x="0" y="0"/>
-                      <a:ext cx="5486400" cy="5589423"/>
+                      <a:ext cx="5486400" cy="5590134"/>
                     </a:xfrm>
                     <a:prstGeom prst="rect"/>
                   </pic:spPr>
@@ -601,15 +371,31 @@
     <w:p>
       <w:pPr>
         <w:pStyle w:val="Caption"/>
+        <w:spacing w:after="240"/>
       </w:pPr>
       <w:r>
         <w:t>Figur 2. Fyndplatser och buffertzoner för knärot i det avverkningsanmälda området. Endast fyndplatser vars buffertzoner överlappar med det avverkningsanmälda området har tagits med i visualiseringen. Kartans mittpunktskoordinat är N 6650477, E 626056 i SWEREF 99 TM.</w:t>
       </w:r>
     </w:p>
     <w:p>
-      <w:pPr>
-        <w:pStyle w:val="Caption"/>
-      </w:pPr>
+      <w:r>
+        <w:rPr>
+          <w:b/>
+        </w:rPr>
+        <w:t>Pärluggla (EN, §4)</w:t>
+      </w:r>
+      <w:r>
+        <w:t xml:space="preserve"> är en starkt hotad art som omfattas av bilaga 1 EU:s fågeldirektiv. Beståndet har gradvis minskat sedan början av 1980-talet och efter 2010 tyder data från Svensk Fågeltaxering på att beståndet i det närmaste helt kraschat. Minskningstakten har uppgått till 60 (40–80) % under de senaste 15 åren. Pärlugglan är beroende av äldre, varierad skog med goda jaktmöjligheter och god tillgång på lämpliga trädhål som boplatser. Hemområdet är i storleksordningen 200–500 hektar, men storleken varierar kraftigt beroende på hur mycket föda det finns. Undvik skogsbruksåtgärder som kan skada hänsynskrävande miljöer, som till exempel strand- och sumpskogar med naturskogskaraktär, äldre skog på uddar och öar, raviner, klyftor och blockmarker samt berg- och rasbranter, äldre hällmarksskog, äldre sandtallskogar, naturskogsrester, eller äldre trädbestånd med mycket hänglavar eller död ved. Pärluggla är typisk art för </w:t>
+      </w:r>
+      <w:r>
+        <w:rPr>
+          <w:i/>
+        </w:rPr>
+        <w:t>9010 Västlig taiga</w:t>
+      </w:r>
+      <w:r>
+        <w:t xml:space="preserve"> (SLU Artdatabanken, 2026; Skogsstyrelsen, 2016).</w:t>
+      </w:r>
     </w:p>
     <w:p>
       <w:r>
@@ -636,6 +422,248 @@
     <w:p>
       <w:r>
         <w:t>I BILAGA 1 finns mer detaljerad information om ekologi samt krav på livsmiljö hos fridlysta arter.</w:t>
+      </w:r>
+    </w:p>
+    <w:p>
+      <w:pPr>
+        <w:pStyle w:val="Heading2"/>
+      </w:pPr>
+      <w:r>
+        <w:t>Övriga naturvårdsarter</w:t>
+      </w:r>
+    </w:p>
+    <w:p>
+      <w:r>
+        <w:rPr>
+          <w:b/>
+        </w:rPr>
+        <w:t>Bronshjon</w:t>
+      </w:r>
+      <w:r>
+        <w:t xml:space="preserve"> är en skalbagge vars larvutveckling sker under grov bark på stammar av döda eller döende barrträd, främst gran, i mindre omfattning tall. Arten är knuten till äldre, naturskogslik granskog med inslag av torkande träd. Bronshjon är typisk art för </w:t>
+      </w:r>
+      <w:r>
+        <w:rPr>
+          <w:i/>
+        </w:rPr>
+        <w:t>9010 Taiga</w:t>
+      </w:r>
+      <w:r>
+        <w:t xml:space="preserve"> (SLU Artdatabanken, 2025).</w:t>
+      </w:r>
+    </w:p>
+    <w:p>
+      <w:r>
+        <w:rPr>
+          <w:b/>
+        </w:rPr>
+        <w:t>Garnlav (VU)</w:t>
+      </w:r>
+      <w:r>
+        <w:t xml:space="preserve"> är en utpräglad barrskogsart som ibland kan drapera träden i norrländska grannaturskogar med hög luftfuktighet. Den förekommer även i talldominerade bestånd där den, förutom i trädens grenverk, påträffas hängande över ojämnheter i tallbarken. Arten har minskat starkt i södra och mellersta Sverige och den minskar även i sitt nordliga utbredningsområde. Minskningstakten uppgår till 30 (20–50) % inom 50 år och överstiger gränsvärdet för Sårbar (VU). Orsaken till tillbakagången beror främst på slutavverkningar av naturskogsartade skogar. Bestånd med riklig förekomst bör regelmässigt sparas, vilket även gynnar flera andra sällsynta och rödlistade arter. Garnlav är värdväxt för den mycket sällsynta och akut hotade fjärilen barrskogslavfly (CR) som hör hemma i boreala barrskogar med riklig förekomst av värdväxten. Tidigare kunde arten konstateras årligen på flera platser vid Dala-Floda i Dalarna innan lokalerna kalavverkades. Senaste fyndet i landet av barrskogslavfly är från år 2000 då den påträffades vid Högberget i Sollefteå kommun. Garnlav är typisk art för </w:t>
+      </w:r>
+      <w:r>
+        <w:rPr>
+          <w:i/>
+        </w:rPr>
+        <w:t xml:space="preserve">9010 Taiga </w:t>
+      </w:r>
+      <w:r>
+        <w:t>och</w:t>
+      </w:r>
+      <w:r>
+        <w:rPr>
+          <w:i/>
+        </w:rPr>
+        <w:t xml:space="preserve"> 9070 Trädklädd betesmark</w:t>
+      </w:r>
+      <w:r>
+        <w:t xml:space="preserve"> (SLU Artdatabanken, 2026).</w:t>
+      </w:r>
+    </w:p>
+    <w:p>
+      <w:r>
+        <w:rPr>
+          <w:b/>
+        </w:rPr>
+        <w:t xml:space="preserve">Grönpyrola </w:t>
+      </w:r>
+      <w:r>
+        <w:t xml:space="preserve">växer främst på sandig, torr eller frisk mark i äldre barrskog, ofta på isälvsmaterial såsom sand och grus. Den påträffas främst i äldre naturligt uppkomna barrskogar, exempelvis på tallmoar, i åssluttningar, dyner och rasbranter. Arten är känslig för skogsbruksmetoder såsom slutavverkning och markberedning. Grönpyrola är typisk art för </w:t>
+      </w:r>
+      <w:r>
+        <w:rPr>
+          <w:i/>
+        </w:rPr>
+        <w:t>9010 Taiga, 9060 Åsbarrskog</w:t>
+      </w:r>
+      <w:r>
+        <w:t xml:space="preserve"> och</w:t>
+      </w:r>
+      <w:r>
+        <w:rPr>
+          <w:i/>
+        </w:rPr>
+        <w:t xml:space="preserve"> 1610 Åsöar i Östersjön </w:t>
+      </w:r>
+      <w:r>
+        <w:t>(Nitare &amp; Skogsstyrelsen, 2019; SLU Artdatabanken, 2025).</w:t>
+      </w:r>
+    </w:p>
+    <w:p>
+      <w:r>
+        <w:rPr>
+          <w:b/>
+        </w:rPr>
+        <w:t xml:space="preserve">Orange taggsvamp (NT) </w:t>
+      </w:r>
+      <w:r>
+        <w:t xml:space="preserve">bildar mykorrhiza med både gran och tall och den förekommer främst i äldre barrskogar med kontinuitetsskogskaraktär. Mest frekvent är den i äldre mossrik granskog, men då bara i skogar inom granens naturliga utbredningsområde och i bestånd med långvarig grankontinuitet. Den totala populationen i landet bedöms ha minskat kraftigt och fortsatt kommer att minska då arten är knuten till en produktiv skogsmiljö som successivt avverkas. Arten hotas främst av skogsavverkning och tycks försvinna efter slutavverkning, markberedning och plantering och det är inte känt att arten har återkommit i anlagd skog på tidigare kalmark. Orange taggsvamp är typisk art för </w:t>
+      </w:r>
+      <w:r>
+        <w:rPr>
+          <w:i/>
+        </w:rPr>
+        <w:t>9010 Taiga</w:t>
+      </w:r>
+      <w:r>
+        <w:t xml:space="preserve"> (SLU Artdatabanken, 2024).</w:t>
+      </w:r>
+    </w:p>
+    <w:p>
+      <w:r>
+        <w:rPr>
+          <w:b/>
+        </w:rPr>
+        <w:t>Raggbock (VU)</w:t>
+      </w:r>
+      <w:r>
+        <w:t xml:space="preserve"> är en brandgynnad skalbagge vars larvutveckling sker i äldre, liggande, solexponerade stammar av tall, mer sällan gran. Raggbock ingår i ett åtgärdsprogram för hotade arter (ÅGP) och den är rödlistad som nära hotad (NT) i den europeiska rödlistan. Raggbock är typisk art för </w:t>
+      </w:r>
+      <w:r>
+        <w:rPr>
+          <w:i/>
+        </w:rPr>
+        <w:t>9010 Taiga</w:t>
+      </w:r>
+      <w:r>
+        <w:t xml:space="preserve"> och</w:t>
+      </w:r>
+      <w:r>
+        <w:rPr>
+          <w:i/>
+        </w:rPr>
+        <w:t xml:space="preserve"> 9060 Åsbarrskog</w:t>
+      </w:r>
+      <w:r>
+        <w:t xml:space="preserve"> (SLU Artdatabanken, 2024; Wikars, 2014; IUCN, 2010).</w:t>
+      </w:r>
+    </w:p>
+    <w:p>
+      <w:r>
+        <w:rPr>
+          <w:b/>
+        </w:rPr>
+        <w:t xml:space="preserve">Skarp dropptaggsvamp (NT) </w:t>
+      </w:r>
+      <w:r>
+        <w:t>bildar mykorrhiza med både gran och tall, främst i barrskogar med trädkontinuitet. Arten uppträder dels i näringsrik kalkbarrskog och dels i sur lavtallskog. Kalkbarrskogarna är ofta grandominerade, olikåldriga och skiktade på frisk mark med ett örtrikt vegetationsskikt. Lavtallskogarna är i regel magra, torra, ljusöppna och ofta brandpräglade. Den totala populationen i landet har minskat och bedöms fortsätta minska till följd av avverkning av äldre barrskogar. Arten har begränsad förmåga att återetablera sig efter slutavverkning eller andra storskaliga skogsbruksåtgärder. Det saknas indikationer på att arten långsiktigt kan etablera eller reproducera sig i skogsbestånd som brukas med metoder som trakthyggesbruk, markberedning, gödsling eller föryngring med förädlat plantmaterial. Minskningstakten för den svenska populationen bedöms vara nära gränsvärdet för Sårbar (VU) (SLU Artdatabanken, 2026).</w:t>
+      </w:r>
+    </w:p>
+    <w:p>
+      <w:r>
+        <w:rPr>
+          <w:b/>
+        </w:rPr>
+        <w:t>Ullticka (NT)</w:t>
+      </w:r>
+      <w:r>
+        <w:t xml:space="preserve"> är knuten till restbestånd av barrnaturskog och förekommer med ett tydligt optimum i orörda eller måttligt påverkade gamla granskogar där det föreligger viss kontinuitet av grov död ved. Ullticka är en bra signalart inom hela sitt utbredningsområde och i södra Sverige är den sällsynt och en god signalart för skyddsvärda granskogsmiljöer. Den hotas av avverkning och fragmentering av naturskog och äldre granskog med lång trädkontinuitet. På ullticka kan ibland ulltickeporing (VU) påträffas - det är en sällsynt ticka som nyligen delats upp i de tre olika arterna ulltickeporing </w:t>
+      </w:r>
+      <w:r>
+        <w:rPr>
+          <w:i/>
+        </w:rPr>
+        <w:t xml:space="preserve">Skeletocutis brevispora </w:t>
+      </w:r>
+      <w:r>
+        <w:t>(VU)</w:t>
+      </w:r>
+      <w:r>
+        <w:rPr>
+          <w:i/>
+        </w:rPr>
+        <w:t>, Skeletocutis delicata</w:t>
+      </w:r>
+      <w:r>
+        <w:t xml:space="preserve"> (VU)</w:t>
+      </w:r>
+      <w:r>
+        <w:rPr>
+          <w:i/>
+        </w:rPr>
+        <w:t xml:space="preserve"> och Skeletocutis exilis</w:t>
+      </w:r>
+      <w:r>
+        <w:t xml:space="preserve"> (NT). Ullticka är typisk art för </w:t>
+      </w:r>
+      <w:r>
+        <w:rPr>
+          <w:i/>
+        </w:rPr>
+        <w:t xml:space="preserve">9010 Taiga, 9050 Näringsrik granskog </w:t>
+      </w:r>
+      <w:r>
+        <w:t xml:space="preserve">och </w:t>
+      </w:r>
+      <w:r>
+        <w:rPr>
+          <w:i/>
+        </w:rPr>
+        <w:t>9030 Landhöjningsskog</w:t>
+      </w:r>
+      <w:r>
+        <w:t xml:space="preserve"> (SLU Artdatabanken, 2026; Nitare &amp; Skogsstyrelsen, 2019; Miettinen &amp; Niemelä, 2018).</w:t>
+      </w:r>
+    </w:p>
+    <w:p>
+      <w:r>
+        <w:rPr>
+          <w:b/>
+        </w:rPr>
+        <w:t>Vedskivlav (NT)</w:t>
+      </w:r>
+      <w:r>
+        <w:t xml:space="preserve"> växer på gammal, torr, exponerad, hård kärnved av framförallt tall i naturskogsartade bestånd. Avverkning av tallskog av naturskogskaraktär med spår av återkommande bränder är ett hot. Mängden lämplig ved att växa på för vedskivlav minskar, dels på grund av naturlig nedbrytning men framförallt på grund av att de förstörs i samband med slutavverkningar, gallringar och markberedning. Tall- och blandbarrskogar av naturskogskaraktär med spår av återkommande bränder bör skyddas. Vedskivlav är typisk art för </w:t>
+      </w:r>
+      <w:r>
+        <w:rPr>
+          <w:i/>
+        </w:rPr>
+        <w:t>9010 Taiga</w:t>
+      </w:r>
+      <w:r>
+        <w:t xml:space="preserve"> (SLU Artdatabanken, 2024).</w:t>
+      </w:r>
+    </w:p>
+    <w:p>
+      <w:r>
+        <w:rPr>
+          <w:b/>
+        </w:rPr>
+        <w:t xml:space="preserve">Vedticka </w:t>
+      </w:r>
+      <w:r>
+        <w:t xml:space="preserve">är en bra signalart söder om den naturliga norrlandsgränsen. Den är huvudsakligen knuten till äldre barrskogar där det föreligger långvarig kontinuitet av död barrved. Vedticka är typisk art för </w:t>
+      </w:r>
+      <w:r>
+        <w:rPr>
+          <w:i/>
+        </w:rPr>
+        <w:t xml:space="preserve">9010 Taiga </w:t>
+      </w:r>
+      <w:r>
+        <w:t>(Nitare &amp; Skogsstyrelsen, 2019; SLU Artdatabanken, 2025).</w:t>
       </w:r>
     </w:p>
     <w:p>
@@ -744,7 +772,7 @@
         <w:rPr>
           <w:i/>
         </w:rPr>
-        <w:t>I det avverkningsanmälda skogsområdet har 15 naturvårdsarter varav 8 rödlistade arter sina livsmiljöer och växtplatser.</w:t>
+        <w:t>I det avverkningsanmälda skogsområdet har 16 naturvårdsarter varav 10 rödlistade arter sina livsmiljöer och växtplatser.</w:t>
       </w:r>
     </w:p>
     <w:p>
@@ -977,7 +1005,7 @@
     </w:p>
     <w:p>
       <w:r>
-        <w:t>En analys av 79 floraväktarlokaler åren 1990–2015 vilka återbesökts under 2020–2024 visade på en tydlig negativ påverkan på knärotsförekomster från större hyggen i närområdet (inom 150–200 m) vilket indikerar att kanteffekter har en stor påverkan på populationerna. Resultaten bekräftar knärotens känslighet för kanteffekter och visar vikten av att skydda större skogsbestånd för att bevara arten. Om det blir höga andelar (&gt;30%) hyggen inom 200 meter från en knärotsförekomst så ökar risken för att en knärotspopulation dör ut och det verkar det behövas någonstans mellan 100 och 150 meters skyddszon för att bevara arten på lång sikt (Sebestyén &amp; Sundberg, 2025).</w:t>
+        <w:t>En analys av 79 floraväktarlokaler åren 1990–2015 vilka återbesökts under 2020–2024 visade på en tydlig negativ påverkan på knärotsförekomster från större hyggen i närområdet (inom 150–200 m) vilket indikerar att kanteffekter har en stor påverkan på populationerna. Resultaten bekräftar knärotens känslighet för kanteffekter och visar vikten av att skydda större skogsbestånd för att bevara arten. Om det blir höga andelar (&gt;30%) hyggen inom 200 meter från en knärotsförekomst så ökar risken för att en knärotspopulation dör ut och det verkar det behövas någonstans mellan 100 och 150 meters skyddszon för att bevara arten på lång sikt (Sebestyén &amp; Sundberg, 2025). Detta stöds även av en studie (Johansson et al, 2026) baserad på data från Riksskogstaxeringen som visar att knäroten minskat med 66 % under perioden 1993–2022 samt att det finns en stark korrelation mellan minskande arealer kontinuitetsskog och lokal utdöenderisk. Knäroten uppvisade en mycket låg koloniseringsgrad (0,7 % över 10 år) i kombination med hög lokal utrotningsrisk (75,2 %), där utrotningssannolikheten ökade kraftigt när arealen kontinuitetsskog minskade mellan undersökningar, t.ex. på grund av kalhyggesbruk (Johansson et al., 2026).</w:t>
       </w:r>
     </w:p>
     <w:p>
@@ -1022,7 +1050,7 @@
     </w:p>
     <w:p>
       <w:r>
-        <w:t>En nyligen publicerad vetenskaplig uppsats av Koelmeijer m.fl. (2022) inkluderar orkidén knärots skyddsbehov. I uppsatsen berörs problemet med uttorkning för växter, bl.a. för knärot, ett problem som blivit accentuerat på grund av den pågående klimatförändringen och torra somrar, t.ex. den exceptionellt torra sommaren 2018. I uppsatsen undersöks områden med tre olika avstånd från kalhyggeskant med avseende på skydd bl.a. för knärot. Det första området har avstånd upp till 20 m från hyggeskant (Strong edge effect), det andra 20–40 m från hyggeskant (Weak edge effect) och det tredje avser större avstånd från hyggeskant, där kanteffekten anses vara försumbar (Interior). Ett resultat var att man fann stor eller mycket stor uttorkningseffekt på känsliga och rödlistade skogsarter vid de kortare avstånden till hyggeskant, medan effekt av uttorkning inte konstaterades på större avstånd (Interior). För orkidén knärot fann man en rik förekomst (upp till 0,06 dm2/m2) på stort avstånd från hyggeskant (Interior), medan förekomsten var liten eller närmast försumbar i de områden som klassificerades som Weak edge effect respektive Strong edge effect. Arbetet påpekar att de allt oftare förekommande torra somrarna ger ytterligare skäl att utöka skyddsavståndet från hyggen till den fuktkrävande arten knärot (Koelmeijer m.fl., 2022).</w:t>
+        <w:t>Ytterligare en studie (Koelmeijer m.fl., 2022) inkluderar knärotens skyddsbehov. I uppsatsen berörs problemet med uttorkning för växter, bl.a. för knärot, ett problem som blivit accentuerat på grund av den pågående klimatförändringen och torra somrar, t.ex. den exceptionellt torra sommaren 2018. I uppsatsen undersöks områden med tre olika avstånd från kalhyggeskant med avseende på skydd bl.a. för knärot. Det första området har avstånd upp till 20 m från hyggeskant (Strong edge effect), det andra 20–40 m från hyggeskant (Weak edge effect) och det tredje avser större avstånd från hyggeskant, där kanteffekten anses vara försumbar (Interior). Ett resultat var att man fann stor eller mycket stor uttorkningseffekt på känsliga och rödlistade skogsarter vid de kortare avstånden till hyggeskant, medan effekt av uttorkning inte konstaterades på större avstånd (Interior). För orkidén knärot fann man en rik förekomst (upp till 0,06 dm2/m2) på stort avstånd från hyggeskant (Interior), medan förekomsten var liten eller närmast försumbar i de områden som klassificerades som Weak edge effect respektive Strong edge effect. Arbetet påpekar att de allt oftare förekommande torra somrarna ger ytterligare skäl att utöka skyddsavståndet från hyggen till den fuktkrävande arten knärot (Koelmeijer m.fl., 2022).</w:t>
       </w:r>
     </w:p>
     <w:p>
@@ -1054,7 +1082,7 @@
         <w:t xml:space="preserve">Short-term response of the herbaceous layer within leave patches after harvest. </w:t>
       </w:r>
       <w:r>
-        <w:t>Forest Ecology and Management 257, 1014–1025</w:t>
+        <w:t>Forest Ecology and Management 257, 1014–1025.</w:t>
       </w:r>
     </w:p>
     <w:p>
@@ -1068,7 +1096,30 @@
         <w:t xml:space="preserve">Level and pattern of overstory retention interact to shape long-term responses of understories to timber harvest. </w:t>
       </w:r>
       <w:r>
-        <w:t>Ecological Applications, 22, 2049–2064</w:t>
+        <w:t>Ecological Applications, 22, 2049–2064.</w:t>
+      </w:r>
+    </w:p>
+    <w:p>
+      <w:r>
+        <w:t>Johansson, V., Jansson, M. och Bergman, K-O</w:t>
+      </w:r>
+      <w:r>
+        <w:rPr>
+          <w:i/>
+        </w:rPr>
+        <w:t>.</w:t>
+      </w:r>
+      <w:r>
+        <w:t>, 2026.</w:t>
+      </w:r>
+      <w:r>
+        <w:rPr>
+          <w:i/>
+        </w:rPr>
+        <w:t xml:space="preserve"> A 30-year population decline of a threatened forest orchid associated with old growth forests</w:t>
+      </w:r>
+      <w:r>
+        <w:t>. Department of Physics, Chemistry and Biology (IFM), Linköping University.</w:t>
       </w:r>
     </w:p>
     <w:p>
@@ -1082,7 +1133,7 @@
         <w:t>Retention Forestry as a Conservation Measure for Boreal Forest Ground Vegetation</w:t>
       </w:r>
       <w:r>
-        <w:t>. Doktorsavhandling, SLU, Uppsala</w:t>
+        <w:t>. Doktorsavhandling, SLU, Uppsala.</w:t>
       </w:r>
     </w:p>
     <w:p>
@@ -1096,7 +1147,7 @@
         <w:t xml:space="preserve">Interactive effects of drought and edge exposure on old-growth forest understory species. </w:t>
       </w:r>
       <w:r>
-        <w:t>Landscape Ecology, 37, sid 1839–1853</w:t>
+        <w:t>Landscape Ecology, 37, sid 1839–1853.</w:t>
       </w:r>
     </w:p>
     <w:p>
@@ -1124,7 +1175,7 @@
         <w:t>Påverkan på knärotslokaler från hyggen i närheten.</w:t>
       </w:r>
       <w:r>
-        <w:t xml:space="preserve"> DAPHNE 36:1 2025. Botaniska Sällskapet i Stockholm</w:t>
+        <w:t xml:space="preserve"> DAPHNE 36:1 2025. Botaniska Sällskapet i Stockholm.</w:t>
       </w:r>
     </w:p>
     <w:p>
@@ -1138,7 +1189,7 @@
         <w:t xml:space="preserve">Vägledning för hänsyn till knärot. </w:t>
       </w:r>
       <w:r>
-        <w:t>https://www.skogsstyrelsen.se/lag-och-tillsyn/artskydd/vagledningar-och-kunskapsstod-artskydd/vagledning-for-hansyn-till-knarot/</w:t>
+        <w:t>https://www.skogsstyrelsen.se/lag-och-tillsyn/artskydd/vagledningar-och-kunskapsstod-artskydd/vagledning-for-hansyn-till-knarot/.</w:t>
       </w:r>
     </w:p>
     <w:p>
@@ -1152,7 +1203,72 @@
         <w:t xml:space="preserve">Artfaktablad. Naturvård – artfakta. </w:t>
       </w:r>
       <w:r>
-        <w:t>SLU Artdatabanken, Uppsala</w:t>
+        <w:t>SLU Artdatabanken, Uppsala.</w:t>
+      </w:r>
+    </w:p>
+    <w:p>
+      <w:pPr>
+        <w:pStyle w:val="Heading1"/>
+      </w:pPr>
+      <w:r>
+        <w:t>Pärluggla – ekologi samt krav på livsmiljön</w:t>
+      </w:r>
+    </w:p>
+    <w:p>
+      <w:r>
+        <w:t xml:space="preserve">Pärluggla (EN, §4) är en starkt hotad art som är typisk art för </w:t>
+      </w:r>
+      <w:r>
+        <w:rPr>
+          <w:i/>
+        </w:rPr>
+        <w:t>9010 Västlig taiga</w:t>
+      </w:r>
+      <w:r>
+        <w:t xml:space="preserve"> och omfattas av bilaga 1 EU:s fågeldirektiv. Beståndet har gradvis minskat sedan början av 1980-talet och efter 2010 tyder data från Svensk Fågeltaxering på att beståndet i det närmaste helt kraschat. Minskningstakten har uppgått till 60 (40–80) % under de senaste 15 åren och överstiger gränsvärdet för starkt hotad (EN) (SLU Artdatabanken, 2026).</w:t>
+      </w:r>
+    </w:p>
+    <w:p>
+      <w:r>
+        <w:t>Pärlugglan är beroende av äldre, varierad skog med goda jaktmöjligheter och god tillgång på lämpliga trädhål som boplatser. Den förekommer med störst täthet i äldre granskog, med inslag av gamla lövträd och luckor och öppningar i form av mindre hyggen, jordbruksmark och liknande. Den häckar även frekvent i barr- och lövblandskogar av tall, björk och asp, där förutsättningarna att finna boplatser är störst. I sydligaste Sverige häckar den ofta i gamla bokbackar, men den är mycket sällsynt i ren bokskog. Hemområdet är i storleksordningen 200–500 hektar, men storleken varierar kraftigt beroende på hur mycket föda det finns. Under dåliga gnagarår kan pärlugglan jaga upp till 4 km från boet medan den under bra år ofta håller sig inom 1 km (SLU Artdatabanken, 2026).</w:t>
+      </w:r>
+    </w:p>
+    <w:p>
+      <w:r>
+        <w:t>Undvik skogsbruksåtgärder som kan skada hänsynskrävande miljöer, som till exempel strand- och sumpskogar med naturskogskaraktär, äldre skog på uddar och öar, raviner, klyftor och blockmarker samt berg- och rasbranter, äldre hällmarksskog, äldre sandtallskogar, naturskogsrester, eller äldre trädbestånd med mycket hänglavar eller död ved (Skogsstyrelsen, 2016).</w:t>
+      </w:r>
+    </w:p>
+    <w:p>
+      <w:pPr>
+        <w:pStyle w:val="Heading2"/>
+      </w:pPr>
+      <w:r>
+        <w:t>Referenser – pärluggla</w:t>
+      </w:r>
+    </w:p>
+    <w:p>
+      <w:r>
+        <w:t xml:space="preserve">SLU Artdatabanken, 2026. </w:t>
+      </w:r>
+      <w:r>
+        <w:rPr>
+          <w:i/>
+        </w:rPr>
+        <w:t xml:space="preserve">Artfaktablad. Naturvård – artfakta. </w:t>
+      </w:r>
+      <w:r>
+        <w:t>SLU Artdatabanken, Uppsala.</w:t>
+      </w:r>
+    </w:p>
+    <w:p>
+      <w:r>
+        <w:t xml:space="preserve">Skogsstyrelsen, 2016. </w:t>
+      </w:r>
+      <w:r>
+        <w:rPr>
+          <w:i/>
+        </w:rPr>
+        <w:t>Vägledning för hänsyn till pärluggla.</w:t>
       </w:r>
     </w:p>
     <w:p>
@@ -1278,7 +1394,7 @@
 </file>
 
 <file path=word/endnotes.xml><?xml version="1.0" encoding="utf-8"?>
-<w:endnotes xmlns:wpc="http://schemas.microsoft.com/office/word/2010/wordprocessingCanvas" xmlns:cx="http://schemas.microsoft.com/office/drawing/2014/chartex" xmlns:cx1="http://schemas.microsoft.com/office/drawing/2015/9/8/chartex" xmlns:cx2="http://schemas.microsoft.com/office/drawing/2015/10/21/chartex" xmlns:cx3="http://schemas.microsoft.com/office/drawing/2016/5/9/chartex" xmlns:cx4="http://schemas.microsoft.com/office/drawing/2016/5/10/chartex" xmlns:cx5="http://schemas.microsoft.com/office/drawing/2016/5/11/chartex" xmlns:cx6="http://schemas.microsoft.com/office/drawing/2016/5/12/chartex" xmlns:cx7="http://schemas.microsoft.com/office/drawing/2016/5/13/chartex" xmlns:cx8="http://schemas.microsoft.com/office/drawing/2016/5/14/chartex" xmlns:mc="http://schemas.openxmlformats.org/markup-compatibility/2006" xmlns:aink="http://schemas.microsoft.com/office/drawing/2016/ink" xmlns:am3d="http://schemas.microsoft.com/office/drawing/2017/model3d" xmlns:o="urn:schemas-microsoft-com:office:office" xmlns:oel="http://schemas.microsoft.com/office/2019/extlst" xmlns:r="http://schemas.openxmlformats.org/officeDocument/2006/relationships" xmlns:m="http://schemas.openxmlformats.org/officeDocument/2006/math" xmlns:v="urn:schemas-microsoft-com:vml" xmlns:wp14="http://schemas.microsoft.com/office/word/2010/wordprocessingDrawing" xmlns:wp="http://schemas.openxmlformats.org/drawingml/2006/wordprocessingDrawing" xmlns:w10="urn:schemas-microsoft-com:office:word" xmlns:w="http://schemas.openxmlformats.org/wordprocessingml/2006/main" xmlns:w14="http://schemas.microsoft.com/office/word/2010/wordml" xmlns:w15="http://schemas.microsoft.com/office/word/2012/wordml" xmlns:w16cex="http://schemas.microsoft.com/office/word/2018/wordml/cex" xmlns:w16cid="http://schemas.microsoft.com/office/word/2016/wordml/cid" xmlns:w16="http://schemas.microsoft.com/office/word/2018/wordml" xmlns:w16sdtdh="http://schemas.microsoft.com/office/word/2020/wordml/sdtdatahash" xmlns:w16se="http://schemas.microsoft.com/office/word/2015/wordml/symex" xmlns:wpg="http://schemas.microsoft.com/office/word/2010/wordprocessingGroup" xmlns:wpi="http://schemas.microsoft.com/office/word/2010/wordprocessingInk" xmlns:wne="http://schemas.microsoft.com/office/word/2006/wordml" xmlns:wps="http://schemas.microsoft.com/office/word/2010/wordprocessingShape" mc:Ignorable="w14 w15 w16se w16cid w16 w16cex w16sdtdh wp14">
+<w:endnotes xmlns:wpc="http://schemas.microsoft.com/office/word/2010/wordprocessingCanvas" xmlns:cx="http://schemas.microsoft.com/office/drawing/2014/chartex" xmlns:cx1="http://schemas.microsoft.com/office/drawing/2015/9/8/chartex" xmlns:cx2="http://schemas.microsoft.com/office/drawing/2015/10/21/chartex" xmlns:cx3="http://schemas.microsoft.com/office/drawing/2016/5/9/chartex" xmlns:cx4="http://schemas.microsoft.com/office/drawing/2016/5/10/chartex" xmlns:cx5="http://schemas.microsoft.com/office/drawing/2016/5/11/chartex" xmlns:cx6="http://schemas.microsoft.com/office/drawing/2016/5/12/chartex" xmlns:cx7="http://schemas.microsoft.com/office/drawing/2016/5/13/chartex" xmlns:cx8="http://schemas.microsoft.com/office/drawing/2016/5/14/chartex" xmlns:mc="http://schemas.openxmlformats.org/markup-compatibility/2006" xmlns:aink="http://schemas.microsoft.com/office/drawing/2016/ink" xmlns:am3d="http://schemas.microsoft.com/office/drawing/2017/model3d" xmlns:o="urn:schemas-microsoft-com:office:office" xmlns:oel="http://schemas.microsoft.com/office/2019/extlst" xmlns:r="http://schemas.openxmlformats.org/officeDocument/2006/relationships" xmlns:m="http://schemas.openxmlformats.org/officeDocument/2006/math" xmlns:v="urn:schemas-microsoft-com:vml" xmlns:wp14="http://schemas.microsoft.com/office/word/2010/wordprocessingDrawing" xmlns:wp="http://schemas.openxmlformats.org/drawingml/2006/wordprocessingDrawing" xmlns:w10="urn:schemas-microsoft-com:office:word" xmlns:w="http://schemas.openxmlformats.org/wordprocessingml/2006/main" xmlns:w14="http://schemas.microsoft.com/office/word/2010/wordml" xmlns:w15="http://schemas.microsoft.com/office/word/2012/wordml" xmlns:w16cex="http://schemas.microsoft.com/office/word/2018/wordml/cex" xmlns:w16cid="http://schemas.microsoft.com/office/word/2016/wordml/cid" xmlns:w16="http://schemas.microsoft.com/office/word/2018/wordml" xmlns:w16du="http://schemas.microsoft.com/office/word/2023/wordml/word16du" xmlns:w16sdtdh="http://schemas.microsoft.com/office/word/2020/wordml/sdtdatahash" xmlns:w16sdtfl="http://schemas.microsoft.com/office/word/2024/wordml/sdtformatlock" xmlns:w16se="http://schemas.microsoft.com/office/word/2015/wordml/symex" xmlns:wpg="http://schemas.microsoft.com/office/word/2010/wordprocessingGroup" xmlns:wpi="http://schemas.microsoft.com/office/word/2010/wordprocessingInk" xmlns:wne="http://schemas.microsoft.com/office/word/2006/wordml" xmlns:wps="http://schemas.microsoft.com/office/word/2010/wordprocessingShape" mc:Ignorable="w14 w15 w16se w16cid w16 w16cex w16sdtdh w16sdtfl w16du wp14">
   <w:endnote w:type="separator" w:id="-1">
     <w:p>
       <w:pPr>
@@ -1303,7 +1419,7 @@
 </file>
 
 <file path=word/footer1.xml><?xml version="1.0" encoding="utf-8"?>
-<w:ftr xmlns:wpc="http://schemas.microsoft.com/office/word/2010/wordprocessingCanvas" xmlns:cx="http://schemas.microsoft.com/office/drawing/2014/chartex" xmlns:cx1="http://schemas.microsoft.com/office/drawing/2015/9/8/chartex" xmlns:cx2="http://schemas.microsoft.com/office/drawing/2015/10/21/chartex" xmlns:cx3="http://schemas.microsoft.com/office/drawing/2016/5/9/chartex" xmlns:cx4="http://schemas.microsoft.com/office/drawing/2016/5/10/chartex" xmlns:cx5="http://schemas.microsoft.com/office/drawing/2016/5/11/chartex" xmlns:cx6="http://schemas.microsoft.com/office/drawing/2016/5/12/chartex" xmlns:cx7="http://schemas.microsoft.com/office/drawing/2016/5/13/chartex" xmlns:cx8="http://schemas.microsoft.com/office/drawing/2016/5/14/chartex" xmlns:mc="http://schemas.openxmlformats.org/markup-compatibility/2006" xmlns:aink="http://schemas.microsoft.com/office/drawing/2016/ink" xmlns:am3d="http://schemas.microsoft.com/office/drawing/2017/model3d" xmlns:o="urn:schemas-microsoft-com:office:office" xmlns:oel="http://schemas.microsoft.com/office/2019/extlst" xmlns:r="http://schemas.openxmlformats.org/officeDocument/2006/relationships" xmlns:m="http://schemas.openxmlformats.org/officeDocument/2006/math" xmlns:v="urn:schemas-microsoft-com:vml" xmlns:wp14="http://schemas.microsoft.com/office/word/2010/wordprocessingDrawing" xmlns:wp="http://schemas.openxmlformats.org/drawingml/2006/wordprocessingDrawing" xmlns:w10="urn:schemas-microsoft-com:office:word" xmlns:w="http://schemas.openxmlformats.org/wordprocessingml/2006/main" xmlns:w14="http://schemas.microsoft.com/office/word/2010/wordml" xmlns:w15="http://schemas.microsoft.com/office/word/2012/wordml" xmlns:w16cex="http://schemas.microsoft.com/office/word/2018/wordml/cex" xmlns:w16cid="http://schemas.microsoft.com/office/word/2016/wordml/cid" xmlns:w16="http://schemas.microsoft.com/office/word/2018/wordml" xmlns:w16sdtdh="http://schemas.microsoft.com/office/word/2020/wordml/sdtdatahash" xmlns:w16se="http://schemas.microsoft.com/office/word/2015/wordml/symex" xmlns:wpg="http://schemas.microsoft.com/office/word/2010/wordprocessingGroup" xmlns:wpi="http://schemas.microsoft.com/office/word/2010/wordprocessingInk" xmlns:wne="http://schemas.microsoft.com/office/word/2006/wordml" xmlns:wps="http://schemas.microsoft.com/office/word/2010/wordprocessingShape" mc:Ignorable="w14 w15 w16se w16cid w16 w16cex w16sdtdh wp14">
+<w:ftr xmlns:wpc="http://schemas.microsoft.com/office/word/2010/wordprocessingCanvas" xmlns:cx="http://schemas.microsoft.com/office/drawing/2014/chartex" xmlns:cx1="http://schemas.microsoft.com/office/drawing/2015/9/8/chartex" xmlns:cx2="http://schemas.microsoft.com/office/drawing/2015/10/21/chartex" xmlns:cx3="http://schemas.microsoft.com/office/drawing/2016/5/9/chartex" xmlns:cx4="http://schemas.microsoft.com/office/drawing/2016/5/10/chartex" xmlns:cx5="http://schemas.microsoft.com/office/drawing/2016/5/11/chartex" xmlns:cx6="http://schemas.microsoft.com/office/drawing/2016/5/12/chartex" xmlns:cx7="http://schemas.microsoft.com/office/drawing/2016/5/13/chartex" xmlns:cx8="http://schemas.microsoft.com/office/drawing/2016/5/14/chartex" xmlns:mc="http://schemas.openxmlformats.org/markup-compatibility/2006" xmlns:aink="http://schemas.microsoft.com/office/drawing/2016/ink" xmlns:am3d="http://schemas.microsoft.com/office/drawing/2017/model3d" xmlns:o="urn:schemas-microsoft-com:office:office" xmlns:oel="http://schemas.microsoft.com/office/2019/extlst" xmlns:r="http://schemas.openxmlformats.org/officeDocument/2006/relationships" xmlns:m="http://schemas.openxmlformats.org/officeDocument/2006/math" xmlns:v="urn:schemas-microsoft-com:vml" xmlns:wp14="http://schemas.microsoft.com/office/word/2010/wordprocessingDrawing" xmlns:wp="http://schemas.openxmlformats.org/drawingml/2006/wordprocessingDrawing" xmlns:w10="urn:schemas-microsoft-com:office:word" xmlns:w="http://schemas.openxmlformats.org/wordprocessingml/2006/main" xmlns:w14="http://schemas.microsoft.com/office/word/2010/wordml" xmlns:w15="http://schemas.microsoft.com/office/word/2012/wordml" xmlns:w16cex="http://schemas.microsoft.com/office/word/2018/wordml/cex" xmlns:w16cid="http://schemas.microsoft.com/office/word/2016/wordml/cid" xmlns:w16="http://schemas.microsoft.com/office/word/2018/wordml" xmlns:w16du="http://schemas.microsoft.com/office/word/2023/wordml/word16du" xmlns:w16sdtdh="http://schemas.microsoft.com/office/word/2020/wordml/sdtdatahash" xmlns:w16sdtfl="http://schemas.microsoft.com/office/word/2024/wordml/sdtformatlock" xmlns:w16se="http://schemas.microsoft.com/office/word/2015/wordml/symex" xmlns:wpg="http://schemas.microsoft.com/office/word/2010/wordprocessingGroup" xmlns:wpi="http://schemas.microsoft.com/office/word/2010/wordprocessingInk" xmlns:wne="http://schemas.microsoft.com/office/word/2006/wordml" xmlns:wps="http://schemas.microsoft.com/office/word/2010/wordprocessingShape" mc:Ignorable="w14 w15 w16se w16cid w16 w16cex w16sdtdh w16sdtfl w16du wp14">
   <w:p>
     <w:pPr>
       <w:pStyle w:val="Footer"/>
@@ -1313,7 +1429,7 @@
 </file>
 
 <file path=word/footer2.xml><?xml version="1.0" encoding="utf-8"?>
-<w:ftr xmlns:wpc="http://schemas.microsoft.com/office/word/2010/wordprocessingCanvas" xmlns:cx="http://schemas.microsoft.com/office/drawing/2014/chartex" xmlns:cx1="http://schemas.microsoft.com/office/drawing/2015/9/8/chartex" xmlns:cx2="http://schemas.microsoft.com/office/drawing/2015/10/21/chartex" xmlns:cx3="http://schemas.microsoft.com/office/drawing/2016/5/9/chartex" xmlns:cx4="http://schemas.microsoft.com/office/drawing/2016/5/10/chartex" xmlns:cx5="http://schemas.microsoft.com/office/drawing/2016/5/11/chartex" xmlns:cx6="http://schemas.microsoft.com/office/drawing/2016/5/12/chartex" xmlns:cx7="http://schemas.microsoft.com/office/drawing/2016/5/13/chartex" xmlns:cx8="http://schemas.microsoft.com/office/drawing/2016/5/14/chartex" xmlns:mc="http://schemas.openxmlformats.org/markup-compatibility/2006" xmlns:aink="http://schemas.microsoft.com/office/drawing/2016/ink" xmlns:am3d="http://schemas.microsoft.com/office/drawing/2017/model3d" xmlns:o="urn:schemas-microsoft-com:office:office" xmlns:oel="http://schemas.microsoft.com/office/2019/extlst" xmlns:r="http://schemas.openxmlformats.org/officeDocument/2006/relationships" xmlns:m="http://schemas.openxmlformats.org/officeDocument/2006/math" xmlns:v="urn:schemas-microsoft-com:vml" xmlns:wp14="http://schemas.microsoft.com/office/word/2010/wordprocessingDrawing" xmlns:wp="http://schemas.openxmlformats.org/drawingml/2006/wordprocessingDrawing" xmlns:w10="urn:schemas-microsoft-com:office:word" xmlns:w="http://schemas.openxmlformats.org/wordprocessingml/2006/main" xmlns:w14="http://schemas.microsoft.com/office/word/2010/wordml" xmlns:w15="http://schemas.microsoft.com/office/word/2012/wordml" xmlns:w16cex="http://schemas.microsoft.com/office/word/2018/wordml/cex" xmlns:w16cid="http://schemas.microsoft.com/office/word/2016/wordml/cid" xmlns:w16="http://schemas.microsoft.com/office/word/2018/wordml" xmlns:w16sdtdh="http://schemas.microsoft.com/office/word/2020/wordml/sdtdatahash" xmlns:w16se="http://schemas.microsoft.com/office/word/2015/wordml/symex" xmlns:wpg="http://schemas.microsoft.com/office/word/2010/wordprocessingGroup" xmlns:wpi="http://schemas.microsoft.com/office/word/2010/wordprocessingInk" xmlns:wne="http://schemas.microsoft.com/office/word/2006/wordml" xmlns:wps="http://schemas.microsoft.com/office/word/2010/wordprocessingShape" mc:Ignorable="w14 w15 w16se w16cid w16 w16cex w16sdtdh wp14">
+<w:ftr xmlns:wpc="http://schemas.microsoft.com/office/word/2010/wordprocessingCanvas" xmlns:cx="http://schemas.microsoft.com/office/drawing/2014/chartex" xmlns:cx1="http://schemas.microsoft.com/office/drawing/2015/9/8/chartex" xmlns:cx2="http://schemas.microsoft.com/office/drawing/2015/10/21/chartex" xmlns:cx3="http://schemas.microsoft.com/office/drawing/2016/5/9/chartex" xmlns:cx4="http://schemas.microsoft.com/office/drawing/2016/5/10/chartex" xmlns:cx5="http://schemas.microsoft.com/office/drawing/2016/5/11/chartex" xmlns:cx6="http://schemas.microsoft.com/office/drawing/2016/5/12/chartex" xmlns:cx7="http://schemas.microsoft.com/office/drawing/2016/5/13/chartex" xmlns:cx8="http://schemas.microsoft.com/office/drawing/2016/5/14/chartex" xmlns:mc="http://schemas.openxmlformats.org/markup-compatibility/2006" xmlns:aink="http://schemas.microsoft.com/office/drawing/2016/ink" xmlns:am3d="http://schemas.microsoft.com/office/drawing/2017/model3d" xmlns:o="urn:schemas-microsoft-com:office:office" xmlns:oel="http://schemas.microsoft.com/office/2019/extlst" xmlns:r="http://schemas.openxmlformats.org/officeDocument/2006/relationships" xmlns:m="http://schemas.openxmlformats.org/officeDocument/2006/math" xmlns:v="urn:schemas-microsoft-com:vml" xmlns:wp14="http://schemas.microsoft.com/office/word/2010/wordprocessingDrawing" xmlns:wp="http://schemas.openxmlformats.org/drawingml/2006/wordprocessingDrawing" xmlns:w10="urn:schemas-microsoft-com:office:word" xmlns:w="http://schemas.openxmlformats.org/wordprocessingml/2006/main" xmlns:w14="http://schemas.microsoft.com/office/word/2010/wordml" xmlns:w15="http://schemas.microsoft.com/office/word/2012/wordml" xmlns:w16cex="http://schemas.microsoft.com/office/word/2018/wordml/cex" xmlns:w16cid="http://schemas.microsoft.com/office/word/2016/wordml/cid" xmlns:w16="http://schemas.microsoft.com/office/word/2018/wordml" xmlns:w16du="http://schemas.microsoft.com/office/word/2023/wordml/word16du" xmlns:w16sdtdh="http://schemas.microsoft.com/office/word/2020/wordml/sdtdatahash" xmlns:w16sdtfl="http://schemas.microsoft.com/office/word/2024/wordml/sdtformatlock" xmlns:w16se="http://schemas.microsoft.com/office/word/2015/wordml/symex" xmlns:wpg="http://schemas.microsoft.com/office/word/2010/wordprocessingGroup" xmlns:wpi="http://schemas.microsoft.com/office/word/2010/wordprocessingInk" xmlns:wne="http://schemas.microsoft.com/office/word/2006/wordml" xmlns:wps="http://schemas.microsoft.com/office/word/2010/wordprocessingShape" mc:Ignorable="w14 w15 w16se w16cid w16 w16cex w16sdtdh w16sdtfl w16du wp14">
   <w:p>
     <w:pPr>
       <w:pStyle w:val="Footer"/>
@@ -1323,7 +1439,7 @@
 </file>
 
 <file path=word/footer3.xml><?xml version="1.0" encoding="utf-8"?>
-<w:ftr xmlns:wpc="http://schemas.microsoft.com/office/word/2010/wordprocessingCanvas" xmlns:cx="http://schemas.microsoft.com/office/drawing/2014/chartex" xmlns:cx1="http://schemas.microsoft.com/office/drawing/2015/9/8/chartex" xmlns:cx2="http://schemas.microsoft.com/office/drawing/2015/10/21/chartex" xmlns:cx3="http://schemas.microsoft.com/office/drawing/2016/5/9/chartex" xmlns:cx4="http://schemas.microsoft.com/office/drawing/2016/5/10/chartex" xmlns:cx5="http://schemas.microsoft.com/office/drawing/2016/5/11/chartex" xmlns:cx6="http://schemas.microsoft.com/office/drawing/2016/5/12/chartex" xmlns:cx7="http://schemas.microsoft.com/office/drawing/2016/5/13/chartex" xmlns:cx8="http://schemas.microsoft.com/office/drawing/2016/5/14/chartex" xmlns:mc="http://schemas.openxmlformats.org/markup-compatibility/2006" xmlns:aink="http://schemas.microsoft.com/office/drawing/2016/ink" xmlns:am3d="http://schemas.microsoft.com/office/drawing/2017/model3d" xmlns:o="urn:schemas-microsoft-com:office:office" xmlns:oel="http://schemas.microsoft.com/office/2019/extlst" xmlns:r="http://schemas.openxmlformats.org/officeDocument/2006/relationships" xmlns:m="http://schemas.openxmlformats.org/officeDocument/2006/math" xmlns:v="urn:schemas-microsoft-com:vml" xmlns:wp14="http://schemas.microsoft.com/office/word/2010/wordprocessingDrawing" xmlns:wp="http://schemas.openxmlformats.org/drawingml/2006/wordprocessingDrawing" xmlns:w10="urn:schemas-microsoft-com:office:word" xmlns:w="http://schemas.openxmlformats.org/wordprocessingml/2006/main" xmlns:w14="http://schemas.microsoft.com/office/word/2010/wordml" xmlns:w15="http://schemas.microsoft.com/office/word/2012/wordml" xmlns:w16cex="http://schemas.microsoft.com/office/word/2018/wordml/cex" xmlns:w16cid="http://schemas.microsoft.com/office/word/2016/wordml/cid" xmlns:w16="http://schemas.microsoft.com/office/word/2018/wordml" xmlns:w16sdtdh="http://schemas.microsoft.com/office/word/2020/wordml/sdtdatahash" xmlns:w16se="http://schemas.microsoft.com/office/word/2015/wordml/symex" xmlns:wpg="http://schemas.microsoft.com/office/word/2010/wordprocessingGroup" xmlns:wpi="http://schemas.microsoft.com/office/word/2010/wordprocessingInk" xmlns:wne="http://schemas.microsoft.com/office/word/2006/wordml" xmlns:wps="http://schemas.microsoft.com/office/word/2010/wordprocessingShape" mc:Ignorable="w14 w15 w16se w16cid w16 w16cex w16sdtdh wp14">
+<w:ftr xmlns:wpc="http://schemas.microsoft.com/office/word/2010/wordprocessingCanvas" xmlns:cx="http://schemas.microsoft.com/office/drawing/2014/chartex" xmlns:cx1="http://schemas.microsoft.com/office/drawing/2015/9/8/chartex" xmlns:cx2="http://schemas.microsoft.com/office/drawing/2015/10/21/chartex" xmlns:cx3="http://schemas.microsoft.com/office/drawing/2016/5/9/chartex" xmlns:cx4="http://schemas.microsoft.com/office/drawing/2016/5/10/chartex" xmlns:cx5="http://schemas.microsoft.com/office/drawing/2016/5/11/chartex" xmlns:cx6="http://schemas.microsoft.com/office/drawing/2016/5/12/chartex" xmlns:cx7="http://schemas.microsoft.com/office/drawing/2016/5/13/chartex" xmlns:cx8="http://schemas.microsoft.com/office/drawing/2016/5/14/chartex" xmlns:mc="http://schemas.openxmlformats.org/markup-compatibility/2006" xmlns:aink="http://schemas.microsoft.com/office/drawing/2016/ink" xmlns:am3d="http://schemas.microsoft.com/office/drawing/2017/model3d" xmlns:o="urn:schemas-microsoft-com:office:office" xmlns:oel="http://schemas.microsoft.com/office/2019/extlst" xmlns:r="http://schemas.openxmlformats.org/officeDocument/2006/relationships" xmlns:m="http://schemas.openxmlformats.org/officeDocument/2006/math" xmlns:v="urn:schemas-microsoft-com:vml" xmlns:wp14="http://schemas.microsoft.com/office/word/2010/wordprocessingDrawing" xmlns:wp="http://schemas.openxmlformats.org/drawingml/2006/wordprocessingDrawing" xmlns:w10="urn:schemas-microsoft-com:office:word" xmlns:w="http://schemas.openxmlformats.org/wordprocessingml/2006/main" xmlns:w14="http://schemas.microsoft.com/office/word/2010/wordml" xmlns:w15="http://schemas.microsoft.com/office/word/2012/wordml" xmlns:w16cex="http://schemas.microsoft.com/office/word/2018/wordml/cex" xmlns:w16cid="http://schemas.microsoft.com/office/word/2016/wordml/cid" xmlns:w16="http://schemas.microsoft.com/office/word/2018/wordml" xmlns:w16du="http://schemas.microsoft.com/office/word/2023/wordml/word16du" xmlns:w16sdtdh="http://schemas.microsoft.com/office/word/2020/wordml/sdtdatahash" xmlns:w16sdtfl="http://schemas.microsoft.com/office/word/2024/wordml/sdtformatlock" xmlns:w16se="http://schemas.microsoft.com/office/word/2015/wordml/symex" xmlns:wpg="http://schemas.microsoft.com/office/word/2010/wordprocessingGroup" xmlns:wpi="http://schemas.microsoft.com/office/word/2010/wordprocessingInk" xmlns:wne="http://schemas.microsoft.com/office/word/2006/wordml" xmlns:wps="http://schemas.microsoft.com/office/word/2010/wordprocessingShape" mc:Ignorable="w14 w15 w16se w16cid w16 w16cex w16sdtdh w16sdtfl w16du wp14">
   <w:p>
     <w:pPr>
       <w:pStyle w:val="Footer"/>
@@ -1333,7 +1449,7 @@
 </file>
 
 <file path=word/footnotes.xml><?xml version="1.0" encoding="utf-8"?>
-<w:footnotes xmlns:wpc="http://schemas.microsoft.com/office/word/2010/wordprocessingCanvas" xmlns:cx="http://schemas.microsoft.com/office/drawing/2014/chartex" xmlns:cx1="http://schemas.microsoft.com/office/drawing/2015/9/8/chartex" xmlns:cx2="http://schemas.microsoft.com/office/drawing/2015/10/21/chartex" xmlns:cx3="http://schemas.microsoft.com/office/drawing/2016/5/9/chartex" xmlns:cx4="http://schemas.microsoft.com/office/drawing/2016/5/10/chartex" xmlns:cx5="http://schemas.microsoft.com/office/drawing/2016/5/11/chartex" xmlns:cx6="http://schemas.microsoft.com/office/drawing/2016/5/12/chartex" xmlns:cx7="http://schemas.microsoft.com/office/drawing/2016/5/13/chartex" xmlns:cx8="http://schemas.microsoft.com/office/drawing/2016/5/14/chartex" xmlns:mc="http://schemas.openxmlformats.org/markup-compatibility/2006" xmlns:aink="http://schemas.microsoft.com/office/drawing/2016/ink" xmlns:am3d="http://schemas.microsoft.com/office/drawing/2017/model3d" xmlns:o="urn:schemas-microsoft-com:office:office" xmlns:oel="http://schemas.microsoft.com/office/2019/extlst" xmlns:r="http://schemas.openxmlformats.org/officeDocument/2006/relationships" xmlns:m="http://schemas.openxmlformats.org/officeDocument/2006/math" xmlns:v="urn:schemas-microsoft-com:vml" xmlns:wp14="http://schemas.microsoft.com/office/word/2010/wordprocessingDrawing" xmlns:wp="http://schemas.openxmlformats.org/drawingml/2006/wordprocessingDrawing" xmlns:w10="urn:schemas-microsoft-com:office:word" xmlns:w="http://schemas.openxmlformats.org/wordprocessingml/2006/main" xmlns:w14="http://schemas.microsoft.com/office/word/2010/wordml" xmlns:w15="http://schemas.microsoft.com/office/word/2012/wordml" xmlns:w16cex="http://schemas.microsoft.com/office/word/2018/wordml/cex" xmlns:w16cid="http://schemas.microsoft.com/office/word/2016/wordml/cid" xmlns:w16="http://schemas.microsoft.com/office/word/2018/wordml" xmlns:w16sdtdh="http://schemas.microsoft.com/office/word/2020/wordml/sdtdatahash" xmlns:w16se="http://schemas.microsoft.com/office/word/2015/wordml/symex" xmlns:wpg="http://schemas.microsoft.com/office/word/2010/wordprocessingGroup" xmlns:wpi="http://schemas.microsoft.com/office/word/2010/wordprocessingInk" xmlns:wne="http://schemas.microsoft.com/office/word/2006/wordml" xmlns:wps="http://schemas.microsoft.com/office/word/2010/wordprocessingShape" mc:Ignorable="w14 w15 w16se w16cid w16 w16cex w16sdtdh wp14">
+<w:footnotes xmlns:wpc="http://schemas.microsoft.com/office/word/2010/wordprocessingCanvas" xmlns:cx="http://schemas.microsoft.com/office/drawing/2014/chartex" xmlns:cx1="http://schemas.microsoft.com/office/drawing/2015/9/8/chartex" xmlns:cx2="http://schemas.microsoft.com/office/drawing/2015/10/21/chartex" xmlns:cx3="http://schemas.microsoft.com/office/drawing/2016/5/9/chartex" xmlns:cx4="http://schemas.microsoft.com/office/drawing/2016/5/10/chartex" xmlns:cx5="http://schemas.microsoft.com/office/drawing/2016/5/11/chartex" xmlns:cx6="http://schemas.microsoft.com/office/drawing/2016/5/12/chartex" xmlns:cx7="http://schemas.microsoft.com/office/drawing/2016/5/13/chartex" xmlns:cx8="http://schemas.microsoft.com/office/drawing/2016/5/14/chartex" xmlns:mc="http://schemas.openxmlformats.org/markup-compatibility/2006" xmlns:aink="http://schemas.microsoft.com/office/drawing/2016/ink" xmlns:am3d="http://schemas.microsoft.com/office/drawing/2017/model3d" xmlns:o="urn:schemas-microsoft-com:office:office" xmlns:oel="http://schemas.microsoft.com/office/2019/extlst" xmlns:r="http://schemas.openxmlformats.org/officeDocument/2006/relationships" xmlns:m="http://schemas.openxmlformats.org/officeDocument/2006/math" xmlns:v="urn:schemas-microsoft-com:vml" xmlns:wp14="http://schemas.microsoft.com/office/word/2010/wordprocessingDrawing" xmlns:wp="http://schemas.openxmlformats.org/drawingml/2006/wordprocessingDrawing" xmlns:w10="urn:schemas-microsoft-com:office:word" xmlns:w="http://schemas.openxmlformats.org/wordprocessingml/2006/main" xmlns:w14="http://schemas.microsoft.com/office/word/2010/wordml" xmlns:w15="http://schemas.microsoft.com/office/word/2012/wordml" xmlns:w16cex="http://schemas.microsoft.com/office/word/2018/wordml/cex" xmlns:w16cid="http://schemas.microsoft.com/office/word/2016/wordml/cid" xmlns:w16="http://schemas.microsoft.com/office/word/2018/wordml" xmlns:w16du="http://schemas.microsoft.com/office/word/2023/wordml/word16du" xmlns:w16sdtdh="http://schemas.microsoft.com/office/word/2020/wordml/sdtdatahash" xmlns:w16sdtfl="http://schemas.microsoft.com/office/word/2024/wordml/sdtformatlock" xmlns:w16se="http://schemas.microsoft.com/office/word/2015/wordml/symex" xmlns:wpg="http://schemas.microsoft.com/office/word/2010/wordprocessingGroup" xmlns:wpi="http://schemas.microsoft.com/office/word/2010/wordprocessingInk" xmlns:wne="http://schemas.microsoft.com/office/word/2006/wordml" xmlns:wps="http://schemas.microsoft.com/office/word/2010/wordprocessingShape" mc:Ignorable="w14 w15 w16se w16cid w16 w16cex w16sdtdh w16sdtfl w16du wp14">
   <w:footnote w:type="separator" w:id="-1">
     <w:p>
       <w:pPr>
@@ -1358,7 +1474,7 @@
 </file>
 
 <file path=word/header1.xml><?xml version="1.0" encoding="utf-8"?>
-<w:hdr xmlns:wpc="http://schemas.microsoft.com/office/word/2010/wordprocessingCanvas" xmlns:cx="http://schemas.microsoft.com/office/drawing/2014/chartex" xmlns:cx1="http://schemas.microsoft.com/office/drawing/2015/9/8/chartex" xmlns:cx2="http://schemas.microsoft.com/office/drawing/2015/10/21/chartex" xmlns:cx3="http://schemas.microsoft.com/office/drawing/2016/5/9/chartex" xmlns:cx4="http://schemas.microsoft.com/office/drawing/2016/5/10/chartex" xmlns:cx5="http://schemas.microsoft.com/office/drawing/2016/5/11/chartex" xmlns:cx6="http://schemas.microsoft.com/office/drawing/2016/5/12/chartex" xmlns:cx7="http://schemas.microsoft.com/office/drawing/2016/5/13/chartex" xmlns:cx8="http://schemas.microsoft.com/office/drawing/2016/5/14/chartex" xmlns:mc="http://schemas.openxmlformats.org/markup-compatibility/2006" xmlns:aink="http://schemas.microsoft.com/office/drawing/2016/ink" xmlns:am3d="http://schemas.microsoft.com/office/drawing/2017/model3d" xmlns:o="urn:schemas-microsoft-com:office:office" xmlns:oel="http://schemas.microsoft.com/office/2019/extlst" xmlns:r="http://schemas.openxmlformats.org/officeDocument/2006/relationships" xmlns:m="http://schemas.openxmlformats.org/officeDocument/2006/math" xmlns:v="urn:schemas-microsoft-com:vml" xmlns:wp14="http://schemas.microsoft.com/office/word/2010/wordprocessingDrawing" xmlns:wp="http://schemas.openxmlformats.org/drawingml/2006/wordprocessingDrawing" xmlns:w10="urn:schemas-microsoft-com:office:word" xmlns:w="http://schemas.openxmlformats.org/wordprocessingml/2006/main" xmlns:w14="http://schemas.microsoft.com/office/word/2010/wordml" xmlns:w15="http://schemas.microsoft.com/office/word/2012/wordml" xmlns:w16cex="http://schemas.microsoft.com/office/word/2018/wordml/cex" xmlns:w16cid="http://schemas.microsoft.com/office/word/2016/wordml/cid" xmlns:w16="http://schemas.microsoft.com/office/word/2018/wordml" xmlns:w16sdtdh="http://schemas.microsoft.com/office/word/2020/wordml/sdtdatahash" xmlns:w16se="http://schemas.microsoft.com/office/word/2015/wordml/symex" xmlns:wpg="http://schemas.microsoft.com/office/word/2010/wordprocessingGroup" xmlns:wpi="http://schemas.microsoft.com/office/word/2010/wordprocessingInk" xmlns:wne="http://schemas.microsoft.com/office/word/2006/wordml" xmlns:wps="http://schemas.microsoft.com/office/word/2010/wordprocessingShape" mc:Ignorable="w14 w15 w16se w16cid w16 w16cex w16sdtdh wp14">
+<w:hdr xmlns:wpc="http://schemas.microsoft.com/office/word/2010/wordprocessingCanvas" xmlns:cx="http://schemas.microsoft.com/office/drawing/2014/chartex" xmlns:cx1="http://schemas.microsoft.com/office/drawing/2015/9/8/chartex" xmlns:cx2="http://schemas.microsoft.com/office/drawing/2015/10/21/chartex" xmlns:cx3="http://schemas.microsoft.com/office/drawing/2016/5/9/chartex" xmlns:cx4="http://schemas.microsoft.com/office/drawing/2016/5/10/chartex" xmlns:cx5="http://schemas.microsoft.com/office/drawing/2016/5/11/chartex" xmlns:cx6="http://schemas.microsoft.com/office/drawing/2016/5/12/chartex" xmlns:cx7="http://schemas.microsoft.com/office/drawing/2016/5/13/chartex" xmlns:cx8="http://schemas.microsoft.com/office/drawing/2016/5/14/chartex" xmlns:mc="http://schemas.openxmlformats.org/markup-compatibility/2006" xmlns:aink="http://schemas.microsoft.com/office/drawing/2016/ink" xmlns:am3d="http://schemas.microsoft.com/office/drawing/2017/model3d" xmlns:o="urn:schemas-microsoft-com:office:office" xmlns:oel="http://schemas.microsoft.com/office/2019/extlst" xmlns:r="http://schemas.openxmlformats.org/officeDocument/2006/relationships" xmlns:m="http://schemas.openxmlformats.org/officeDocument/2006/math" xmlns:v="urn:schemas-microsoft-com:vml" xmlns:wp14="http://schemas.microsoft.com/office/word/2010/wordprocessingDrawing" xmlns:wp="http://schemas.openxmlformats.org/drawingml/2006/wordprocessingDrawing" xmlns:w10="urn:schemas-microsoft-com:office:word" xmlns:w="http://schemas.openxmlformats.org/wordprocessingml/2006/main" xmlns:w14="http://schemas.microsoft.com/office/word/2010/wordml" xmlns:w15="http://schemas.microsoft.com/office/word/2012/wordml" xmlns:w16cex="http://schemas.microsoft.com/office/word/2018/wordml/cex" xmlns:w16cid="http://schemas.microsoft.com/office/word/2016/wordml/cid" xmlns:w16="http://schemas.microsoft.com/office/word/2018/wordml" xmlns:w16du="http://schemas.microsoft.com/office/word/2023/wordml/word16du" xmlns:w16sdtdh="http://schemas.microsoft.com/office/word/2020/wordml/sdtdatahash" xmlns:w16sdtfl="http://schemas.microsoft.com/office/word/2024/wordml/sdtformatlock" xmlns:w16se="http://schemas.microsoft.com/office/word/2015/wordml/symex" xmlns:wpg="http://schemas.microsoft.com/office/word/2010/wordprocessingGroup" xmlns:wpi="http://schemas.microsoft.com/office/word/2010/wordprocessingInk" xmlns:wne="http://schemas.microsoft.com/office/word/2006/wordml" xmlns:wps="http://schemas.microsoft.com/office/word/2010/wordprocessingShape" mc:Ignorable="w14 w15 w16se w16cid w16 w16cex w16sdtdh w16sdtfl w16du wp14">
   <w:p>
     <w:pPr>
       <w:pStyle w:val="Header"/>
@@ -1368,7 +1484,7 @@
 </file>
 
 <file path=word/header2.xml><?xml version="1.0" encoding="utf-8"?>
-<w:hdr xmlns:wpc="http://schemas.microsoft.com/office/word/2010/wordprocessingCanvas" xmlns:cx="http://schemas.microsoft.com/office/drawing/2014/chartex" xmlns:cx1="http://schemas.microsoft.com/office/drawing/2015/9/8/chartex" xmlns:cx2="http://schemas.microsoft.com/office/drawing/2015/10/21/chartex" xmlns:cx3="http://schemas.microsoft.com/office/drawing/2016/5/9/chartex" xmlns:cx4="http://schemas.microsoft.com/office/drawing/2016/5/10/chartex" xmlns:cx5="http://schemas.microsoft.com/office/drawing/2016/5/11/chartex" xmlns:cx6="http://schemas.microsoft.com/office/drawing/2016/5/12/chartex" xmlns:cx7="http://schemas.microsoft.com/office/drawing/2016/5/13/chartex" xmlns:cx8="http://schemas.microsoft.com/office/drawing/2016/5/14/chartex" xmlns:mc="http://schemas.openxmlformats.org/markup-compatibility/2006" xmlns:aink="http://schemas.microsoft.com/office/drawing/2016/ink" xmlns:am3d="http://schemas.microsoft.com/office/drawing/2017/model3d" xmlns:o="urn:schemas-microsoft-com:office:office" xmlns:oel="http://schemas.microsoft.com/office/2019/extlst" xmlns:r="http://schemas.openxmlformats.org/officeDocument/2006/relationships" xmlns:m="http://schemas.openxmlformats.org/officeDocument/2006/math" xmlns:v="urn:schemas-microsoft-com:vml" xmlns:wp14="http://schemas.microsoft.com/office/word/2010/wordprocessingDrawing" xmlns:wp="http://schemas.openxmlformats.org/drawingml/2006/wordprocessingDrawing" xmlns:w10="urn:schemas-microsoft-com:office:word" xmlns:w="http://schemas.openxmlformats.org/wordprocessingml/2006/main" xmlns:w14="http://schemas.microsoft.com/office/word/2010/wordml" xmlns:w15="http://schemas.microsoft.com/office/word/2012/wordml" xmlns:w16cex="http://schemas.microsoft.com/office/word/2018/wordml/cex" xmlns:w16cid="http://schemas.microsoft.com/office/word/2016/wordml/cid" xmlns:w16="http://schemas.microsoft.com/office/word/2018/wordml" xmlns:w16sdtdh="http://schemas.microsoft.com/office/word/2020/wordml/sdtdatahash" xmlns:w16se="http://schemas.microsoft.com/office/word/2015/wordml/symex" xmlns:wpg="http://schemas.microsoft.com/office/word/2010/wordprocessingGroup" xmlns:wpi="http://schemas.microsoft.com/office/word/2010/wordprocessingInk" xmlns:wne="http://schemas.microsoft.com/office/word/2006/wordml" xmlns:wps="http://schemas.microsoft.com/office/word/2010/wordprocessingShape" mc:Ignorable="w14 w15 w16se w16cid w16 w16cex w16sdtdh wp14">
+<w:hdr xmlns:wpc="http://schemas.microsoft.com/office/word/2010/wordprocessingCanvas" xmlns:cx="http://schemas.microsoft.com/office/drawing/2014/chartex" xmlns:cx1="http://schemas.microsoft.com/office/drawing/2015/9/8/chartex" xmlns:cx2="http://schemas.microsoft.com/office/drawing/2015/10/21/chartex" xmlns:cx3="http://schemas.microsoft.com/office/drawing/2016/5/9/chartex" xmlns:cx4="http://schemas.microsoft.com/office/drawing/2016/5/10/chartex" xmlns:cx5="http://schemas.microsoft.com/office/drawing/2016/5/11/chartex" xmlns:cx6="http://schemas.microsoft.com/office/drawing/2016/5/12/chartex" xmlns:cx7="http://schemas.microsoft.com/office/drawing/2016/5/13/chartex" xmlns:cx8="http://schemas.microsoft.com/office/drawing/2016/5/14/chartex" xmlns:mc="http://schemas.openxmlformats.org/markup-compatibility/2006" xmlns:aink="http://schemas.microsoft.com/office/drawing/2016/ink" xmlns:am3d="http://schemas.microsoft.com/office/drawing/2017/model3d" xmlns:o="urn:schemas-microsoft-com:office:office" xmlns:oel="http://schemas.microsoft.com/office/2019/extlst" xmlns:r="http://schemas.openxmlformats.org/officeDocument/2006/relationships" xmlns:m="http://schemas.openxmlformats.org/officeDocument/2006/math" xmlns:v="urn:schemas-microsoft-com:vml" xmlns:wp14="http://schemas.microsoft.com/office/word/2010/wordprocessingDrawing" xmlns:wp="http://schemas.openxmlformats.org/drawingml/2006/wordprocessingDrawing" xmlns:w10="urn:schemas-microsoft-com:office:word" xmlns:w="http://schemas.openxmlformats.org/wordprocessingml/2006/main" xmlns:w14="http://schemas.microsoft.com/office/word/2010/wordml" xmlns:w15="http://schemas.microsoft.com/office/word/2012/wordml" xmlns:w16cex="http://schemas.microsoft.com/office/word/2018/wordml/cex" xmlns:w16cid="http://schemas.microsoft.com/office/word/2016/wordml/cid" xmlns:w16="http://schemas.microsoft.com/office/word/2018/wordml" xmlns:w16du="http://schemas.microsoft.com/office/word/2023/wordml/word16du" xmlns:w16sdtdh="http://schemas.microsoft.com/office/word/2020/wordml/sdtdatahash" xmlns:w16sdtfl="http://schemas.microsoft.com/office/word/2024/wordml/sdtformatlock" xmlns:w16se="http://schemas.microsoft.com/office/word/2015/wordml/symex" xmlns:wpg="http://schemas.microsoft.com/office/word/2010/wordprocessingGroup" xmlns:wpi="http://schemas.microsoft.com/office/word/2010/wordprocessingInk" xmlns:wne="http://schemas.microsoft.com/office/word/2006/wordml" xmlns:wps="http://schemas.microsoft.com/office/word/2010/wordprocessingShape" mc:Ignorable="w14 w15 w16se w16cid w16 w16cex w16sdtdh w16sdtfl w16du wp14">
   <w:p>
     <w:pPr>
       <w:pStyle w:val="Header"/>
@@ -1379,7 +1495,7 @@
 </file>
 
 <file path=word/header3.xml><?xml version="1.0" encoding="utf-8"?>
-<w:hdr xmlns:wpc="http://schemas.microsoft.com/office/word/2010/wordprocessingCanvas" xmlns:cx="http://schemas.microsoft.com/office/drawing/2014/chartex" xmlns:cx1="http://schemas.microsoft.com/office/drawing/2015/9/8/chartex" xmlns:cx2="http://schemas.microsoft.com/office/drawing/2015/10/21/chartex" xmlns:cx3="http://schemas.microsoft.com/office/drawing/2016/5/9/chartex" xmlns:cx4="http://schemas.microsoft.com/office/drawing/2016/5/10/chartex" xmlns:cx5="http://schemas.microsoft.com/office/drawing/2016/5/11/chartex" xmlns:cx6="http://schemas.microsoft.com/office/drawing/2016/5/12/chartex" xmlns:cx7="http://schemas.microsoft.com/office/drawing/2016/5/13/chartex" xmlns:cx8="http://schemas.microsoft.com/office/drawing/2016/5/14/chartex" xmlns:mc="http://schemas.openxmlformats.org/markup-compatibility/2006" xmlns:aink="http://schemas.microsoft.com/office/drawing/2016/ink" xmlns:am3d="http://schemas.microsoft.com/office/drawing/2017/model3d" xmlns:o="urn:schemas-microsoft-com:office:office" xmlns:oel="http://schemas.microsoft.com/office/2019/extlst" xmlns:r="http://schemas.openxmlformats.org/officeDocument/2006/relationships" xmlns:m="http://schemas.openxmlformats.org/officeDocument/2006/math" xmlns:v="urn:schemas-microsoft-com:vml" xmlns:wp14="http://schemas.microsoft.com/office/word/2010/wordprocessingDrawing" xmlns:wp="http://schemas.openxmlformats.org/drawingml/2006/wordprocessingDrawing" xmlns:w10="urn:schemas-microsoft-com:office:word" xmlns:w="http://schemas.openxmlformats.org/wordprocessingml/2006/main" xmlns:w14="http://schemas.microsoft.com/office/word/2010/wordml" xmlns:w15="http://schemas.microsoft.com/office/word/2012/wordml" xmlns:w16cex="http://schemas.microsoft.com/office/word/2018/wordml/cex" xmlns:w16cid="http://schemas.microsoft.com/office/word/2016/wordml/cid" xmlns:w16="http://schemas.microsoft.com/office/word/2018/wordml" xmlns:w16sdtdh="http://schemas.microsoft.com/office/word/2020/wordml/sdtdatahash" xmlns:w16se="http://schemas.microsoft.com/office/word/2015/wordml/symex" xmlns:wpg="http://schemas.microsoft.com/office/word/2010/wordprocessingGroup" xmlns:wpi="http://schemas.microsoft.com/office/word/2010/wordprocessingInk" xmlns:wne="http://schemas.microsoft.com/office/word/2006/wordml" xmlns:wps="http://schemas.microsoft.com/office/word/2010/wordprocessingShape" mc:Ignorable="w14 w15 w16se w16cid w16 w16cex w16sdtdh wp14">
+<w:hdr xmlns:wpc="http://schemas.microsoft.com/office/word/2010/wordprocessingCanvas" xmlns:cx="http://schemas.microsoft.com/office/drawing/2014/chartex" xmlns:cx1="http://schemas.microsoft.com/office/drawing/2015/9/8/chartex" xmlns:cx2="http://schemas.microsoft.com/office/drawing/2015/10/21/chartex" xmlns:cx3="http://schemas.microsoft.com/office/drawing/2016/5/9/chartex" xmlns:cx4="http://schemas.microsoft.com/office/drawing/2016/5/10/chartex" xmlns:cx5="http://schemas.microsoft.com/office/drawing/2016/5/11/chartex" xmlns:cx6="http://schemas.microsoft.com/office/drawing/2016/5/12/chartex" xmlns:cx7="http://schemas.microsoft.com/office/drawing/2016/5/13/chartex" xmlns:cx8="http://schemas.microsoft.com/office/drawing/2016/5/14/chartex" xmlns:mc="http://schemas.openxmlformats.org/markup-compatibility/2006" xmlns:aink="http://schemas.microsoft.com/office/drawing/2016/ink" xmlns:am3d="http://schemas.microsoft.com/office/drawing/2017/model3d" xmlns:o="urn:schemas-microsoft-com:office:office" xmlns:oel="http://schemas.microsoft.com/office/2019/extlst" xmlns:r="http://schemas.openxmlformats.org/officeDocument/2006/relationships" xmlns:m="http://schemas.openxmlformats.org/officeDocument/2006/math" xmlns:v="urn:schemas-microsoft-com:vml" xmlns:wp14="http://schemas.microsoft.com/office/word/2010/wordprocessingDrawing" xmlns:wp="http://schemas.openxmlformats.org/drawingml/2006/wordprocessingDrawing" xmlns:w10="urn:schemas-microsoft-com:office:word" xmlns:w="http://schemas.openxmlformats.org/wordprocessingml/2006/main" xmlns:w14="http://schemas.microsoft.com/office/word/2010/wordml" xmlns:w15="http://schemas.microsoft.com/office/word/2012/wordml" xmlns:w16cex="http://schemas.microsoft.com/office/word/2018/wordml/cex" xmlns:w16cid="http://schemas.microsoft.com/office/word/2016/wordml/cid" xmlns:w16="http://schemas.microsoft.com/office/word/2018/wordml" xmlns:w16du="http://schemas.microsoft.com/office/word/2023/wordml/word16du" xmlns:w16sdtdh="http://schemas.microsoft.com/office/word/2020/wordml/sdtdatahash" xmlns:w16sdtfl="http://schemas.microsoft.com/office/word/2024/wordml/sdtformatlock" xmlns:w16se="http://schemas.microsoft.com/office/word/2015/wordml/symex" xmlns:wpg="http://schemas.microsoft.com/office/word/2010/wordprocessingGroup" xmlns:wpi="http://schemas.microsoft.com/office/word/2010/wordprocessingInk" xmlns:wne="http://schemas.microsoft.com/office/word/2006/wordml" xmlns:wps="http://schemas.microsoft.com/office/word/2010/wordprocessingShape" mc:Ignorable="w14 w15 w16se w16cid w16 w16cex w16sdtdh w16sdtfl w16du wp14">
   <w:p>
     <w:pPr>
       <w:pStyle w:val="Header"/>
@@ -1388,7 +1504,7 @@
     <w:r>
       <w:tab/>
       <w:tab/>
-      <w:t>2026-06-17</w:t>
+      <w:t>2026-06-18</w:t>
       <w:br/>
       <w:br/>
     </w:r>
@@ -1405,7 +1521,7 @@
 </file>
 
 <file path=word/numbering.xml><?xml version="1.0" encoding="utf-8"?>
-<w:numbering xmlns:wpc="http://schemas.microsoft.com/office/word/2010/wordprocessingCanvas" xmlns:cx="http://schemas.microsoft.com/office/drawing/2014/chartex" xmlns:cx1="http://schemas.microsoft.com/office/drawing/2015/9/8/chartex" xmlns:cx2="http://schemas.microsoft.com/office/drawing/2015/10/21/chartex" xmlns:cx3="http://schemas.microsoft.com/office/drawing/2016/5/9/chartex" xmlns:cx4="http://schemas.microsoft.com/office/drawing/2016/5/10/chartex" xmlns:cx5="http://schemas.microsoft.com/office/drawing/2016/5/11/chartex" xmlns:cx6="http://schemas.microsoft.com/office/drawing/2016/5/12/chartex" xmlns:cx7="http://schemas.microsoft.com/office/drawing/2016/5/13/chartex" xmlns:cx8="http://schemas.microsoft.com/office/drawing/2016/5/14/chartex" xmlns:mc="http://schemas.openxmlformats.org/markup-compatibility/2006" xmlns:aink="http://schemas.microsoft.com/office/drawing/2016/ink" xmlns:am3d="http://schemas.microsoft.com/office/drawing/2017/model3d" xmlns:o="urn:schemas-microsoft-com:office:office" xmlns:oel="http://schemas.microsoft.com/office/2019/extlst" xmlns:r="http://schemas.openxmlformats.org/officeDocument/2006/relationships" xmlns:m="http://schemas.openxmlformats.org/officeDocument/2006/math" xmlns:v="urn:schemas-microsoft-com:vml" xmlns:wp14="http://schemas.microsoft.com/office/word/2010/wordprocessingDrawing" xmlns:wp="http://schemas.openxmlformats.org/drawingml/2006/wordprocessingDrawing" xmlns:w10="urn:schemas-microsoft-com:office:word" xmlns:w="http://schemas.openxmlformats.org/wordprocessingml/2006/main" xmlns:w14="http://schemas.microsoft.com/office/word/2010/wordml" xmlns:w15="http://schemas.microsoft.com/office/word/2012/wordml" xmlns:w16cex="http://schemas.microsoft.com/office/word/2018/wordml/cex" xmlns:w16cid="http://schemas.microsoft.com/office/word/2016/wordml/cid" xmlns:w16="http://schemas.microsoft.com/office/word/2018/wordml" xmlns:w16sdtdh="http://schemas.microsoft.com/office/word/2020/wordml/sdtdatahash" xmlns:w16se="http://schemas.microsoft.com/office/word/2015/wordml/symex" xmlns:wpg="http://schemas.microsoft.com/office/word/2010/wordprocessingGroup" xmlns:wpi="http://schemas.microsoft.com/office/word/2010/wordprocessingInk" xmlns:wne="http://schemas.microsoft.com/office/word/2006/wordml" xmlns:wps="http://schemas.microsoft.com/office/word/2010/wordprocessingShape" mc:Ignorable="w14 w15 w16se w16cid w16 w16cex w16sdtdh wp14">
+<w:numbering xmlns:wpc="http://schemas.microsoft.com/office/word/2010/wordprocessingCanvas" xmlns:cx="http://schemas.microsoft.com/office/drawing/2014/chartex" xmlns:cx1="http://schemas.microsoft.com/office/drawing/2015/9/8/chartex" xmlns:cx2="http://schemas.microsoft.com/office/drawing/2015/10/21/chartex" xmlns:cx3="http://schemas.microsoft.com/office/drawing/2016/5/9/chartex" xmlns:cx4="http://schemas.microsoft.com/office/drawing/2016/5/10/chartex" xmlns:cx5="http://schemas.microsoft.com/office/drawing/2016/5/11/chartex" xmlns:cx6="http://schemas.microsoft.com/office/drawing/2016/5/12/chartex" xmlns:cx7="http://schemas.microsoft.com/office/drawing/2016/5/13/chartex" xmlns:cx8="http://schemas.microsoft.com/office/drawing/2016/5/14/chartex" xmlns:mc="http://schemas.openxmlformats.org/markup-compatibility/2006" xmlns:aink="http://schemas.microsoft.com/office/drawing/2016/ink" xmlns:am3d="http://schemas.microsoft.com/office/drawing/2017/model3d" xmlns:o="urn:schemas-microsoft-com:office:office" xmlns:oel="http://schemas.microsoft.com/office/2019/extlst" xmlns:r="http://schemas.openxmlformats.org/officeDocument/2006/relationships" xmlns:m="http://schemas.openxmlformats.org/officeDocument/2006/math" xmlns:v="urn:schemas-microsoft-com:vml" xmlns:wp14="http://schemas.microsoft.com/office/word/2010/wordprocessingDrawing" xmlns:wp="http://schemas.openxmlformats.org/drawingml/2006/wordprocessingDrawing" xmlns:w10="urn:schemas-microsoft-com:office:word" xmlns:w="http://schemas.openxmlformats.org/wordprocessingml/2006/main" xmlns:w14="http://schemas.microsoft.com/office/word/2010/wordml" xmlns:w15="http://schemas.microsoft.com/office/word/2012/wordml" xmlns:w16cex="http://schemas.microsoft.com/office/word/2018/wordml/cex" xmlns:w16cid="http://schemas.microsoft.com/office/word/2016/wordml/cid" xmlns:w16="http://schemas.microsoft.com/office/word/2018/wordml" xmlns:w16du="http://schemas.microsoft.com/office/word/2023/wordml/word16du" xmlns:w16sdtdh="http://schemas.microsoft.com/office/word/2020/wordml/sdtdatahash" xmlns:w16sdtfl="http://schemas.microsoft.com/office/word/2024/wordml/sdtformatlock" xmlns:w16se="http://schemas.microsoft.com/office/word/2015/wordml/symex" xmlns:wpg="http://schemas.microsoft.com/office/word/2010/wordprocessingGroup" xmlns:wpi="http://schemas.microsoft.com/office/word/2010/wordprocessingInk" xmlns:wne="http://schemas.microsoft.com/office/word/2006/wordml" xmlns:wps="http://schemas.microsoft.com/office/word/2010/wordprocessingShape" mc:Ignorable="w14 w15 w16se w16cid w16 w16cex w16sdtdh w16sdtfl w16du wp14">
   <w:abstractNum w:abstractNumId="0" w15:restartNumberingAfterBreak="0">
     <w:nsid w:val="FFFFFF7C"/>
     <w:multiLevelType w:val="singleLevel"/>
@@ -1608,7 +1724,7 @@
 </file>
 
 <file path=word/styles.xml><?xml version="1.0" encoding="utf-8"?>
-<w:styles xmlns:mc="http://schemas.openxmlformats.org/markup-compatibility/2006" xmlns:r="http://schemas.openxmlformats.org/officeDocument/2006/relationships" xmlns:w="http://schemas.openxmlformats.org/wordprocessingml/2006/main" xmlns:w14="http://schemas.microsoft.com/office/word/2010/wordml" xmlns:w15="http://schemas.microsoft.com/office/word/2012/wordml" xmlns:w16cex="http://schemas.microsoft.com/office/word/2018/wordml/cex" xmlns:w16cid="http://schemas.microsoft.com/office/word/2016/wordml/cid" xmlns:w16="http://schemas.microsoft.com/office/word/2018/wordml" xmlns:w16sdtdh="http://schemas.microsoft.com/office/word/2020/wordml/sdtdatahash" xmlns:w16se="http://schemas.microsoft.com/office/word/2015/wordml/symex" mc:Ignorable="w14 w15 w16se w16cid w16 w16cex w16sdtdh">
+<w:styles xmlns:mc="http://schemas.openxmlformats.org/markup-compatibility/2006" xmlns:r="http://schemas.openxmlformats.org/officeDocument/2006/relationships" xmlns:w="http://schemas.openxmlformats.org/wordprocessingml/2006/main" xmlns:w14="http://schemas.microsoft.com/office/word/2010/wordml" xmlns:w15="http://schemas.microsoft.com/office/word/2012/wordml" xmlns:w16cex="http://schemas.microsoft.com/office/word/2018/wordml/cex" xmlns:w16cid="http://schemas.microsoft.com/office/word/2016/wordml/cid" xmlns:w16="http://schemas.microsoft.com/office/word/2018/wordml" xmlns:w16du="http://schemas.microsoft.com/office/word/2023/wordml/word16du" xmlns:w16sdtdh="http://schemas.microsoft.com/office/word/2020/wordml/sdtdatahash" xmlns:w16sdtfl="http://schemas.microsoft.com/office/word/2024/wordml/sdtformatlock" xmlns:w16se="http://schemas.microsoft.com/office/word/2015/wordml/symex" mc:Ignorable="w14 w15 w16se w16cid w16 w16cex w16sdtdh w16sdtfl w16du">
   <w:docDefaults>
     <w:rPrDefault>
       <w:rPr>
@@ -2366,7 +2482,7 @@
     <w:link w:val="TitleChar"/>
     <w:uiPriority w:val="10"/>
     <w:qFormat/>
-    <w:rsid w:val="007106C8"/>
+    <w:rsid w:val="00E854FA"/>
     <w:pPr>
       <w:spacing w:after="300" w:line="240" w:lineRule="auto"/>
       <w:contextualSpacing/>
@@ -2376,7 +2492,7 @@
       <w:rFonts w:eastAsiaTheme="majorEastAsia" w:cstheme="majorBidi"/>
       <w:spacing w:val="5"/>
       <w:kern w:val="28"/>
-      <w:sz w:val="52"/>
+      <w:sz w:val="40"/>
       <w:szCs w:val="52"/>
       <w:lang w:val="sv-SE" w:eastAsia="en-US" w:bidi="ar-SA"/>
     </w:rPr>
@@ -2386,12 +2502,12 @@
     <w:basedOn w:val="DefaultParagraphFont"/>
     <w:link w:val="Title"/>
     <w:uiPriority w:val="10"/>
-    <w:rsid w:val="007106C8"/>
+    <w:rsid w:val="00E854FA"/>
     <w:rPr>
       <w:rFonts w:ascii="Times New Roman" w:eastAsiaTheme="majorEastAsia" w:hAnsi="Times New Roman" w:cstheme="majorBidi"/>
       <w:spacing w:val="5"/>
       <w:kern w:val="28"/>
-      <w:sz w:val="52"/>
+      <w:sz w:val="40"/>
       <w:szCs w:val="52"/>
       <w:lang w:val="sv-SE" w:eastAsia="en-US" w:bidi="ar-SA"/>
     </w:rPr>

--- a/klagomål/A 43970-2025 FSC-klagomål.docx
+++ b/klagomål/A 43970-2025 FSC-klagomål.docx
@@ -1504,7 +1504,7 @@
     <w:r>
       <w:tab/>
       <w:tab/>
-      <w:t>2026-06-18</w:t>
+      <w:t>2026-06-19</w:t>
       <w:br/>
       <w:br/>
     </w:r>

--- a/klagomål/A 43970-2025 FSC-klagomål.docx
+++ b/klagomål/A 43970-2025 FSC-klagomål.docx
@@ -1504,7 +1504,7 @@
     <w:r>
       <w:tab/>
       <w:tab/>
-      <w:t>2026-06-19</w:t>
+      <w:t>2026-06-20</w:t>
       <w:br/>
       <w:br/>
     </w:r>

--- a/klagomål/A 43970-2025 FSC-klagomål.docx
+++ b/klagomål/A 43970-2025 FSC-klagomål.docx
@@ -168,38 +168,7 @@
     </w:p>
     <w:p>
       <w:r>
-        <w:t>Detta dokument behandlar höga naturvärden i avverkningsanmälan A 43970-2025 i Uppsala kommun som inkom 2025-09-15 och omfattar 9,4 ha.</w:t>
-      </w:r>
-    </w:p>
-    <w:p>
-      <w:r>
-        <w:t>Nedan presenteras fynd av naturvårdsarter och fridlysta arter som gjorts i det avverkningsanmälda området, samt relevanta utdrag ur standarderna för FSC, Chain of Custody, Controlled Wood och PEFC. I BILAGA 1 finns artfakta om fridlysta arter.</w:t>
-      </w:r>
-    </w:p>
-    <w:p>
-      <w:r>
-        <w:t>Vi förväntar oss att ni återkommer med ett skriftligt svar på vårt klagomål och även beskriver vilka korrigerande åtgärder ni satt in för att rätta till identifierade brister i er efterlevnad av den svenska FSC standarden.</w:t>
-      </w:r>
-    </w:p>
-    <w:p>
-      <w:pPr>
-        <w:pStyle w:val="Heading1"/>
-      </w:pPr>
-      <w:r>
-        <w:t>Naturvårdsarter</w:t>
-      </w:r>
-    </w:p>
-    <w:p>
-      <w:r>
-        <w:t>I och inom 15 meter från avverkningsanmälan har följande 16 naturvårdsarter hittats: pärluggla (EN, T, §4), garnlav (VU, T), knärot (VU, T, §8), raggbock (VU, T), berggräsfjäril (NT), orange taggsvamp (NT, T), skarp dropptaggsvamp (NT), sparvuggla (NT, §4), ullticka (NT, T), vedskivlav (NT, T), bronshjon (S, T), grönpyrola (S, T), vedticka (S, T), orre (§4), slaguggla (§4) och revlummer (§9). Av dessa är 10 rödlistade. För rödlistade arter har rödlistekategorin angivits inom parentes. Arter som är signalarter enligt Skogsstyrelsen har markerats med (S). Typiska arter inom Natura 2000 som är kopplade till skogsekosystem har markerats med (T). För fridlysta arter anges även paragrafen i Artskyddsförordningen som arten är fridlyst enligt.</w:t>
-      </w:r>
-    </w:p>
-    <w:p>
-      <w:r>
-        <w:t>De påträffade naturvårdsarterna är ett tydligt kvitto på att det rör sig om en skog med höga naturvärden.</w:t>
-      </w:r>
-      <w:r>
-        <w:t xml:space="preserve"> I Figur 1 visas fyndplatser för naturvårdsarter i området, som finns registrerade på Artportalen.</w:t>
+        <w:t>Detta klagomål behandlar höga naturvärden i avverkningsanmälan A 43970-2025 i Uppsala kommun som inkom 2025-09-15 och omfattar 9,4 ha.</w:t>
       </w:r>
     </w:p>
     <w:p>
@@ -247,34 +216,84 @@
         <w:spacing w:after="240"/>
       </w:pPr>
       <w:r>
-        <w:t>Figur 1. Fyndplatser för naturvårdsarter i och inom 15 meter från avverkningsanmälan (röd linje). Markörer utan svart kant är placerade på fyndplatsen. Markörer med svart kant är placerade vid sidan av fyndplatsen och har ett svart streck som visar fyndplatsens exakta position. Kartans mittpunktskoordinat är N 6650477, E 626056 i SWEREF 99 TM.</w:t>
+        <w:t>Figur 1. Fyndplatser för naturvårdsarter i och inom 15 meter från avverkningsanmälan. Markörer utan svart kant är placerade på fyndplatsen. Markörer med svart kant är placerade vid sidan av fyndplatsen har ett svart streck som visar fyndplatsens exakta position. Kartans mittpunktskoordinat är N 6650477, E 626056 i SWEREF 99 TM.</w:t>
+      </w:r>
+    </w:p>
+    <w:p>
+      <w:r>
+        <w:t>I och inom 15 meter från avverkningsanmälan finns fynd av 16 naturvårdsarter, varav 10 är rödlistade, 6 är fridlysta, 10 är typiska (T) och 3 är signalarter (S): pärluggla (EN, T, §4), garnlav (VU, T), knärot (VU, T, §8), raggbock (VU, T), berggräsfjäril (NT), orange taggsvamp (NT, T), skarp dropptaggsvamp (NT), sparvuggla (NT, §4), ullticka (NT, T), vedskivlav (NT, T), bronshjon (S, T), grönpyrola (S, T), vedticka (S, T), orre (§4), slaguggla (§4) och revlummer (§9). Se Figur 1.</w:t>
+      </w:r>
+    </w:p>
+    <w:p>
+      <w:r>
+        <w:t>Nedan presenteras relevanta utdrag ur standarderna för FSC, Chain of Custody, Controlled Wood och PEFC.</w:t>
+      </w:r>
+    </w:p>
+    <w:p>
+      <w:r>
+        <w:t>Vi förväntar oss att ni återkommer med ett skriftligt svar på vårt klagomål och även beskriver vilka korrigerande åtgärder ni satt in för att rätta till identifierade brister i er efterlevnad av den svenska FSC standarden.</w:t>
       </w:r>
     </w:p>
     <w:p>
       <w:pPr>
-        <w:pStyle w:val="Heading2"/>
+        <w:pStyle w:val="Heading1"/>
       </w:pPr>
       <w:r>
-        <w:t>Fridlysta arter</w:t>
+        <w:t>Naturvårdsarter och fridlysta arter</w:t>
       </w:r>
     </w:p>
     <w:p>
       <w:r>
-        <w:t>Följande fridlysta arter har sina livsmiljöer och växtplatser i den avverkningsanmälda skogen: pärluggla (EN, T, §4), knärot (VU, T, §8), sparvuggla (NT, §4), orre (§4), slaguggla (§4) och revlummer (§9).</w:t>
+        <w:t>Nedan följer beskrivningar av de naturvårdsarter och fridlysta arter som har sina livsmiljöer och växtplatser i den avverkningsanmälda skogen. Se även ytterligare artfakta i BILAGA 1. De påträffade naturvårdsarterna är ett tydligt kvitto på att det rör sig om en skog med höga naturvärden.</w:t>
       </w:r>
     </w:p>
     <w:p>
-      <w:r>
-        <w:t xml:space="preserve">Observera att medlemsländerna är skyldiga att agera i enlighet med EU:s fågeldirektiv där det uttryckligen står att direktivet gäller för fåglar samt för deras ägg, bon och </w:t>
-      </w:r>
       <w:r>
         <w:rPr>
           <w:b/>
         </w:rPr>
-        <w:t xml:space="preserve">livsmiljöer </w:t>
-      </w:r>
-      <w:r>
-        <w:t>(artikel 1). Vidare att de åtgärder som vidtas inte får leda till en försämring av den nuvarande situationen beträffande bevarandet av de fågelarter som avses i artikel 1 (artikel 13). Fågeldirektivet är styrande för tillsynsansvariga myndigheters ärendehantering, ställningstaganden och beslutsfattande.</w:t>
+        <w:t>Pärluggla (EN, §4)</w:t>
+      </w:r>
+      <w:r>
+        <w:t xml:space="preserve"> är en starkt hotad art som omfattas av bilaga 1 EU:s fågeldirektiv. Beståndet har gradvis minskat sedan början av 1980-talet och efter 2010 tyder data från Svensk Fågeltaxering på att beståndet i det närmaste helt kraschat. Minskningstakten har uppgått till 60 (40–80) % under de senaste 15 åren. Pärlugglan är beroende av äldre, varierad skog med goda jaktmöjligheter och god tillgång på lämpliga trädhål som boplatser. Hemområdet är i storleksordningen 200–500 hektar, men storleken varierar kraftigt beroende på hur mycket föda det finns. Undvik skogsbruksåtgärder som kan skada hänsynskrävande miljöer, som till exempel strand- och sumpskogar med naturskogskaraktär, äldre skog på uddar och öar, raviner, klyftor och blockmarker samt berg- och rasbranter, äldre hällmarksskog, äldre sandtallskogar, naturskogsrester, eller äldre trädbestånd med mycket hänglavar eller död ved. Pärluggla är typisk art för </w:t>
+      </w:r>
+      <w:r>
+        <w:rPr>
+          <w:i/>
+        </w:rPr>
+        <w:t>9010 Västlig taiga</w:t>
+      </w:r>
+      <w:r>
+        <w:t xml:space="preserve"> (SLU Artdatabanken, 2026; Skogsstyrelsen, 2016).</w:t>
+      </w:r>
+    </w:p>
+    <w:p>
+      <w:r>
+        <w:rPr>
+          <w:b/>
+        </w:rPr>
+        <w:t>Garnlav (VU)</w:t>
+      </w:r>
+      <w:r>
+        <w:t xml:space="preserve"> är en utpräglad barrskogsart som ibland kan drapera träden i norrländska grannaturskogar med hög luftfuktighet. Den förekommer även i talldominerade bestånd där den, förutom i trädens grenverk, påträffas hängande över ojämnheter i tallbarken. Arten har minskat starkt i södra och mellersta Sverige och den minskar även i sitt nordliga utbredningsområde. Minskningstakten uppgår till 30 (20–50) % inom 50 år och överstiger gränsvärdet för Sårbar (VU). Orsaken till tillbakagången beror främst på slutavverkningar av naturskogsartade skogar. Bestånd med riklig förekomst bör regelmässigt sparas, vilket även gynnar flera andra sällsynta och rödlistade arter. Garnlav är värdväxt för den mycket sällsynta och akut hotade fjärilen barrskogslavfly (CR) som hör hemma i boreala barrskogar med riklig förekomst av värdväxten. Tidigare kunde arten konstateras årligen på flera platser vid Dala-Floda i Dalarna innan lokalerna kalavverkades. Senaste fyndet i landet av barrskogslavfly är från år 2000 då den påträffades vid Högberget i Sollefteå kommun. Garnlav är typisk art för </w:t>
+      </w:r>
+      <w:r>
+        <w:rPr>
+          <w:i/>
+        </w:rPr>
+        <w:t xml:space="preserve">9010 Taiga </w:t>
+      </w:r>
+      <w:r>
+        <w:t>och</w:t>
+      </w:r>
+      <w:r>
+        <w:rPr>
+          <w:i/>
+        </w:rPr>
+        <w:t xml:space="preserve"> 9070 Trädklädd betesmark</w:t>
+      </w:r>
+      <w:r>
+        <w:t xml:space="preserve"> (SLU Artdatabanken, 2026).</w:t>
       </w:r>
     </w:p>
     <w:p>
@@ -382,19 +401,215 @@
         <w:rPr>
           <w:b/>
         </w:rPr>
-        <w:t>Pärluggla (EN, §4)</w:t>
-      </w:r>
-      <w:r>
-        <w:t xml:space="preserve"> är en starkt hotad art som omfattas av bilaga 1 EU:s fågeldirektiv. Beståndet har gradvis minskat sedan början av 1980-talet och efter 2010 tyder data från Svensk Fågeltaxering på att beståndet i det närmaste helt kraschat. Minskningstakten har uppgått till 60 (40–80) % under de senaste 15 åren. Pärlugglan är beroende av äldre, varierad skog med goda jaktmöjligheter och god tillgång på lämpliga trädhål som boplatser. Hemområdet är i storleksordningen 200–500 hektar, men storleken varierar kraftigt beroende på hur mycket föda det finns. Undvik skogsbruksåtgärder som kan skada hänsynskrävande miljöer, som till exempel strand- och sumpskogar med naturskogskaraktär, äldre skog på uddar och öar, raviner, klyftor och blockmarker samt berg- och rasbranter, äldre hällmarksskog, äldre sandtallskogar, naturskogsrester, eller äldre trädbestånd med mycket hänglavar eller död ved. Pärluggla är typisk art för </w:t>
+        <w:t>Raggbock (VU)</w:t>
+      </w:r>
+      <w:r>
+        <w:t xml:space="preserve"> är en brandgynnad skalbagge vars larvutveckling sker i äldre, liggande, solexponerade stammar av tall, mer sällan gran. Raggbock ingår i ett åtgärdsprogram för hotade arter (ÅGP) och den är rödlistad som nära hotad (NT) i den europeiska rödlistan. Raggbock är typisk art för </w:t>
       </w:r>
       <w:r>
         <w:rPr>
           <w:i/>
         </w:rPr>
-        <w:t>9010 Västlig taiga</w:t>
-      </w:r>
-      <w:r>
-        <w:t xml:space="preserve"> (SLU Artdatabanken, 2026; Skogsstyrelsen, 2016).</w:t>
+        <w:t>9010 Taiga</w:t>
+      </w:r>
+      <w:r>
+        <w:t xml:space="preserve"> och</w:t>
+      </w:r>
+      <w:r>
+        <w:rPr>
+          <w:i/>
+        </w:rPr>
+        <w:t xml:space="preserve"> 9060 Åsbarrskog</w:t>
+      </w:r>
+      <w:r>
+        <w:t xml:space="preserve"> (SLU Artdatabanken, 2024; Wikars, 2014; IUCN, 2010).</w:t>
+      </w:r>
+    </w:p>
+    <w:p>
+      <w:r>
+        <w:rPr>
+          <w:b/>
+        </w:rPr>
+        <w:t xml:space="preserve">Orange taggsvamp (NT) </w:t>
+      </w:r>
+      <w:r>
+        <w:t xml:space="preserve">bildar mykorrhiza med både gran och tall och den förekommer främst i äldre barrskogar med kontinuitetsskogskaraktär. Mest frekvent är den i äldre mossrik granskog, men då bara i skogar inom granens naturliga utbredningsområde och i bestånd med långvarig grankontinuitet. Den totala populationen i landet bedöms ha minskat kraftigt och fortsatt kommer att minska då arten är knuten till en produktiv skogsmiljö som successivt avverkas. Arten hotas främst av skogsavverkning och tycks försvinna efter slutavverkning, markberedning och plantering och det är inte känt att arten har återkommit i anlagd skog på tidigare kalmark. Orange taggsvamp är typisk art för </w:t>
+      </w:r>
+      <w:r>
+        <w:rPr>
+          <w:i/>
+        </w:rPr>
+        <w:t>9010 Taiga</w:t>
+      </w:r>
+      <w:r>
+        <w:t xml:space="preserve"> (SLU Artdatabanken, 2024).</w:t>
+      </w:r>
+    </w:p>
+    <w:p>
+      <w:r>
+        <w:rPr>
+          <w:b/>
+        </w:rPr>
+        <w:t xml:space="preserve">Skarp dropptaggsvamp (NT) </w:t>
+      </w:r>
+      <w:r>
+        <w:t>bildar mykorrhiza med både gran och tall, främst i barrskogar med trädkontinuitet. Arten uppträder dels i näringsrik kalkbarrskog och dels i sur lavtallskog. Kalkbarrskogarna är ofta grandominerade, olikåldriga och skiktade på frisk mark med ett örtrikt vegetationsskikt. Lavtallskogarna är i regel magra, torra, ljusöppna och ofta brandpräglade. Den totala populationen i landet har minskat och bedöms fortsätta minska till följd av avverkning av äldre barrskogar. Arten har begränsad förmåga att återetablera sig efter slutavverkning eller andra storskaliga skogsbruksåtgärder. Det saknas indikationer på att arten långsiktigt kan etablera eller reproducera sig i skogsbestånd som brukas med metoder som trakthyggesbruk, markberedning, gödsling eller föryngring med förädlat plantmaterial. Minskningstakten för den svenska populationen bedöms vara nära gränsvärdet för Sårbar (VU) (SLU Artdatabanken, 2026).</w:t>
+      </w:r>
+    </w:p>
+    <w:p>
+      <w:r>
+        <w:rPr>
+          <w:b/>
+        </w:rPr>
+        <w:t>Sparvuggla (NT, §4)</w:t>
+      </w:r>
+      <w:r>
+        <w:t xml:space="preserve"> är fridlyst enligt 4§ artskyddsförordningen och omfattas av bilaga 1 EU:s fågeldirektiv. Den har minskat med 15 (5–25) % under de senaste 15 åren och minskningstakten för den svenska populationen bedöms vara nära gränsvärdet för Sårbar (VU).  Sparvugglan häckar i naturskog samt i klassisk bondeskog och förekommer främst i större skogsområden som domineras av barrblandskog med stort inslag av asp, björk och andra lövträd. Den behöver relativt stora skogsområden och saknas helt i mindre skogar och isolerade dungar. Reviren är i storleksordningen upp till 200 hektar. Sparvugglan missgynnas av överföring av variationsrika bondeskogar till ensartade produktionsskogar. Särskilt avverkning av lövträdsrika kantzoner och igenplantering av gamla inägor (SLU Artdatabanken, 2026; Skogsstyrelsen, 2016).</w:t>
+      </w:r>
+    </w:p>
+    <w:p>
+      <w:r>
+        <w:rPr>
+          <w:b/>
+        </w:rPr>
+        <w:t>Ullticka (NT)</w:t>
+      </w:r>
+      <w:r>
+        <w:t xml:space="preserve"> är knuten till restbestånd av barrnaturskog och förekommer med ett tydligt optimum i orörda eller måttligt påverkade gamla granskogar där det föreligger viss kontinuitet av grov död ved. Ullticka är en bra signalart inom hela sitt utbredningsområde och i södra Sverige är den sällsynt och en god signalart för skyddsvärda granskogsmiljöer. Den hotas av avverkning och fragmentering av naturskog och äldre granskog med lång trädkontinuitet. På ullticka kan ibland ulltickeporing (VU) påträffas - det är en sällsynt ticka som nyligen delats upp i de tre olika arterna ulltickeporing </w:t>
+      </w:r>
+      <w:r>
+        <w:rPr>
+          <w:i/>
+        </w:rPr>
+        <w:t xml:space="preserve">Skeletocutis brevispora </w:t>
+      </w:r>
+      <w:r>
+        <w:t>(VU)</w:t>
+      </w:r>
+      <w:r>
+        <w:rPr>
+          <w:i/>
+        </w:rPr>
+        <w:t>, Skeletocutis delicata</w:t>
+      </w:r>
+      <w:r>
+        <w:t xml:space="preserve"> (VU)</w:t>
+      </w:r>
+      <w:r>
+        <w:rPr>
+          <w:i/>
+        </w:rPr>
+        <w:t xml:space="preserve"> och Skeletocutis exilis</w:t>
+      </w:r>
+      <w:r>
+        <w:t xml:space="preserve"> (NT). Ullticka är typisk art för </w:t>
+      </w:r>
+      <w:r>
+        <w:rPr>
+          <w:i/>
+        </w:rPr>
+        <w:t xml:space="preserve">9010 Taiga, 9050 Näringsrik granskog </w:t>
+      </w:r>
+      <w:r>
+        <w:t xml:space="preserve">och </w:t>
+      </w:r>
+      <w:r>
+        <w:rPr>
+          <w:i/>
+        </w:rPr>
+        <w:t>9030 Landhöjningsskog</w:t>
+      </w:r>
+      <w:r>
+        <w:t xml:space="preserve"> (SLU Artdatabanken, 2026; Nitare &amp; Skogsstyrelsen, 2019; Miettinen &amp; Niemelä, 2018).</w:t>
+      </w:r>
+    </w:p>
+    <w:p>
+      <w:r>
+        <w:rPr>
+          <w:b/>
+        </w:rPr>
+        <w:t>Vedskivlav (NT)</w:t>
+      </w:r>
+      <w:r>
+        <w:t xml:space="preserve"> växer på gammal, torr, exponerad, hård kärnved av framförallt tall i naturskogsartade bestånd. Avverkning av tallskog av naturskogskaraktär med spår av återkommande bränder är ett hot. Mängden lämplig ved att växa på för vedskivlav minskar, dels på grund av naturlig nedbrytning men framförallt på grund av att de förstörs i samband med slutavverkningar, gallringar och markberedning. Tall- och blandbarrskogar av naturskogskaraktär med spår av återkommande bränder bör skyddas. Vedskivlav är typisk art för </w:t>
+      </w:r>
+      <w:r>
+        <w:rPr>
+          <w:i/>
+        </w:rPr>
+        <w:t>9010 Taiga</w:t>
+      </w:r>
+      <w:r>
+        <w:t xml:space="preserve"> (SLU Artdatabanken, 2024).</w:t>
+      </w:r>
+    </w:p>
+    <w:p>
+      <w:r>
+        <w:rPr>
+          <w:b/>
+        </w:rPr>
+        <w:t>Bronshjon</w:t>
+      </w:r>
+      <w:r>
+        <w:t xml:space="preserve"> är en skalbagge vars larvutveckling sker under grov bark på stammar av döda eller döende barrträd, främst gran, i mindre omfattning tall. Arten är knuten till äldre, naturskogslik granskog med inslag av torkande träd. Bronshjon är typisk art för </w:t>
+      </w:r>
+      <w:r>
+        <w:rPr>
+          <w:i/>
+        </w:rPr>
+        <w:t>9010 Taiga</w:t>
+      </w:r>
+      <w:r>
+        <w:t xml:space="preserve"> (SLU Artdatabanken, 2025).</w:t>
+      </w:r>
+    </w:p>
+    <w:p>
+      <w:r>
+        <w:rPr>
+          <w:b/>
+        </w:rPr>
+        <w:t xml:space="preserve">Grönpyrola </w:t>
+      </w:r>
+      <w:r>
+        <w:t xml:space="preserve">växer främst på sandig, torr eller frisk mark i äldre barrskog, ofta på isälvsmaterial såsom sand och grus. Den påträffas främst i äldre naturligt uppkomna barrskogar, exempelvis på tallmoar, i åssluttningar, dyner och rasbranter. Arten är känslig för skogsbruksmetoder såsom slutavverkning och markberedning. Grönpyrola är typisk art för </w:t>
+      </w:r>
+      <w:r>
+        <w:rPr>
+          <w:i/>
+        </w:rPr>
+        <w:t>9010 Taiga, 9060 Åsbarrskog</w:t>
+      </w:r>
+      <w:r>
+        <w:t xml:space="preserve"> och</w:t>
+      </w:r>
+      <w:r>
+        <w:rPr>
+          <w:i/>
+        </w:rPr>
+        <w:t xml:space="preserve"> 1610 Åsöar i Östersjön </w:t>
+      </w:r>
+      <w:r>
+        <w:t>(Nitare &amp; Skogsstyrelsen, 2019; SLU Artdatabanken, 2025).</w:t>
+      </w:r>
+    </w:p>
+    <w:p>
+      <w:r>
+        <w:rPr>
+          <w:b/>
+        </w:rPr>
+        <w:t xml:space="preserve">Vedticka </w:t>
+      </w:r>
+      <w:r>
+        <w:t xml:space="preserve">är en bra signalart söder om den naturliga norrlandsgränsen. Den är huvudsakligen knuten till äldre barrskogar där det föreligger långvarig kontinuitet av död barrved. Vedticka är typisk art för </w:t>
+      </w:r>
+      <w:r>
+        <w:rPr>
+          <w:i/>
+        </w:rPr>
+        <w:t xml:space="preserve">9010 Taiga </w:t>
+      </w:r>
+      <w:r>
+        <w:t>(Nitare &amp; Skogsstyrelsen, 2019; SLU Artdatabanken, 2025).</w:t>
       </w:r>
     </w:p>
     <w:p>
@@ -409,19 +624,11 @@
       </w:r>
     </w:p>
     <w:p>
-      <w:r>
-        <w:rPr>
-          <w:b/>
-        </w:rPr>
-        <w:t>Sparvuggla (NT, §4)</w:t>
-      </w:r>
-      <w:r>
-        <w:t xml:space="preserve"> är fridlyst enligt 4§ artskyddsförordningen och omfattas av bilaga 1 EU:s fågeldirektiv. Den har minskat med 15 (5–25) % under de senaste 15 åren och minskningstakten för den svenska populationen bedöms vara nära gränsvärdet för Sårbar (VU).  Sparvugglan häckar i naturskog samt i klassisk bondeskog och förekommer främst i större skogsområden som domineras av barrblandskog med stort inslag av asp, björk och andra lövträd. Den behöver relativt stora skogsområden och saknas helt i mindre skogar och isolerade dungar. Reviren är i storleksordningen upp till 200 hektar. Sparvugglan missgynnas av överföring av variationsrika bondeskogar till ensartade produktionsskogar. Särskilt avverkning av lövträdsrika kantzoner och igenplantering av gamla inägor (SLU Artdatabanken, 2026; Skogsstyrelsen, 2016).</w:t>
-      </w:r>
-    </w:p>
-    <w:p>
-      <w:r>
-        <w:t>I BILAGA 1 finns mer detaljerad information om ekologi samt krav på livsmiljö hos fridlysta arter.</w:t>
+      <w:pPr>
+        <w:pStyle w:val="Heading1"/>
+      </w:pPr>
+      <w:r>
+        <w:t>Certifiering</w:t>
       </w:r>
     </w:p>
     <w:p>
@@ -429,7 +636,7 @@
         <w:pStyle w:val="Heading2"/>
       </w:pPr>
       <w:r>
-        <w:t>Övriga naturvårdsarter</w:t>
+        <w:t>Ur FSC-standarden</w:t>
       </w:r>
     </w:p>
     <w:p>
@@ -437,19 +644,52 @@
         <w:rPr>
           <w:b/>
         </w:rPr>
-        <w:t>Bronshjon</w:t>
-      </w:r>
-      <w:r>
-        <w:t xml:space="preserve"> är en skalbagge vars larvutveckling sker under grov bark på stammar av döda eller döende barrträd, främst gran, i mindre omfattning tall. Arten är knuten till äldre, naturskogslik granskog med inslag av torkande träd. Bronshjon är typisk art för </w:t>
+        <w:t xml:space="preserve">PRINCIP 1: LAGEFTERLEVNAD: </w:t>
+      </w:r>
+      <w:r>
+        <w:t>Certifikatsinnehavaren ska följa alla tillämpliga lagar, förordningar och nationellt ratificerade internationella avtal, konventioner och överenskommelser.</w:t>
+      </w:r>
+    </w:p>
+    <w:p>
+      <w:r>
+        <w:rPr>
+          <w:b/>
+        </w:rPr>
+        <w:t xml:space="preserve">1.3.1 </w:t>
+      </w:r>
+      <w:r>
+        <w:t>Tillämpliga lagar och föreskrifter för brukandet av skogen följs.</w:t>
+      </w:r>
+    </w:p>
+    <w:p>
+      <w:pPr>
+        <w:pStyle w:val="ListBullet"/>
+      </w:pPr>
+      <w:r>
+        <w:rPr>
+          <w:b/>
+          <w:i/>
+        </w:rPr>
+        <w:t xml:space="preserve">Kommentar: </w:t>
+      </w:r>
+      <w:r>
+        <w:t>I den avverkningsanmälda skogen har fridlysta arter sina livsmiljöer och växtplatser. Att skada de fridlysta arternas livsmiljöer, växtplatser eller ekologiska funktion är inte tillåtet enligt artskyddsförordningen.</w:t>
       </w:r>
       <w:r>
         <w:rPr>
           <w:i/>
         </w:rPr>
-        <w:t>9010 Taiga</w:t>
-      </w:r>
-      <w:r>
-        <w:t xml:space="preserve"> (SLU Artdatabanken, 2025).</w:t>
+        <w:t xml:space="preserve"> EU:s medlemsländer och skogsbolag är skyldiga att agera i enlighet med EU:s fågeldirektiv där det uttryckligen står att direktivet gäller för fåglar samt för deras ägg, bon och </w:t>
+      </w:r>
+      <w:r>
+        <w:rPr>
+          <w:b/>
+          <w:i/>
+        </w:rPr>
+        <w:t xml:space="preserve">livsmiljöer </w:t>
+      </w:r>
+      <w:r>
+        <w:t>(artikel 1). Vidare att de åtgärder som vidtas inte får leda till en försämring av den nuvarande situationen beträffande bevarandet av de fågelarter som avses i artikel 1 (artikel 13).</w:t>
       </w:r>
     </w:p>
     <w:p>
@@ -457,213 +697,192 @@
         <w:rPr>
           <w:b/>
         </w:rPr>
-        <w:t>Garnlav (VU)</w:t>
-      </w:r>
-      <w:r>
-        <w:t xml:space="preserve"> är en utpräglad barrskogsart som ibland kan drapera träden i norrländska grannaturskogar med hög luftfuktighet. Den förekommer även i talldominerade bestånd där den, förutom i trädens grenverk, påträffas hängande över ojämnheter i tallbarken. Arten har minskat starkt i södra och mellersta Sverige och den minskar även i sitt nordliga utbredningsområde. Minskningstakten uppgår till 30 (20–50) % inom 50 år och överstiger gränsvärdet för Sårbar (VU). Orsaken till tillbakagången beror främst på slutavverkningar av naturskogsartade skogar. Bestånd med riklig förekomst bör regelmässigt sparas, vilket även gynnar flera andra sällsynta och rödlistade arter. Garnlav är värdväxt för den mycket sällsynta och akut hotade fjärilen barrskogslavfly (CR) som hör hemma i boreala barrskogar med riklig förekomst av värdväxten. Tidigare kunde arten konstateras årligen på flera platser vid Dala-Floda i Dalarna innan lokalerna kalavverkades. Senaste fyndet i landet av barrskogslavfly är från år 2000 då den påträffades vid Högberget i Sollefteå kommun. Garnlav är typisk art för </w:t>
+        <w:t xml:space="preserve">6.4 </w:t>
+      </w:r>
+      <w:r>
+        <w:t>Certifikatsinnehavaren ska skydda sällsynta arter och hotade arter samt deras livsmiljöer inom skogsbruksenheten. Det ska ske genom avsättningar, andra skyddade områden och genom att skapa konnektivitet och/eller genom andra direkta åtgärder som gynnar dessa arters överlevnad och livskraft. Åtgärderna ska stå i förhållande till brukandets skala, intensitet och risk, samt till sällsynta och hotade arters bevarandestatus och ekologiska krav. Certifikatsinnehavaren ska beakta den geografiska spridningen och ekologiska krav hos sällsynta och hotade arter utanför skogsbruksenhetens gränser när beslut om åtgärder inom skogsbruksenheten ska fattas.</w:t>
+      </w:r>
+    </w:p>
+    <w:p>
+      <w:r>
+        <w:rPr>
+          <w:b/>
+        </w:rPr>
+        <w:t xml:space="preserve">6.4.3 </w:t>
+      </w:r>
+      <w:r>
+        <w:t>Bevarandeåtgärder genomförs för de kända förekomster av rödlistade arter som påverkas av skogsbruk.</w:t>
+      </w:r>
+    </w:p>
+    <w:p>
+      <w:pPr>
+        <w:pStyle w:val="ListBullet"/>
+      </w:pPr>
+      <w:r>
+        <w:rPr>
+          <w:b/>
+          <w:i/>
+        </w:rPr>
+        <w:t xml:space="preserve">Kommentar: </w:t>
       </w:r>
       <w:r>
         <w:rPr>
           <w:i/>
         </w:rPr>
-        <w:t xml:space="preserve">9010 Taiga </w:t>
-      </w:r>
-      <w:r>
-        <w:t>och</w:t>
+        <w:t>I det avverkningsanmälda skogsområdet har 16 naturvårdsarter varav 10 rödlistade arter sina livsmiljöer och växtplatser.</w:t>
+      </w:r>
+    </w:p>
+    <w:p>
+      <w:pPr>
+        <w:pStyle w:val="Heading2"/>
+      </w:pPr>
+      <w:r>
+        <w:t>Ur Chain of Custody Certification (FSC-STD-40-004 ver 3.0)</w:t>
+      </w:r>
+    </w:p>
+    <w:p>
+      <w:r>
+        <w:rPr>
+          <w:b/>
+        </w:rPr>
+        <w:t xml:space="preserve">1.3 </w:t>
+      </w:r>
+      <w:r>
+        <w:t xml:space="preserve">The organization shall commit to the FSC values as defined in FSC-POL-01-004 Policy for the Association of Organizations with FSC. </w:t>
+      </w:r>
+    </w:p>
+    <w:p>
+      <w:pPr>
+        <w:pStyle w:val="Heading2"/>
+      </w:pPr>
+      <w:r>
+        <w:t>Ur FSC:s policy för associerade organisationer (FSC-POL-01-004)</w:t>
+      </w:r>
+    </w:p>
+    <w:p>
+      <w:r>
+        <w:t xml:space="preserve">Som “Chain of Custody”-certifierad organisation är skogsbolaget bunden av de fastställda reglerna i Del 1 Punkt 1 c) i Policy för organisationer associerade med FSC (FSC-POL-01-004 V2-0 EN + SVE version 2012-03-02): </w:t>
+      </w:r>
+    </w:p>
+    <w:p>
+      <w:pPr>
+        <w:pStyle w:val="ListNumber"/>
+      </w:pPr>
+      <w:r>
+        <w:t>De organisationer FSC kan acceptera association med får inte direkt eller indirekt ha några kopplingar till nedanstående, oacceptabla aktiviteter:</w:t>
+      </w:r>
+    </w:p>
+    <w:p>
+      <w:pPr>
+        <w:ind w:left="357"/>
+      </w:pPr>
+      <w:r>
+        <w:t>a) Olaglig skogsavverkning och handel med olagligt avverkat virke eller skogsprodukter</w:t>
+      </w:r>
+    </w:p>
+    <w:p>
+      <w:pPr>
+        <w:ind w:left="357"/>
+      </w:pPr>
+      <w:r>
+        <w:t>...</w:t>
+      </w:r>
+    </w:p>
+    <w:p>
+      <w:pPr>
+        <w:ind w:left="357"/>
+      </w:pPr>
+      <w:r>
+        <w:t>c) Skogsbruk som förstör höga naturvärden</w:t>
+      </w:r>
+    </w:p>
+    <w:p>
+      <w:pPr>
+        <w:ind w:left="357"/>
+      </w:pPr>
+      <w:r>
+        <w:t>d) Betydande omvandling av skog till plantager eller annan, icke skoglig, markanvändning</w:t>
+      </w:r>
+    </w:p>
+    <w:p>
+      <w:pPr>
+        <w:pStyle w:val="ListBullet"/>
+      </w:pPr>
+      <w:r>
+        <w:rPr>
+          <w:b/>
+          <w:i/>
+        </w:rPr>
+        <w:t xml:space="preserve">Kommentar: </w:t>
       </w:r>
       <w:r>
         <w:rPr>
           <w:i/>
         </w:rPr>
-        <w:t xml:space="preserve"> 9070 Trädklädd betesmark</w:t>
-      </w:r>
-      <w:r>
-        <w:t xml:space="preserve"> (SLU Artdatabanken, 2026).</w:t>
+        <w:t>Avverkning av skog med höga naturvärden samt skada på fridlysta arter strider både mot FSC Controlled Wood-standarden och FSC:s policy for associerade organisationer.</w:t>
       </w:r>
     </w:p>
     <w:p>
+      <w:pPr>
+        <w:pStyle w:val="Heading2"/>
+      </w:pPr>
+      <w:r>
+        <w:t>Ur FSC Controlled Wood (FSC-STD-40-005)</w:t>
+      </w:r>
+    </w:p>
+    <w:p>
+      <w:r>
+        <w:t>Virke som inte accepteras i FSC-märkta produkter (oacceptabelt ursprung) enligt FSC Controlled Wood (FSC-STD-40-005):</w:t>
+      </w:r>
+    </w:p>
+    <w:p>
+      <w:pPr>
+        <w:pStyle w:val="ListNumber"/>
+      </w:pPr>
+      <w:r>
+        <w:t>Illegalt avverkat virke.</w:t>
+      </w:r>
+    </w:p>
+    <w:p>
+      <w:pPr>
+        <w:pStyle w:val="ListNumber"/>
+      </w:pPr>
+      <w:r>
+        <w:t>...</w:t>
+      </w:r>
+    </w:p>
+    <w:p>
+      <w:pPr>
+        <w:pStyle w:val="ListNumber"/>
+      </w:pPr>
+      <w:r>
+        <w:t>Virke från avverkningar som hotar höga naturvärden.</w:t>
+      </w:r>
+    </w:p>
+    <w:p>
+      <w:pPr>
+        <w:pStyle w:val="ListNumber"/>
+      </w:pPr>
+      <w:r>
+        <w:t>Virke från skog som konverteras till plantager eller icke-skogligt bruk.</w:t>
+      </w:r>
+    </w:p>
+    <w:p>
+      <w:pPr>
+        <w:pStyle w:val="ListBullet"/>
+      </w:pPr>
       <w:r>
         <w:rPr>
           <w:b/>
+          <w:i/>
         </w:rPr>
-        <w:t xml:space="preserve">Grönpyrola </w:t>
-      </w:r>
-      <w:r>
-        <w:t xml:space="preserve">växer främst på sandig, torr eller frisk mark i äldre barrskog, ofta på isälvsmaterial såsom sand och grus. Den påträffas främst i äldre naturligt uppkomna barrskogar, exempelvis på tallmoar, i åssluttningar, dyner och rasbranter. Arten är känslig för skogsbruksmetoder såsom slutavverkning och markberedning. Grönpyrola är typisk art för </w:t>
+        <w:t xml:space="preserve">Kommentar: </w:t>
       </w:r>
       <w:r>
         <w:rPr>
           <w:i/>
         </w:rPr>
-        <w:t>9010 Taiga, 9060 Åsbarrskog</w:t>
-      </w:r>
-      <w:r>
-        <w:t xml:space="preserve"> och</w:t>
-      </w:r>
-      <w:r>
-        <w:rPr>
-          <w:i/>
-        </w:rPr>
-        <w:t xml:space="preserve"> 1610 Åsöar i Östersjön </w:t>
-      </w:r>
-      <w:r>
-        <w:t>(Nitare &amp; Skogsstyrelsen, 2019; SLU Artdatabanken, 2025).</w:t>
-      </w:r>
-    </w:p>
-    <w:p>
-      <w:r>
-        <w:rPr>
-          <w:b/>
-        </w:rPr>
-        <w:t xml:space="preserve">Orange taggsvamp (NT) </w:t>
-      </w:r>
-      <w:r>
-        <w:t xml:space="preserve">bildar mykorrhiza med både gran och tall och den förekommer främst i äldre barrskogar med kontinuitetsskogskaraktär. Mest frekvent är den i äldre mossrik granskog, men då bara i skogar inom granens naturliga utbredningsområde och i bestånd med långvarig grankontinuitet. Den totala populationen i landet bedöms ha minskat kraftigt och fortsatt kommer att minska då arten är knuten till en produktiv skogsmiljö som successivt avverkas. Arten hotas främst av skogsavverkning och tycks försvinna efter slutavverkning, markberedning och plantering och det är inte känt att arten har återkommit i anlagd skog på tidigare kalmark. Orange taggsvamp är typisk art för </w:t>
-      </w:r>
-      <w:r>
-        <w:rPr>
-          <w:i/>
-        </w:rPr>
-        <w:t>9010 Taiga</w:t>
-      </w:r>
-      <w:r>
-        <w:t xml:space="preserve"> (SLU Artdatabanken, 2024).</w:t>
-      </w:r>
-    </w:p>
-    <w:p>
-      <w:r>
-        <w:rPr>
-          <w:b/>
-        </w:rPr>
-        <w:t>Raggbock (VU)</w:t>
-      </w:r>
-      <w:r>
-        <w:t xml:space="preserve"> är en brandgynnad skalbagge vars larvutveckling sker i äldre, liggande, solexponerade stammar av tall, mer sällan gran. Raggbock ingår i ett åtgärdsprogram för hotade arter (ÅGP) och den är rödlistad som nära hotad (NT) i den europeiska rödlistan. Raggbock är typisk art för </w:t>
-      </w:r>
-      <w:r>
-        <w:rPr>
-          <w:i/>
-        </w:rPr>
-        <w:t>9010 Taiga</w:t>
-      </w:r>
-      <w:r>
-        <w:t xml:space="preserve"> och</w:t>
-      </w:r>
-      <w:r>
-        <w:rPr>
-          <w:i/>
-        </w:rPr>
-        <w:t xml:space="preserve"> 9060 Åsbarrskog</w:t>
-      </w:r>
-      <w:r>
-        <w:t xml:space="preserve"> (SLU Artdatabanken, 2024; Wikars, 2014; IUCN, 2010).</w:t>
-      </w:r>
-    </w:p>
-    <w:p>
-      <w:r>
-        <w:rPr>
-          <w:b/>
-        </w:rPr>
-        <w:t xml:space="preserve">Skarp dropptaggsvamp (NT) </w:t>
-      </w:r>
-      <w:r>
-        <w:t>bildar mykorrhiza med både gran och tall, främst i barrskogar med trädkontinuitet. Arten uppträder dels i näringsrik kalkbarrskog och dels i sur lavtallskog. Kalkbarrskogarna är ofta grandominerade, olikåldriga och skiktade på frisk mark med ett örtrikt vegetationsskikt. Lavtallskogarna är i regel magra, torra, ljusöppna och ofta brandpräglade. Den totala populationen i landet har minskat och bedöms fortsätta minska till följd av avverkning av äldre barrskogar. Arten har begränsad förmåga att återetablera sig efter slutavverkning eller andra storskaliga skogsbruksåtgärder. Det saknas indikationer på att arten långsiktigt kan etablera eller reproducera sig i skogsbestånd som brukas med metoder som trakthyggesbruk, markberedning, gödsling eller föryngring med förädlat plantmaterial. Minskningstakten för den svenska populationen bedöms vara nära gränsvärdet för Sårbar (VU) (SLU Artdatabanken, 2026).</w:t>
-      </w:r>
-    </w:p>
-    <w:p>
-      <w:r>
-        <w:rPr>
-          <w:b/>
-        </w:rPr>
-        <w:t>Ullticka (NT)</w:t>
-      </w:r>
-      <w:r>
-        <w:t xml:space="preserve"> är knuten till restbestånd av barrnaturskog och förekommer med ett tydligt optimum i orörda eller måttligt påverkade gamla granskogar där det föreligger viss kontinuitet av grov död ved. Ullticka är en bra signalart inom hela sitt utbredningsområde och i södra Sverige är den sällsynt och en god signalart för skyddsvärda granskogsmiljöer. Den hotas av avverkning och fragmentering av naturskog och äldre granskog med lång trädkontinuitet. På ullticka kan ibland ulltickeporing (VU) påträffas - det är en sällsynt ticka som nyligen delats upp i de tre olika arterna ulltickeporing </w:t>
-      </w:r>
-      <w:r>
-        <w:rPr>
-          <w:i/>
-        </w:rPr>
-        <w:t xml:space="preserve">Skeletocutis brevispora </w:t>
-      </w:r>
-      <w:r>
-        <w:t>(VU)</w:t>
-      </w:r>
-      <w:r>
-        <w:rPr>
-          <w:i/>
-        </w:rPr>
-        <w:t>, Skeletocutis delicata</w:t>
-      </w:r>
-      <w:r>
-        <w:t xml:space="preserve"> (VU)</w:t>
-      </w:r>
-      <w:r>
-        <w:rPr>
-          <w:i/>
-        </w:rPr>
-        <w:t xml:space="preserve"> och Skeletocutis exilis</w:t>
-      </w:r>
-      <w:r>
-        <w:t xml:space="preserve"> (NT). Ullticka är typisk art för </w:t>
-      </w:r>
-      <w:r>
-        <w:rPr>
-          <w:i/>
-        </w:rPr>
-        <w:t xml:space="preserve">9010 Taiga, 9050 Näringsrik granskog </w:t>
-      </w:r>
-      <w:r>
-        <w:t xml:space="preserve">och </w:t>
-      </w:r>
-      <w:r>
-        <w:rPr>
-          <w:i/>
-        </w:rPr>
-        <w:t>9030 Landhöjningsskog</w:t>
-      </w:r>
-      <w:r>
-        <w:t xml:space="preserve"> (SLU Artdatabanken, 2026; Nitare &amp; Skogsstyrelsen, 2019; Miettinen &amp; Niemelä, 2018).</w:t>
-      </w:r>
-    </w:p>
-    <w:p>
-      <w:r>
-        <w:rPr>
-          <w:b/>
-        </w:rPr>
-        <w:t>Vedskivlav (NT)</w:t>
-      </w:r>
-      <w:r>
-        <w:t xml:space="preserve"> växer på gammal, torr, exponerad, hård kärnved av framförallt tall i naturskogsartade bestånd. Avverkning av tallskog av naturskogskaraktär med spår av återkommande bränder är ett hot. Mängden lämplig ved att växa på för vedskivlav minskar, dels på grund av naturlig nedbrytning men framförallt på grund av att de förstörs i samband med slutavverkningar, gallringar och markberedning. Tall- och blandbarrskogar av naturskogskaraktär med spår av återkommande bränder bör skyddas. Vedskivlav är typisk art för </w:t>
-      </w:r>
-      <w:r>
-        <w:rPr>
-          <w:i/>
-        </w:rPr>
-        <w:t>9010 Taiga</w:t>
-      </w:r>
-      <w:r>
-        <w:t xml:space="preserve"> (SLU Artdatabanken, 2024).</w:t>
-      </w:r>
-    </w:p>
-    <w:p>
-      <w:r>
-        <w:rPr>
-          <w:b/>
-        </w:rPr>
-        <w:t xml:space="preserve">Vedticka </w:t>
-      </w:r>
-      <w:r>
-        <w:t xml:space="preserve">är en bra signalart söder om den naturliga norrlandsgränsen. Den är huvudsakligen knuten till äldre barrskogar där det föreligger långvarig kontinuitet av död barrved. Vedticka är typisk art för </w:t>
-      </w:r>
-      <w:r>
-        <w:rPr>
-          <w:i/>
-        </w:rPr>
-        <w:t xml:space="preserve">9010 Taiga </w:t>
-      </w:r>
-      <w:r>
-        <w:t>(Nitare &amp; Skogsstyrelsen, 2019; SLU Artdatabanken, 2025).</w:t>
+        <w:t>Avverkning av skog med höga naturvärden samt skada på fridlysta arter strider både mot FSC Controlled Wood-standarden och FSC:s policy for associerade organisationer.</w:t>
       </w:r>
     </w:p>
     <w:p>
@@ -671,7 +890,75 @@
         <w:pStyle w:val="Heading1"/>
       </w:pPr>
       <w:r>
-        <w:t>Certifiering</w:t>
+        <w:t>Ur PEFC-standarden gällande lagefterlevnad</w:t>
+      </w:r>
+    </w:p>
+    <w:p>
+      <w:r>
+        <w:t>PEFC-standarden förutsätter att tillämplig svensk lagstiftning följs. Det är utsedd tillsynsmyndighet som ansvarar för tillsyn av lagens efterlevnad. PEFC-standarden återger innehållet i vissa certifieringskritiska lag- och föreskriftskrav vilka ska ingå i granskning av PEFC-systemets efterlevnad.</w:t>
+      </w:r>
+    </w:p>
+    <w:p>
+      <w:pPr>
+        <w:pStyle w:val="ListBullet"/>
+      </w:pPr>
+      <w:r>
+        <w:rPr>
+          <w:b/>
+          <w:i/>
+        </w:rPr>
+        <w:t xml:space="preserve">Kommentar: </w:t>
+      </w:r>
+      <w:r>
+        <w:rPr>
+          <w:i/>
+        </w:rPr>
+        <w:t>I den avverkningsanmälda skogen har fridlysta arter sina livsmiljöer och växtplatser. Att skada de fridlysta arternas livsmiljöer, växtplatser eller ekologiska funktion är inte tillåtet enligt artskyddsförordningen</w:t>
+      </w:r>
+    </w:p>
+    <w:p>
+      <w:r>
+        <w:br w:type="page"/>
+      </w:r>
+    </w:p>
+    <w:p>
+      <w:pPr>
+        <w:pStyle w:val="Title"/>
+      </w:pPr>
+      <w:r>
+        <w:t>BILAGA 1 – Fridlysta arter</w:t>
+      </w:r>
+    </w:p>
+    <w:p>
+      <w:pPr>
+        <w:pStyle w:val="Heading1"/>
+      </w:pPr>
+      <w:r>
+        <w:t>Pärluggla – ekologi samt krav på livsmiljön</w:t>
+      </w:r>
+    </w:p>
+    <w:p>
+      <w:r>
+        <w:t xml:space="preserve">Pärluggla (EN, §4) är en starkt hotad art som är typisk art för </w:t>
+      </w:r>
+      <w:r>
+        <w:rPr>
+          <w:i/>
+        </w:rPr>
+        <w:t>9010 Västlig taiga</w:t>
+      </w:r>
+      <w:r>
+        <w:t xml:space="preserve"> och omfattas av bilaga 1 EU:s fågeldirektiv. Beståndet har gradvis minskat sedan början av 1980-talet och efter 2010 tyder data från Svensk Fågeltaxering på att beståndet i det närmaste helt kraschat. Minskningstakten har uppgått till 60 (40–80) % under de senaste 15 åren och överstiger gränsvärdet för starkt hotad (EN) (SLU Artdatabanken, 2026).</w:t>
+      </w:r>
+    </w:p>
+    <w:p>
+      <w:r>
+        <w:t>Pärlugglan är beroende av äldre, varierad skog med goda jaktmöjligheter och god tillgång på lämpliga trädhål som boplatser. Den förekommer med störst täthet i äldre granskog, med inslag av gamla lövträd och luckor och öppningar i form av mindre hyggen, jordbruksmark och liknande. Den häckar även frekvent i barr- och lövblandskogar av tall, björk och asp, där förutsättningarna att finna boplatser är störst. I sydligaste Sverige häckar den ofta i gamla bokbackar, men den är mycket sällsynt i ren bokskog. Hemområdet är i storleksordningen 200–500 hektar, men storleken varierar kraftigt beroende på hur mycket föda det finns. Under dåliga gnagarår kan pärlugglan jaga upp till 4 km från boet medan den under bra år ofta håller sig inom 1 km (SLU Artdatabanken, 2026).</w:t>
+      </w:r>
+    </w:p>
+    <w:p>
+      <w:r>
+        <w:t>Undvik skogsbruksåtgärder som kan skada hänsynskrävande miljöer, som till exempel strand- och sumpskogar med naturskogskaraktär, äldre skog på uddar och öar, raviner, klyftor och blockmarker samt berg- och rasbranter, äldre hällmarksskog, äldre sandtallskogar, naturskogsrester, eller äldre trädbestånd med mycket hänglavar eller död ved (Skogsstyrelsen, 2016).</w:t>
       </w:r>
     </w:p>
     <w:p>
@@ -679,100 +966,123 @@
         <w:pStyle w:val="Heading2"/>
       </w:pPr>
       <w:r>
-        <w:t>Ur FSC-standarden</w:t>
+        <w:t>Referenser – pärluggla</w:t>
       </w:r>
     </w:p>
     <w:p>
       <w:r>
+        <w:t xml:space="preserve">SLU Artdatabanken, 2026. </w:t>
+      </w:r>
+      <w:r>
         <w:rPr>
-          <w:b/>
+          <w:i/>
         </w:rPr>
-        <w:t xml:space="preserve">PRINCIP 1: LAGEFTERLEVNAD: </w:t>
-      </w:r>
-      <w:r>
-        <w:t>Certifikatsinnehavaren ska följa alla tillämpliga lagar, förordningar och nationellt ratificerade internationella avtal, konventioner och överenskommelser.</w:t>
+        <w:t xml:space="preserve">Artfaktablad. Naturvård – artfakta. </w:t>
+      </w:r>
+      <w:r>
+        <w:t>SLU Artdatabanken, Uppsala.</w:t>
       </w:r>
     </w:p>
     <w:p>
       <w:r>
+        <w:t xml:space="preserve">Skogsstyrelsen, 2016. </w:t>
+      </w:r>
+      <w:r>
         <w:rPr>
-          <w:b/>
+          <w:i/>
         </w:rPr>
-        <w:t xml:space="preserve">1.3.1 </w:t>
-      </w:r>
-      <w:r>
-        <w:t>Tillämpliga lagar och föreskrifter för brukandet av skogen följs.</w:t>
+        <w:t>Vägledning för hänsyn till pärluggla.</w:t>
       </w:r>
     </w:p>
     <w:p>
       <w:pPr>
-        <w:pStyle w:val="ListBullet"/>
+        <w:pStyle w:val="Heading1"/>
       </w:pPr>
       <w:r>
-        <w:rPr>
-          <w:b/>
-          <w:i/>
-        </w:rPr>
-        <w:t xml:space="preserve">Kommentar: </w:t>
-      </w:r>
-      <w:r>
-        <w:t>I den avverkningsanmälda skogen har fridlysta arter sina livsmiljöer och växtplatser. Att skada de fridlysta arternas livsmiljöer, växtplatser eller ekologiska funktion är inte tillåtet enligt artskyddsförordningen.</w:t>
+        <w:t>Knärot – ekologi samt krav på livsmiljön</w:t>
+      </w:r>
+    </w:p>
+    <w:p>
+      <w:r>
+        <w:t xml:space="preserve">Knärot är typisk art för </w:t>
       </w:r>
       <w:r>
         <w:rPr>
           <w:i/>
         </w:rPr>
-        <w:t xml:space="preserve"> EU:s medlemsländer och skogsbolag är skyldiga att agera i enlighet med EU:s fågeldirektiv där det uttryckligen står att direktivet gäller för fåglar samt för deras ägg, bon och </w:t>
-      </w:r>
-      <w:r>
-        <w:rPr>
-          <w:b/>
-          <w:i/>
-        </w:rPr>
-        <w:t xml:space="preserve">livsmiljöer </w:t>
-      </w:r>
-      <w:r>
-        <w:t>(artikel 1). Vidare att de åtgärder som vidtas inte får leda till en försämring av den nuvarande situationen beträffande bevarandet av de fågelarter som avses i artikel 1 (artikel 13).</w:t>
-      </w:r>
-    </w:p>
-    <w:p>
-      <w:r>
-        <w:rPr>
-          <w:b/>
-        </w:rPr>
-        <w:t xml:space="preserve">6.4 </w:t>
-      </w:r>
-      <w:r>
-        <w:t>Certifikatsinnehavaren ska skydda sällsynta arter och hotade arter samt deras livsmiljöer inom skogsbruksenheten. Det ska ske genom avsättningar, andra skyddade områden och genom att skapa konnektivitet och/eller genom andra direkta åtgärder som gynnar dessa arters överlevnad och livskraft. Åtgärderna ska stå i förhållande till brukandets skala, intensitet och risk, samt till sällsynta och hotade arters bevarandestatus och ekologiska krav. Certifikatsinnehavaren ska beakta den geografiska spridningen och ekologiska krav hos sällsynta och hotade arter utanför skogsbruksenhetens gränser när beslut om åtgärder inom skogsbruksenheten ska fattas.</w:t>
-      </w:r>
-    </w:p>
-    <w:p>
-      <w:r>
-        <w:rPr>
-          <w:b/>
-        </w:rPr>
-        <w:t xml:space="preserve">6.4.3 </w:t>
-      </w:r>
-      <w:r>
-        <w:t>Bevarandeåtgärder genomförs för de kända förekomster av rödlistade arter som påverkas av skogsbruk.</w:t>
-      </w:r>
-    </w:p>
-    <w:p>
-      <w:pPr>
-        <w:pStyle w:val="ListBullet"/>
-      </w:pPr>
-      <w:r>
-        <w:rPr>
-          <w:b/>
-          <w:i/>
-        </w:rPr>
-        <w:t xml:space="preserve">Kommentar: </w:t>
+        <w:t xml:space="preserve">9010 Taiga </w:t>
+      </w:r>
+      <w:r>
+        <w:t>och</w:t>
       </w:r>
       <w:r>
         <w:rPr>
           <w:i/>
         </w:rPr>
-        <w:t>I det avverkningsanmälda skogsområdet har 16 naturvårdsarter varav 10 rödlistade arter sina livsmiljöer och växtplatser.</w:t>
+        <w:t xml:space="preserve"> 9050 Näringsrik granskog</w:t>
+      </w:r>
+      <w:r>
+        <w:t>, fridlyst enligt 8 och 15 §§ artskyddsförordningen och klassad som sårbar (VU) enligt rödlistan 2020. Knärot är beroende av hög och jämn luftfuktighet i gamla, ostörda skogsmiljöer och är känslig för snabba förändringar av ljus-/vindförhållanden eller uttorkning. På grund av ett alltför intensivt skogsbruk har den minskat med 40 (25–50) % under de senaste 60 åren och i framtiden bedöms minskningstakten uppgå till 30 (20–40) %. Till följd av att arten har en dokumenterat högre minskningstakt i förhållande till sin generationstid än vad som tidigare varit känt (data från Riksskogstaxeringen) höjdes den till hotkategori sårbar (VU) i rödlistan 2020 (SLU Artdatabanken, 2024).</w:t>
+      </w:r>
+    </w:p>
+    <w:p>
+      <w:r>
+        <w:t>En analys av 79 floraväktarlokaler åren 1990–2015 vilka återbesökts under 2020–2024 visade på en tydlig negativ påverkan på knärotsförekomster från större hyggen i närområdet (inom 150–200 m) vilket indikerar att kanteffekter har en stor påverkan på populationerna. Resultaten bekräftar knärotens känslighet för kanteffekter och visar vikten av att skydda större skogsbestånd för att bevara arten. Om det blir höga andelar (&gt;30%) hyggen inom 200 meter från en knärotsförekomst så ökar risken för att en knärotspopulation dör ut och det verkar det behövas någonstans mellan 100 och 150 meters skyddszon för att bevara arten på lång sikt (Sebestyén &amp; Sundberg, 2025). Detta stöds även av en studie (Johansson et al, 2026) baserad på data från Riksskogstaxeringen som visar att knäroten minskat med 66 % under perioden 1993–2022 samt att det finns en stark korrelation mellan minskande arealer kontinuitetsskog och lokal utdöenderisk. Knäroten uppvisade en mycket låg koloniseringsgrad (0,7 % över 10 år) i kombination med hög lokal utrotningsrisk (75,2 %), där utrotningssannolikheten ökade kraftigt när arealen kontinuitetsskog minskade mellan undersökningar, t.ex. på grund av kalhyggesbruk (Johansson et al., 2026).</w:t>
+      </w:r>
+    </w:p>
+    <w:p>
+      <w:r>
+        <w:t xml:space="preserve">Samuel Johnsons doktorsavhandling </w:t>
+      </w:r>
+      <w:r>
+        <w:rPr>
+          <w:i/>
+        </w:rPr>
+        <w:t>“Retention Forestry as a Conservation Measure for Boreal Forest Ground Vegetation”</w:t>
+      </w:r>
+      <w:r>
+        <w:t xml:space="preserve"> (SLU, Uppsala 2014) visar att det krävs väl tilltagna skyddszoner för att knärotens växtplatser inte ska ta skada av skogsbruksåtgärder i intilliggande områden: </w:t>
+      </w:r>
+      <w:r>
+        <w:rPr>
+          <w:i/>
+        </w:rPr>
+        <w:t xml:space="preserve">“Study III shows that retention patches smaller than 0.5 ha do not lifeboat the sensitive forest herb G. repens, a species that depend on stable microclimatic conditions typical for intact forest stands.” </w:t>
+      </w:r>
+      <w:r>
+        <w:t xml:space="preserve">Vidare </w:t>
+      </w:r>
+      <w:r>
+        <w:rPr>
+          <w:i/>
+        </w:rPr>
+        <w:t>“More sensitive forest species are not lifeboated in retention patches ranging from 0.05 to 0.5 ha (Papers II &amp; III).”</w:t>
+      </w:r>
+    </w:p>
+    <w:p>
+      <w:r>
+        <w:t xml:space="preserve">Johnsons (2014) rekommendation på minst 50 meters breda skyddszoner runt knärotens växtplatser motsvarar en areal på 0,78 hektar, vilket ligger i linje med andra studier som gjorts på känsliga skogsarter: </w:t>
+      </w:r>
+      <w:r>
+        <w:rPr>
+          <w:i/>
+        </w:rPr>
+        <w:t>“In study III I also show that translocated specimens of G. repens survives well in mature forests at least 50 m from the nearest edge to an open area. Moreover, measures of temperature and humidity show that such distances from an open area is far enough to offer a microclimate that is more stable compared to what present in retention patches of around 0.1 ha. This means that the very centre of a circular patch with radius 50 m (equals a size of 0.78 ha) should offer conditions similar to interior forest and would perhaps be a suitable habitat for G. repens and similar species. Previous studies from both North America and Sweden have also concluded that patches between 0.5 and one ha are sufficient for preserving interior forest vegetation as well as sensitive lichens and bryophytes (de Graaf &amp; Roberts 2009; Halpern et al. 2012; Rudolphi et al. 2014).”</w:t>
+      </w:r>
+    </w:p>
+    <w:p>
+      <w:r>
+        <w:t>Ytterligare en studie (Koelmeijer m.fl., 2022) inkluderar knärotens skyddsbehov. I uppsatsen berörs problemet med uttorkning för växter, bl.a. för knärot, ett problem som blivit accentuerat på grund av den pågående klimatförändringen och torra somrar, t.ex. den exceptionellt torra sommaren 2018. I uppsatsen undersöks områden med tre olika avstånd från kalhyggeskant med avseende på skydd bl.a. för knärot. Det första området har avstånd upp till 20 m från hyggeskant (Strong edge effect), det andra 20–40 m från hyggeskant (Weak edge effect) och det tredje avser större avstånd från hyggeskant, där kanteffekten anses vara försumbar (Interior). Ett resultat var att man fann stor eller mycket stor uttorkningseffekt på känsliga och rödlistade skogsarter vid de kortare avstånden till hyggeskant, medan effekt av uttorkning inte konstaterades på större avstånd (Interior). För orkidén knärot fann man en rik förekomst (upp till 0,06 dm2/m2) på stort avstånd från hyggeskant (Interior), medan förekomsten var liten eller närmast försumbar i de områden som klassificerades som Weak edge effect respektive Strong edge effect. Arbetet påpekar att de allt oftare förekommande torra somrarna ger ytterligare skäl att utöka skyddsavståndet från hyggen till den fuktkrävande arten knärot (Koelmeijer m.fl., 2022).</w:t>
+      </w:r>
+    </w:p>
+    <w:p>
+      <w:r>
+        <w:t>Även Skogsstyrelsens egen vägledning för hänsyn till knärot ligger i linje med ovanstående forskningsstudier. Av vägledningen framgår det att för med hög sannolikhet kunna bevara befintliga förekomster krävs relativt stora avsättningar av uppvuxen skog med slutet och relativt tätt kronskikt. Som riktlinje kan krävas ett avstånd på 50 meter in från brynet för att vidmakthålla ett fungerande mikroklimat. Detta innebär att fristående hänsynsytor för många arter (kärlväxter, lavar och mossor) kan behöva ha en area överstigande 0,8 hektar (cirkelyta med radien 50 meter = 0,78 hektar) för att bibehålla lokalklimatet. Även ganska små förändringar i form av förändrade ljus- och fuktighetsförhållanden, till exempel till följd av gallring, kan leda till att arten försvinner till följd av konkurrens med mera ljuskrävande och snabbväxande arter (Skogsstyrelsen, 2022).</w:t>
+      </w:r>
+    </w:p>
+    <w:p>
+      <w:r>
+        <w:t>Vid tillämpning av försiktighetsprincipen enligt 2 kap. 3 § miljöbalken bör sålunda 100–150 meters skyddszon lämnas runt knärotens växtplatser.</w:t>
       </w:r>
     </w:p>
     <w:p>
@@ -780,18 +1090,160 @@
         <w:pStyle w:val="Heading2"/>
       </w:pPr>
       <w:r>
-        <w:t>Ur Chain of Custody Certification (FSC-STD-40-004 ver 3.0)</w:t>
+        <w:t>Referenser – knärot</w:t>
       </w:r>
     </w:p>
     <w:p>
       <w:r>
+        <w:t xml:space="preserve">de Graaf M &amp; Roberts M.R., 2009. </w:t>
+      </w:r>
+      <w:r>
         <w:rPr>
-          <w:b/>
+          <w:i/>
         </w:rPr>
-        <w:t xml:space="preserve">1.3 </w:t>
-      </w:r>
-      <w:r>
-        <w:t xml:space="preserve">The organization shall commit to the FSC values as defined in FSC-POL-01-004 Policy for the Association of Organizations with FSC. </w:t>
+        <w:t xml:space="preserve">Short-term response of the herbaceous layer within leave patches after harvest. </w:t>
+      </w:r>
+      <w:r>
+        <w:t>Forest Ecology and Management 257, 1014–1025.</w:t>
+      </w:r>
+    </w:p>
+    <w:p>
+      <w:r>
+        <w:t xml:space="preserve">Halpern, C. B., Halaj, J., Evans, S. A., &amp; Dovciak, M., 2012. </w:t>
+      </w:r>
+      <w:r>
+        <w:rPr>
+          <w:i/>
+        </w:rPr>
+        <w:t xml:space="preserve">Level and pattern of overstory retention interact to shape long-term responses of understories to timber harvest. </w:t>
+      </w:r>
+      <w:r>
+        <w:t>Ecological Applications, 22, 2049–2064.</w:t>
+      </w:r>
+    </w:p>
+    <w:p>
+      <w:r>
+        <w:t>Johansson, V., Jansson, M. och Bergman, K-O</w:t>
+      </w:r>
+      <w:r>
+        <w:rPr>
+          <w:i/>
+        </w:rPr>
+        <w:t>.</w:t>
+      </w:r>
+      <w:r>
+        <w:t>, 2026.</w:t>
+      </w:r>
+      <w:r>
+        <w:rPr>
+          <w:i/>
+        </w:rPr>
+        <w:t xml:space="preserve"> A 30-year population decline of a threatened forest orchid associated with old growth forests</w:t>
+      </w:r>
+      <w:r>
+        <w:t>. Department of Physics, Chemistry and Biology (IFM), Linköping University.</w:t>
+      </w:r>
+    </w:p>
+    <w:p>
+      <w:r>
+        <w:t xml:space="preserve">Johnson, S., 2014. </w:t>
+      </w:r>
+      <w:r>
+        <w:rPr>
+          <w:i/>
+        </w:rPr>
+        <w:t>Retention Forestry as a Conservation Measure for Boreal Forest Ground Vegetation</w:t>
+      </w:r>
+      <w:r>
+        <w:t>. Doktorsavhandling, SLU, Uppsala.</w:t>
+      </w:r>
+    </w:p>
+    <w:p>
+      <w:r>
+        <w:t xml:space="preserve">Koelmeijer, I. A., Ehrlén, J., Jönsson, M., De Frenne, P., Berg, P., Andersson, J., Weibull, H. &amp; Hylander, N. 2022. </w:t>
+      </w:r>
+      <w:r>
+        <w:rPr>
+          <w:i/>
+        </w:rPr>
+        <w:t xml:space="preserve">Interactive effects of drought and edge exposure on old-growth forest understory species. </w:t>
+      </w:r>
+      <w:r>
+        <w:t>Landscape Ecology, 37, sid 1839–1853.</w:t>
+      </w:r>
+    </w:p>
+    <w:p>
+      <w:r>
+        <w:t xml:space="preserve">Rudolphi, J., Jönsson, M. T., &amp; Gustafsson, L., 2014. </w:t>
+      </w:r>
+      <w:r>
+        <w:rPr>
+          <w:i/>
+        </w:rPr>
+        <w:t xml:space="preserve">Biological legacies buffer local species extinction after logging. </w:t>
+      </w:r>
+      <w:r>
+        <w:t>Journal of Applied Ecology. 51, 53–62.</w:t>
+      </w:r>
+    </w:p>
+    <w:p>
+      <w:r>
+        <w:t xml:space="preserve">Sebestyén, L. och Sundberg, S. 2025.  </w:t>
+      </w:r>
+      <w:r>
+        <w:rPr>
+          <w:i/>
+        </w:rPr>
+        <w:t>Påverkan på knärotslokaler från hyggen i närheten.</w:t>
+      </w:r>
+      <w:r>
+        <w:t xml:space="preserve"> DAPHNE 36:1 2025. Botaniska Sällskapet i Stockholm.</w:t>
+      </w:r>
+    </w:p>
+    <w:p>
+      <w:r>
+        <w:t xml:space="preserve">Skogsstyrelsen, 2022. </w:t>
+      </w:r>
+      <w:r>
+        <w:rPr>
+          <w:i/>
+        </w:rPr>
+        <w:t xml:space="preserve">Vägledning för hänsyn till knärot. </w:t>
+      </w:r>
+      <w:r>
+        <w:t>https://www.skogsstyrelsen.se/lag-och-tillsyn/artskydd/vagledningar-och-kunskapsstod-artskydd/vagledning-for-hansyn-till-knarot/.</w:t>
+      </w:r>
+    </w:p>
+    <w:p>
+      <w:r>
+        <w:t xml:space="preserve">SLU Artdatabanken, 2024. </w:t>
+      </w:r>
+      <w:r>
+        <w:rPr>
+          <w:i/>
+        </w:rPr>
+        <w:t xml:space="preserve">Artfaktablad. Naturvård – artfakta. </w:t>
+      </w:r>
+      <w:r>
+        <w:t>SLU Artdatabanken, Uppsala.</w:t>
+      </w:r>
+    </w:p>
+    <w:p>
+      <w:pPr>
+        <w:pStyle w:val="Heading1"/>
+      </w:pPr>
+      <w:r>
+        <w:t>Sparvuggla – ekologi samt krav på livsmiljön</w:t>
+      </w:r>
+    </w:p>
+    <w:p>
+      <w:r>
+        <w:t>Sparvuggla (NT, §4) är fridlyst enligt 4§ artskyddsförordningen och omfattas av bilaga 1 EU:s fågeldirektiv. Den har minskat med 15 (5–25) % under de senaste 15 åren och minskningstakten för den svenska populationen bedöms vara nära gränsvärdet för Sårbar (VU) (SLU Artdatabanken 2026).</w:t>
+      </w:r>
+    </w:p>
+    <w:p>
+      <w:r>
+        <w:t>Sparvugglan häckar i naturskog samt i klassisk bondeskog och förekommer främst i större skogsområden som domineras av barrblandskog med stort inslag av asp, björk och andra lövträd. Den behöver relativt stora skogsområden och saknas helt i mindre skogar och isolerade dungar. Reviren är i storleksordningen upp till 200 hektar. Sparvugglan missgynnas av överföring av variationsrika bondeskogar till ensartade produktionsskogar – särskilt avverkning av lövträdsrika kantzoner och igenplantering av gamla inägor (Skogsstyrelsen, 2016).</w:t>
       </w:r>
     </w:p>
     <w:p>
@@ -799,70 +1251,50 @@
         <w:pStyle w:val="Heading2"/>
       </w:pPr>
       <w:r>
-        <w:t>Ur FSC:s policy för associerade organisationer (FSC-POL-01-004)</w:t>
+        <w:t>Referenser – sparvuggla</w:t>
       </w:r>
     </w:p>
     <w:p>
       <w:r>
-        <w:t xml:space="preserve">Som “Chain of Custody”-certifierad organisation är skogsbolaget bunden av de fastställda reglerna i Del 1 Punkt 1 c) i Policy för organisationer associerade med FSC (FSC-POL-01-004 V2-0 EN + SVE version 2012-03-02): </w:t>
+        <w:t xml:space="preserve">Skogsstyrelsen, 2016. </w:t>
+      </w:r>
+      <w:r>
+        <w:rPr>
+          <w:i/>
+        </w:rPr>
+        <w:t>Vägledning för hänsyn till sparvuggla.</w:t>
+      </w:r>
+    </w:p>
+    <w:p>
+      <w:r>
+        <w:t xml:space="preserve">SLU Artdatabanken, 2026. </w:t>
+      </w:r>
+      <w:r>
+        <w:rPr>
+          <w:i/>
+        </w:rPr>
+        <w:t xml:space="preserve">Artfaktablad. Naturvård – artfakta. </w:t>
+      </w:r>
+      <w:r>
+        <w:t>SLU Artdatabanken, Uppsala.</w:t>
       </w:r>
     </w:p>
     <w:p>
       <w:pPr>
-        <w:pStyle w:val="ListNumber"/>
+        <w:pStyle w:val="Heading1"/>
       </w:pPr>
       <w:r>
-        <w:t>De organisationer FSC kan acceptera association med får inte direkt eller indirekt ha några kopplingar till nedanstående, oacceptabla aktiviteter:</w:t>
+        <w:t>Slaguggla – ekologi samt krav på livsmiljön</w:t>
       </w:r>
     </w:p>
     <w:p>
-      <w:pPr>
-        <w:ind w:left="357"/>
-      </w:pPr>
-      <w:r>
-        <w:t>a) Olaglig skogsavverkning och handel med olagligt avverkat virke eller skogsprodukter</w:t>
+      <w:r>
+        <w:t>Slaguggla (§4) är fridlyst enligt 4§ artskyddsförordningen, upptagen i bilaga 1 EU:s fågeldirektiv och bilaga 2 Bernkonventionen samt finns med som prioriterad art i Skogsstyrelsens vägledning för skogsbruket (SKSFS 2011:7). Den häckar i skogsmark, oftast i anslutning till myrar, hyggen och inägor. Arten förekommer från mellersta Sverige norrut till Lule Lappmark och norra Norrbotten. Häckningsrevirets storlek varierar betydligt, från cirka 300 hektar till uppemot 600–700 hektar. De gamla fåglarna är mycket stationära och revirets storlek beror bland annat på närheten till grannrevir och kvaliteten på jaktmarkerna. Spridning av ungfåglar sker 5–70 km från boplatsen, i sällsynta fall kan ungfåglar vandra betydligt längre. Runt boplatsen bör det finnas uppvuxen skog (minst 1 hektar) med träd som kan fungera som sittplatser för de vuxna ugglorna. Träden utgör särskilt viktiga skydd för ungarna att klättra upp i när de lämnar boet, eftersom de inte kan flyga då (SLU Artdatabanken, 2026; Skogsstyrelsen, 2016).</w:t>
       </w:r>
     </w:p>
     <w:p>
-      <w:pPr>
-        <w:ind w:left="357"/>
-      </w:pPr>
-      <w:r>
-        <w:t>...</w:t>
-      </w:r>
-    </w:p>
-    <w:p>
-      <w:pPr>
-        <w:ind w:left="357"/>
-      </w:pPr>
-      <w:r>
-        <w:t>c) Skogsbruk som förstör höga naturvärden</w:t>
-      </w:r>
-    </w:p>
-    <w:p>
-      <w:pPr>
-        <w:ind w:left="357"/>
-      </w:pPr>
-      <w:r>
-        <w:t>d) Betydande omvandling av skog till plantager eller annan, icke skoglig, markanvändning</w:t>
-      </w:r>
-    </w:p>
-    <w:p>
-      <w:pPr>
-        <w:pStyle w:val="ListBullet"/>
-      </w:pPr>
-      <w:r>
-        <w:rPr>
-          <w:b/>
-          <w:i/>
-        </w:rPr>
-        <w:t xml:space="preserve">Kommentar: </w:t>
-      </w:r>
-      <w:r>
-        <w:rPr>
-          <w:i/>
-        </w:rPr>
-        <w:t>Avverkning av skog med höga naturvärden samt skada på fridlysta arter strider både mot FSC Controlled Wood-standarden och FSC:s policy for associerade organisationer.</w:t>
+      <w:r>
+        <w:t>Industriskogsbrukets korta omloppstider (100–120 år) förhindrar nybildning av grova torrträd och utgör det största hotet mot arten. Skogsbrukets hänsyn måste tillåta att vissa skogsarealer, inte bara av låg bonitet, når mycket hög ålder. Tillgången på naturliga boplatser för slaguggla har minskat drastiskt och kommer även att minska i framtiden. Detta beror på det moderna skogsbrukets inriktning och metoder som inte längre tillåter utbildandet av träd av de dimensioner som säkerställer nybildning av lämpliga boplatser i form av rötade stammar som kan bilda ”skorstenar” eller större hål i samband med kvistbrott. Som exempel på vad som krävs kan nämnas att tolv, genom dendrokronologisk analys, daterade bebodda torrakstubbar i Hälsingland hade varit döda i 255 år (129–360 år) och var 200–400 år gamla innan de dog. De äldsta tallarna hade alltså börjat växa från begynnelsen av 1300-talet och de yngsta från mitten av 1600-talet (SLU Artdatabanken, 2026).</w:t>
       </w:r>
     </w:p>
     <w:p>
@@ -870,331 +1302,26 @@
         <w:pStyle w:val="Heading2"/>
       </w:pPr>
       <w:r>
-        <w:t>Ur FSC Controlled Wood (FSC-STD-40-005)</w:t>
+        <w:t>Referenser – slaguggla</w:t>
       </w:r>
     </w:p>
     <w:p>
       <w:r>
-        <w:t>Virke som inte accepteras i FSC-märkta produkter (oacceptabelt ursprung) enligt FSC Controlled Wood (FSC-STD-40-005):</w:t>
-      </w:r>
-    </w:p>
-    <w:p>
-      <w:pPr>
-        <w:pStyle w:val="ListNumber"/>
-      </w:pPr>
-      <w:r>
-        <w:t>Illegalt avverkat virke.</w:t>
-      </w:r>
-    </w:p>
-    <w:p>
-      <w:pPr>
-        <w:pStyle w:val="ListNumber"/>
-      </w:pPr>
-      <w:r>
-        <w:t>...</w:t>
-      </w:r>
-    </w:p>
-    <w:p>
-      <w:pPr>
-        <w:pStyle w:val="ListNumber"/>
-      </w:pPr>
-      <w:r>
-        <w:t>Virke från avverkningar som hotar höga naturvärden.</w:t>
-      </w:r>
-    </w:p>
-    <w:p>
-      <w:pPr>
-        <w:pStyle w:val="ListNumber"/>
-      </w:pPr>
-      <w:r>
-        <w:t>Virke från skog som konverteras till plantager eller icke-skogligt bruk.</w:t>
-      </w:r>
-    </w:p>
-    <w:p>
-      <w:pPr>
-        <w:pStyle w:val="ListBullet"/>
-      </w:pPr>
-      <w:r>
-        <w:rPr>
-          <w:b/>
-          <w:i/>
-        </w:rPr>
-        <w:t xml:space="preserve">Kommentar: </w:t>
+        <w:t xml:space="preserve">Skogsstyrelsen, 2016. </w:t>
       </w:r>
       <w:r>
         <w:rPr>
           <w:i/>
         </w:rPr>
-        <w:t>Avverkning av skog med höga naturvärden samt skada på fridlysta arter strider både mot FSC Controlled Wood-standarden och FSC:s policy for associerade organisationer.</w:t>
+        <w:t xml:space="preserve">Vägledning för hänsyn till fåglar – Slaguggla. </w:t>
+      </w:r>
+      <w:r>
+        <w:t>www.skogsstyrelsen.se</w:t>
       </w:r>
     </w:p>
     <w:p>
-      <w:pPr>
-        <w:pStyle w:val="Heading1"/>
-      </w:pPr>
-      <w:r>
-        <w:t>Ur PEFC-standarden gällande lagefterlevnad</w:t>
-      </w:r>
-    </w:p>
-    <w:p>
-      <w:r>
-        <w:t>PEFC-standarden förutsätter att tillämplig svensk lagstiftning följs. Det är utsedd tillsynsmyndighet som ansvarar för tillsyn av lagens efterlevnad. PEFC-standarden återger innehållet i vissa certifieringskritiska lag- och föreskriftskrav vilka ska ingå i granskning av PEFC-systemets efterlevnad.</w:t>
-      </w:r>
-    </w:p>
-    <w:p>
-      <w:pPr>
-        <w:pStyle w:val="ListBullet"/>
-      </w:pPr>
-      <w:r>
-        <w:rPr>
-          <w:b/>
-          <w:i/>
-        </w:rPr>
-        <w:t xml:space="preserve">Kommentar: </w:t>
-      </w:r>
-      <w:r>
-        <w:rPr>
-          <w:i/>
-        </w:rPr>
-        <w:t>I den avverkningsanmälda skogen har fridlysta arter sina livsmiljöer och växtplatser. Att skada de fridlysta arternas livsmiljöer, växtplatser eller ekologiska funktion är inte tillåtet enligt artskyddsförordningen</w:t>
-      </w:r>
-    </w:p>
-    <w:p>
-      <w:r>
-        <w:br w:type="page"/>
-      </w:r>
-    </w:p>
-    <w:p>
-      <w:pPr>
-        <w:pStyle w:val="Title"/>
-      </w:pPr>
-      <w:r>
-        <w:t>BILAGA 1 – Fridlysta arter</w:t>
-      </w:r>
-    </w:p>
-    <w:p>
-      <w:pPr>
-        <w:pStyle w:val="Heading1"/>
-      </w:pPr>
-      <w:r>
-        <w:t>Knärot – ekologi samt krav på livsmiljön</w:t>
-      </w:r>
-    </w:p>
-    <w:p>
-      <w:r>
-        <w:t xml:space="preserve">Knärot är typisk art för </w:t>
-      </w:r>
-      <w:r>
-        <w:rPr>
-          <w:i/>
-        </w:rPr>
-        <w:t xml:space="preserve">9010 Taiga </w:t>
-      </w:r>
-      <w:r>
-        <w:t>och</w:t>
-      </w:r>
-      <w:r>
-        <w:rPr>
-          <w:i/>
-        </w:rPr>
-        <w:t xml:space="preserve"> 9050 Näringsrik granskog</w:t>
-      </w:r>
-      <w:r>
-        <w:t>, fridlyst enligt 8 och 15 §§ artskyddsförordningen och klassad som sårbar (VU) enligt rödlistan 2020. Knärot är beroende av hög och jämn luftfuktighet i gamla, ostörda skogsmiljöer och är känslig för snabba förändringar av ljus-/vindförhållanden eller uttorkning. På grund av ett alltför intensivt skogsbruk har den minskat med 40 (25–50) % under de senaste 60 åren och i framtiden bedöms minskningstakten uppgå till 30 (20–40) %. Till följd av att arten har en dokumenterat högre minskningstakt i förhållande till sin generationstid än vad som tidigare varit känt (data från Riksskogstaxeringen) höjdes den till hotkategori sårbar (VU) i rödlistan 2020 (SLU Artdatabanken, 2024).</w:t>
-      </w:r>
-    </w:p>
-    <w:p>
-      <w:r>
-        <w:t>En analys av 79 floraväktarlokaler åren 1990–2015 vilka återbesökts under 2020–2024 visade på en tydlig negativ påverkan på knärotsförekomster från större hyggen i närområdet (inom 150–200 m) vilket indikerar att kanteffekter har en stor påverkan på populationerna. Resultaten bekräftar knärotens känslighet för kanteffekter och visar vikten av att skydda större skogsbestånd för att bevara arten. Om det blir höga andelar (&gt;30%) hyggen inom 200 meter från en knärotsförekomst så ökar risken för att en knärotspopulation dör ut och det verkar det behövas någonstans mellan 100 och 150 meters skyddszon för att bevara arten på lång sikt (Sebestyén &amp; Sundberg, 2025). Detta stöds även av en studie (Johansson et al, 2026) baserad på data från Riksskogstaxeringen som visar att knäroten minskat med 66 % under perioden 1993–2022 samt att det finns en stark korrelation mellan minskande arealer kontinuitetsskog och lokal utdöenderisk. Knäroten uppvisade en mycket låg koloniseringsgrad (0,7 % över 10 år) i kombination med hög lokal utrotningsrisk (75,2 %), där utrotningssannolikheten ökade kraftigt när arealen kontinuitetsskog minskade mellan undersökningar, t.ex. på grund av kalhyggesbruk (Johansson et al., 2026).</w:t>
-      </w:r>
-    </w:p>
-    <w:p>
-      <w:r>
-        <w:t xml:space="preserve">Samuel Johnsons doktorsavhandling </w:t>
-      </w:r>
-      <w:r>
-        <w:rPr>
-          <w:i/>
-        </w:rPr>
-        <w:t>“Retention Forestry as a Conservation Measure for Boreal Forest Ground Vegetation”</w:t>
-      </w:r>
-      <w:r>
-        <w:t xml:space="preserve"> (SLU, Uppsala 2014) visar att det krävs väl tilltagna skyddszoner för att knärotens växtplatser inte ska ta skada av skogsbruksåtgärder i intilliggande områden: </w:t>
-      </w:r>
-      <w:r>
-        <w:rPr>
-          <w:i/>
-        </w:rPr>
-        <w:t xml:space="preserve">“Study III shows that retention patches smaller than 0.5 ha do not lifeboat the sensitive forest herb G. repens, a species that depend on stable microclimatic conditions typical for intact forest stands.” </w:t>
-      </w:r>
-      <w:r>
-        <w:t xml:space="preserve">Vidare </w:t>
-      </w:r>
-      <w:r>
-        <w:rPr>
-          <w:i/>
-        </w:rPr>
-        <w:t>“More sensitive forest species are not lifeboated in retention patches ranging from 0.05 to 0.5 ha (Papers II &amp; III).”</w:t>
-      </w:r>
-    </w:p>
-    <w:p>
-      <w:r>
-        <w:t xml:space="preserve">Johnsons (2014) rekommendation på minst 50 meters breda skyddszoner runt knärotens växtplatser motsvarar en areal på 0,78 hektar, vilket ligger i linje med andra studier som gjorts på känsliga skogsarter: </w:t>
-      </w:r>
-      <w:r>
-        <w:rPr>
-          <w:i/>
-        </w:rPr>
-        <w:t>“In study III I also show that translocated specimens of G. repens survives well in mature forests at least 50 m from the nearest edge to an open area. Moreover, measures of temperature and humidity show that such distances from an open area is far enough to offer a microclimate that is more stable compared to what present in retention patches of around 0.1 ha. This means that the very centre of a circular patch with radius 50 m (equals a size of 0.78 ha) should offer conditions similar to interior forest and would perhaps be a suitable habitat for G. repens and similar species. Previous studies from both North America and Sweden have also concluded that patches between 0.5 and one ha are sufficient for preserving interior forest vegetation as well as sensitive lichens and bryophytes (de Graaf &amp; Roberts 2009; Halpern et al. 2012; Rudolphi et al. 2014).”</w:t>
-      </w:r>
-    </w:p>
-    <w:p>
-      <w:r>
-        <w:t>Ytterligare en studie (Koelmeijer m.fl., 2022) inkluderar knärotens skyddsbehov. I uppsatsen berörs problemet med uttorkning för växter, bl.a. för knärot, ett problem som blivit accentuerat på grund av den pågående klimatförändringen och torra somrar, t.ex. den exceptionellt torra sommaren 2018. I uppsatsen undersöks områden med tre olika avstånd från kalhyggeskant med avseende på skydd bl.a. för knärot. Det första området har avstånd upp till 20 m från hyggeskant (Strong edge effect), det andra 20–40 m från hyggeskant (Weak edge effect) och det tredje avser större avstånd från hyggeskant, där kanteffekten anses vara försumbar (Interior). Ett resultat var att man fann stor eller mycket stor uttorkningseffekt på känsliga och rödlistade skogsarter vid de kortare avstånden till hyggeskant, medan effekt av uttorkning inte konstaterades på större avstånd (Interior). För orkidén knärot fann man en rik förekomst (upp till 0,06 dm2/m2) på stort avstånd från hyggeskant (Interior), medan förekomsten var liten eller närmast försumbar i de områden som klassificerades som Weak edge effect respektive Strong edge effect. Arbetet påpekar att de allt oftare förekommande torra somrarna ger ytterligare skäl att utöka skyddsavståndet från hyggen till den fuktkrävande arten knärot (Koelmeijer m.fl., 2022).</w:t>
-      </w:r>
-    </w:p>
-    <w:p>
-      <w:r>
-        <w:t>Även Skogsstyrelsens egen vägledning för hänsyn till knärot ligger i linje med ovanstående forskningsstudier. Av vägledningen framgår det att för med hög sannolikhet kunna bevara befintliga förekomster krävs relativt stora avsättningar av uppvuxen skog med slutet och relativt tätt kronskikt. Som riktlinje kan krävas ett avstånd på 50 meter in från brynet för att vidmakthålla ett fungerande mikroklimat. Detta innebär att fristående hänsynsytor för många arter (kärlväxter, lavar och mossor) kan behöva ha en area överstigande 0,8 hektar (cirkelyta med radien 50 meter = 0,78 hektar) för att bibehålla lokalklimatet. Även ganska små förändringar i form av förändrade ljus- och fuktighetsförhållanden, till exempel till följd av gallring, kan leda till att arten försvinner till följd av konkurrens med mera ljuskrävande och snabbväxande arter (Skogsstyrelsen, 2022).</w:t>
-      </w:r>
-    </w:p>
-    <w:p>
-      <w:r>
-        <w:t>Vid tillämpning av försiktighetsprincipen enligt 2 kap. 3 § miljöbalken bör sålunda 100–150 meters skyddszon lämnas runt knärotens växtplatser.</w:t>
-      </w:r>
-    </w:p>
-    <w:p>
-      <w:pPr>
-        <w:pStyle w:val="Heading2"/>
-      </w:pPr>
-      <w:r>
-        <w:t>Referenser – knärot</w:t>
-      </w:r>
-    </w:p>
-    <w:p>
-      <w:r>
-        <w:t xml:space="preserve">de Graaf M &amp; Roberts M.R., 2009. </w:t>
-      </w:r>
-      <w:r>
-        <w:rPr>
-          <w:i/>
-        </w:rPr>
-        <w:t xml:space="preserve">Short-term response of the herbaceous layer within leave patches after harvest. </w:t>
-      </w:r>
-      <w:r>
-        <w:t>Forest Ecology and Management 257, 1014–1025.</w:t>
-      </w:r>
-    </w:p>
-    <w:p>
-      <w:r>
-        <w:t xml:space="preserve">Halpern, C. B., Halaj, J., Evans, S. A., &amp; Dovciak, M., 2012. </w:t>
-      </w:r>
-      <w:r>
-        <w:rPr>
-          <w:i/>
-        </w:rPr>
-        <w:t xml:space="preserve">Level and pattern of overstory retention interact to shape long-term responses of understories to timber harvest. </w:t>
-      </w:r>
-      <w:r>
-        <w:t>Ecological Applications, 22, 2049–2064.</w:t>
-      </w:r>
-    </w:p>
-    <w:p>
-      <w:r>
-        <w:t>Johansson, V., Jansson, M. och Bergman, K-O</w:t>
-      </w:r>
-      <w:r>
-        <w:rPr>
-          <w:i/>
-        </w:rPr>
-        <w:t>.</w:t>
-      </w:r>
-      <w:r>
-        <w:t>, 2026.</w:t>
-      </w:r>
-      <w:r>
-        <w:rPr>
-          <w:i/>
-        </w:rPr>
-        <w:t xml:space="preserve"> A 30-year population decline of a threatened forest orchid associated with old growth forests</w:t>
-      </w:r>
-      <w:r>
-        <w:t>. Department of Physics, Chemistry and Biology (IFM), Linköping University.</w:t>
-      </w:r>
-    </w:p>
-    <w:p>
-      <w:r>
-        <w:t xml:space="preserve">Johnson, S., 2014. </w:t>
-      </w:r>
-      <w:r>
-        <w:rPr>
-          <w:i/>
-        </w:rPr>
-        <w:t>Retention Forestry as a Conservation Measure for Boreal Forest Ground Vegetation</w:t>
-      </w:r>
-      <w:r>
-        <w:t>. Doktorsavhandling, SLU, Uppsala.</w:t>
-      </w:r>
-    </w:p>
-    <w:p>
-      <w:r>
-        <w:t xml:space="preserve">Koelmeijer, I. A., Ehrlén, J., Jönsson, M., De Frenne, P., Berg, P., Andersson, J., Weibull, H. &amp; Hylander, N. 2022. </w:t>
-      </w:r>
-      <w:r>
-        <w:rPr>
-          <w:i/>
-        </w:rPr>
-        <w:t xml:space="preserve">Interactive effects of drought and edge exposure on old-growth forest understory species. </w:t>
-      </w:r>
-      <w:r>
-        <w:t>Landscape Ecology, 37, sid 1839–1853.</w:t>
-      </w:r>
-    </w:p>
-    <w:p>
-      <w:r>
-        <w:t xml:space="preserve">Rudolphi, J., Jönsson, M. T., &amp; Gustafsson, L., 2014. </w:t>
-      </w:r>
-      <w:r>
-        <w:rPr>
-          <w:i/>
-        </w:rPr>
-        <w:t xml:space="preserve">Biological legacies buffer local species extinction after logging. </w:t>
-      </w:r>
-      <w:r>
-        <w:t>Journal of Applied Ecology. 51, 53–62.</w:t>
-      </w:r>
-    </w:p>
-    <w:p>
-      <w:r>
-        <w:t xml:space="preserve">Sebestyén, L. och Sundberg, S. 2025.  </w:t>
-      </w:r>
-      <w:r>
-        <w:rPr>
-          <w:i/>
-        </w:rPr>
-        <w:t>Påverkan på knärotslokaler från hyggen i närheten.</w:t>
-      </w:r>
-      <w:r>
-        <w:t xml:space="preserve"> DAPHNE 36:1 2025. Botaniska Sällskapet i Stockholm.</w:t>
-      </w:r>
-    </w:p>
-    <w:p>
-      <w:r>
-        <w:t xml:space="preserve">Skogsstyrelsen, 2022. </w:t>
-      </w:r>
-      <w:r>
-        <w:rPr>
-          <w:i/>
-        </w:rPr>
-        <w:t xml:space="preserve">Vägledning för hänsyn till knärot. </w:t>
-      </w:r>
-      <w:r>
-        <w:t>https://www.skogsstyrelsen.se/lag-och-tillsyn/artskydd/vagledningar-och-kunskapsstod-artskydd/vagledning-for-hansyn-till-knarot/.</w:t>
-      </w:r>
-    </w:p>
-    <w:p>
-      <w:r>
-        <w:t xml:space="preserve">SLU Artdatabanken, 2024. </w:t>
+      <w:r>
+        <w:t xml:space="preserve">SLU Artdatabanken, 2026. </w:t>
       </w:r>
       <w:r>
         <w:rPr>
@@ -1203,177 +1330,7 @@
         <w:t xml:space="preserve">Artfaktablad. Naturvård – artfakta. </w:t>
       </w:r>
       <w:r>
-        <w:t>SLU Artdatabanken, Uppsala.</w:t>
-      </w:r>
-    </w:p>
-    <w:p>
-      <w:pPr>
-        <w:pStyle w:val="Heading1"/>
-      </w:pPr>
-      <w:r>
-        <w:t>Pärluggla – ekologi samt krav på livsmiljön</w:t>
-      </w:r>
-    </w:p>
-    <w:p>
-      <w:r>
-        <w:t xml:space="preserve">Pärluggla (EN, §4) är en starkt hotad art som är typisk art för </w:t>
-      </w:r>
-      <w:r>
-        <w:rPr>
-          <w:i/>
-        </w:rPr>
-        <w:t>9010 Västlig taiga</w:t>
-      </w:r>
-      <w:r>
-        <w:t xml:space="preserve"> och omfattas av bilaga 1 EU:s fågeldirektiv. Beståndet har gradvis minskat sedan början av 1980-talet och efter 2010 tyder data från Svensk Fågeltaxering på att beståndet i det närmaste helt kraschat. Minskningstakten har uppgått till 60 (40–80) % under de senaste 15 åren och överstiger gränsvärdet för starkt hotad (EN) (SLU Artdatabanken, 2026).</w:t>
-      </w:r>
-    </w:p>
-    <w:p>
-      <w:r>
-        <w:t>Pärlugglan är beroende av äldre, varierad skog med goda jaktmöjligheter och god tillgång på lämpliga trädhål som boplatser. Den förekommer med störst täthet i äldre granskog, med inslag av gamla lövträd och luckor och öppningar i form av mindre hyggen, jordbruksmark och liknande. Den häckar även frekvent i barr- och lövblandskogar av tall, björk och asp, där förutsättningarna att finna boplatser är störst. I sydligaste Sverige häckar den ofta i gamla bokbackar, men den är mycket sällsynt i ren bokskog. Hemområdet är i storleksordningen 200–500 hektar, men storleken varierar kraftigt beroende på hur mycket föda det finns. Under dåliga gnagarår kan pärlugglan jaga upp till 4 km från boet medan den under bra år ofta håller sig inom 1 km (SLU Artdatabanken, 2026).</w:t>
-      </w:r>
-    </w:p>
-    <w:p>
-      <w:r>
-        <w:t>Undvik skogsbruksåtgärder som kan skada hänsynskrävande miljöer, som till exempel strand- och sumpskogar med naturskogskaraktär, äldre skog på uddar och öar, raviner, klyftor och blockmarker samt berg- och rasbranter, äldre hällmarksskog, äldre sandtallskogar, naturskogsrester, eller äldre trädbestånd med mycket hänglavar eller död ved (Skogsstyrelsen, 2016).</w:t>
-      </w:r>
-    </w:p>
-    <w:p>
-      <w:pPr>
-        <w:pStyle w:val="Heading2"/>
-      </w:pPr>
-      <w:r>
-        <w:t>Referenser – pärluggla</w:t>
-      </w:r>
-    </w:p>
-    <w:p>
-      <w:r>
-        <w:t xml:space="preserve">SLU Artdatabanken, 2026. </w:t>
-      </w:r>
-      <w:r>
-        <w:rPr>
-          <w:i/>
-        </w:rPr>
-        <w:t xml:space="preserve">Artfaktablad. Naturvård – artfakta. </w:t>
-      </w:r>
-      <w:r>
-        <w:t>SLU Artdatabanken, Uppsala.</w:t>
-      </w:r>
-    </w:p>
-    <w:p>
-      <w:r>
-        <w:t xml:space="preserve">Skogsstyrelsen, 2016. </w:t>
-      </w:r>
-      <w:r>
-        <w:rPr>
-          <w:i/>
-        </w:rPr>
-        <w:t>Vägledning för hänsyn till pärluggla.</w:t>
-      </w:r>
-    </w:p>
-    <w:p>
-      <w:pPr>
-        <w:pStyle w:val="Heading1"/>
-      </w:pPr>
-      <w:r>
-        <w:t>Slaguggla – ekologi samt krav på livsmiljön</w:t>
-      </w:r>
-    </w:p>
-    <w:p>
-      <w:r>
-        <w:t>Slaguggla (§4) är fridlyst enligt 4§ artskyddsförordningen, upptagen i bilaga 1 EU:s fågeldirektiv och bilaga 2 Bernkonventionen samt finns med som prioriterad art i Skogsstyrelsens vägledning för skogsbruket (SKSFS 2011:7). Den häckar i skogsmark, oftast i anslutning till myrar, hyggen och inägor. Arten förekommer från mellersta Sverige norrut till Lule Lappmark och norra Norrbotten. Häckningsrevirets storlek varierar betydligt, från cirka 300 hektar till uppemot 600–700 hektar. De gamla fåglarna är mycket stationära och revirets storlek beror bland annat på närheten till grannrevir och kvaliteten på jaktmarkerna. Spridning av ungfåglar sker 5–70 km från boplatsen, i sällsynta fall kan ungfåglar vandra betydligt längre. Runt boplatsen bör det finnas uppvuxen skog (minst 1 hektar) med träd som kan fungera som sittplatser för de vuxna ugglorna. Träden utgör särskilt viktiga skydd för ungarna att klättra upp i när de lämnar boet, eftersom de inte kan flyga då (SLU Artdatabanken, 2026; Skogsstyrelsen, 2016).</w:t>
-      </w:r>
-    </w:p>
-    <w:p>
-      <w:r>
-        <w:t>Industriskogsbrukets korta omloppstider (100–120 år) förhindrar nybildning av grova torrträd och utgör det största hotet mot arten. Skogsbrukets hänsyn måste tillåta att vissa skogsarealer, inte bara av låg bonitet, når mycket hög ålder. Tillgången på naturliga boplatser för slaguggla har minskat drastiskt och kommer även att minska i framtiden. Detta beror på det moderna skogsbrukets inriktning och metoder som inte längre tillåter utbildandet av träd av de dimensioner som säkerställer nybildning av lämpliga boplatser i form av rötade stammar som kan bilda ”skorstenar” eller större hål i samband med kvistbrott. Som exempel på vad som krävs kan nämnas att tolv, genom dendrokronologisk analys, daterade bebodda torrakstubbar i Hälsingland hade varit döda i 255 år (129–360 år) och var 200–400 år gamla innan de dog. De äldsta tallarna hade alltså börjat växa från begynnelsen av 1300-talet och de yngsta från mitten av 1600-talet (SLU Artdatabanken, 2026).</w:t>
-      </w:r>
-    </w:p>
-    <w:p>
-      <w:pPr>
-        <w:pStyle w:val="Heading2"/>
-      </w:pPr>
-      <w:r>
-        <w:t>Referenser – slaguggla</w:t>
-      </w:r>
-    </w:p>
-    <w:p>
-      <w:r>
-        <w:t xml:space="preserve">Skogsstyrelsen, 2016. </w:t>
-      </w:r>
-      <w:r>
-        <w:rPr>
-          <w:i/>
-        </w:rPr>
-        <w:t xml:space="preserve">Vägledning för hänsyn till fåglar – Slaguggla. </w:t>
-      </w:r>
-      <w:r>
-        <w:t>www.skogsstyrelsen.se</w:t>
-      </w:r>
-    </w:p>
-    <w:p>
-      <w:r>
-        <w:t xml:space="preserve">SLU Artdatabanken, 2026. </w:t>
-      </w:r>
-      <w:r>
-        <w:rPr>
-          <w:i/>
-        </w:rPr>
-        <w:t xml:space="preserve">Artfaktablad. Naturvård – artfakta. </w:t>
-      </w:r>
-      <w:r>
         <w:t>SLU Artdatabanken, Uppsala</w:t>
-      </w:r>
-    </w:p>
-    <w:p>
-      <w:pPr>
-        <w:pStyle w:val="Heading1"/>
-      </w:pPr>
-      <w:r>
-        <w:t>Sparvuggla – ekologi samt krav på livsmiljön</w:t>
-      </w:r>
-    </w:p>
-    <w:p>
-      <w:r>
-        <w:t>Sparvuggla (NT, §4) är fridlyst enligt 4§ artskyddsförordningen och omfattas av bilaga 1 EU:s fågeldirektiv. Den har minskat med 15 (5–25) % under de senaste 15 åren och minskningstakten för den svenska populationen bedöms vara nära gränsvärdet för Sårbar (VU) (SLU Artdatabanken 2026).</w:t>
-      </w:r>
-    </w:p>
-    <w:p>
-      <w:r>
-        <w:t>Sparvugglan häckar i naturskog samt i klassisk bondeskog och förekommer främst i större skogsområden som domineras av barrblandskog med stort inslag av asp, björk och andra lövträd. Den behöver relativt stora skogsområden och saknas helt i mindre skogar och isolerade dungar. Reviren är i storleksordningen upp till 200 hektar. Sparvugglan missgynnas av överföring av variationsrika bondeskogar till ensartade produktionsskogar – särskilt avverkning av lövträdsrika kantzoner och igenplantering av gamla inägor (Skogsstyrelsen, 2016).</w:t>
-      </w:r>
-    </w:p>
-    <w:p>
-      <w:pPr>
-        <w:pStyle w:val="Heading2"/>
-      </w:pPr>
-      <w:r>
-        <w:t>Referenser – sparvuggla</w:t>
-      </w:r>
-    </w:p>
-    <w:p>
-      <w:r>
-        <w:t xml:space="preserve">Skogsstyrelsen, 2016. </w:t>
-      </w:r>
-      <w:r>
-        <w:rPr>
-          <w:i/>
-        </w:rPr>
-        <w:t>Vägledning för hänsyn till sparvuggla.</w:t>
-      </w:r>
-    </w:p>
-    <w:p>
-      <w:r>
-        <w:t xml:space="preserve">SLU Artdatabanken, 2026. </w:t>
-      </w:r>
-      <w:r>
-        <w:rPr>
-          <w:i/>
-        </w:rPr>
-        <w:t xml:space="preserve">Artfaktablad. Naturvård – artfakta. </w:t>
-      </w:r>
-      <w:r>
-        <w:t>SLU Artdatabanken, Uppsala.</w:t>
       </w:r>
     </w:p>
     <w:sectPr>
@@ -1504,7 +1461,7 @@
     <w:r>
       <w:tab/>
       <w:tab/>
-      <w:t>2026-06-20</w:t>
+      <w:t>2026-06-21</w:t>
       <w:br/>
       <w:br/>
     </w:r>

--- a/klagomål/A 43970-2025 FSC-klagomål.docx
+++ b/klagomål/A 43970-2025 FSC-klagomål.docx
@@ -1461,7 +1461,7 @@
     <w:r>
       <w:tab/>
       <w:tab/>
-      <w:t>2026-06-21</w:t>
+      <w:t>2026-06-22</w:t>
       <w:br/>
       <w:br/>
     </w:r>

--- a/klagomål/A 43970-2025 FSC-klagomål.docx
+++ b/klagomål/A 43970-2025 FSC-klagomål.docx
@@ -1461,7 +1461,7 @@
     <w:r>
       <w:tab/>
       <w:tab/>
-      <w:t>2026-06-22</w:t>
+      <w:t>2026-06-23</w:t>
       <w:br/>
       <w:br/>
     </w:r>

--- a/klagomål/A 43970-2025 FSC-klagomål.docx
+++ b/klagomål/A 43970-2025 FSC-klagomål.docx
@@ -1461,7 +1461,7 @@
     <w:r>
       <w:tab/>
       <w:tab/>
-      <w:t>2026-06-23</w:t>
+      <w:t>2026-06-24</w:t>
       <w:br/>
       <w:br/>
     </w:r>

--- a/klagomål/A 43970-2025 FSC-klagomål.docx
+++ b/klagomål/A 43970-2025 FSC-klagomål.docx
@@ -1461,7 +1461,7 @@
     <w:r>
       <w:tab/>
       <w:tab/>
-      <w:t>2026-06-24</w:t>
+      <w:t>2026-06-25</w:t>
       <w:br/>
       <w:br/>
     </w:r>

--- a/klagomål/A 43970-2025 FSC-klagomål.docx
+++ b/klagomål/A 43970-2025 FSC-klagomål.docx
@@ -1461,7 +1461,7 @@
     <w:r>
       <w:tab/>
       <w:tab/>
-      <w:t>2026-06-25</w:t>
+      <w:t>2026-06-26</w:t>
       <w:br/>
       <w:br/>
     </w:r>

--- a/klagomål/A 43970-2025 FSC-klagomål.docx
+++ b/klagomål/A 43970-2025 FSC-klagomål.docx
@@ -1461,7 +1461,7 @@
     <w:r>
       <w:tab/>
       <w:tab/>
-      <w:t>2026-06-26</w:t>
+      <w:t>2026-06-27</w:t>
       <w:br/>
       <w:br/>
     </w:r>

--- a/klagomål/A 43970-2025 FSC-klagomål.docx
+++ b/klagomål/A 43970-2025 FSC-klagomål.docx
@@ -1461,7 +1461,7 @@
     <w:r>
       <w:tab/>
       <w:tab/>
-      <w:t>2026-06-27</w:t>
+      <w:t>2026-06-28</w:t>
       <w:br/>
       <w:br/>
     </w:r>

--- a/klagomål/A 43970-2025 FSC-klagomål.docx
+++ b/klagomål/A 43970-2025 FSC-klagomål.docx
@@ -1461,7 +1461,7 @@
     <w:r>
       <w:tab/>
       <w:tab/>
-      <w:t>2026-06-28</w:t>
+      <w:t>2026-06-29</w:t>
       <w:br/>
       <w:br/>
     </w:r>
